--- a/DOCUMENTACION/Manual_de_implantacion.docx
+++ b/DOCUMENTACION/Manual_de_implantacion.docx
@@ -21,25 +21,7 @@
           <w:sz w:val="72"/>
           <w:szCs w:val="72"/>
         </w:rPr>
-        <w:t xml:space="preserve">MANUAL DE </w:t>
-      </w:r>
-      <w:r>
-        <w:rPr>
-          <w:b/>
-          <w:bCs/>
-          <w:sz w:val="72"/>
-          <w:szCs w:val="72"/>
-        </w:rPr>
-        <w:t>IMPLANTACIÓN</w:t>
-      </w:r>
-      <w:r>
-        <w:rPr>
-          <w:b/>
-          <w:bCs/>
-          <w:sz w:val="72"/>
-          <w:szCs w:val="72"/>
-        </w:rPr>
-        <w:t xml:space="preserve"> DE BLANCONOMICON</w:t>
+        <w:t>MANUAL DE IMPLANTACIÓN DE BLANCONOMICON</w:t>
       </w:r>
     </w:p>
     <w:p>
@@ -369,7 +351,25 @@
           <w:sz w:val="36"/>
           <w:szCs w:val="36"/>
         </w:rPr>
-        <w:t>servidor para poder ejecutar codigo php</w:t>
+        <w:t>servidor para poder ejecutar c</w:t>
+      </w:r>
+      <w:r>
+        <w:rPr>
+          <w:b w:val="false"/>
+          <w:bCs w:val="false"/>
+          <w:sz w:val="36"/>
+          <w:szCs w:val="36"/>
+        </w:rPr>
+        <w:t>ó</w:t>
+      </w:r>
+      <w:r>
+        <w:rPr>
+          <w:b w:val="false"/>
+          <w:bCs w:val="false"/>
+          <w:sz w:val="36"/>
+          <w:szCs w:val="36"/>
+        </w:rPr>
+        <w:t>digo php</w:t>
       </w:r>
     </w:p>
     <w:p>
@@ -404,23 +404,3146 @@
           <w:sz w:val="36"/>
           <w:szCs w:val="36"/>
         </w:rPr>
-        <w:t>base de datos a la que se conecta la aplicacion</w:t>
+        <w:t>base de datos a la que se conecta la aplicación</w:t>
+      </w:r>
+    </w:p>
+    <w:p>
+      <w:pPr>
+        <w:pStyle w:val="Normal"/>
+        <w:numPr>
+          <w:ilvl w:val="0"/>
+          <w:numId w:val="1"/>
+        </w:numPr>
+        <w:bidi w:val="0"/>
+        <w:jc w:val="start"/>
+        <w:rPr>
+          <w:b w:val="false"/>
+          <w:bCs w:val="false"/>
+          <w:sz w:val="36"/>
+          <w:szCs w:val="36"/>
+        </w:rPr>
+      </w:pPr>
+      <w:r>
+        <w:rPr>
+          <w:b/>
+          <w:bCs/>
+          <w:sz w:val="36"/>
+          <w:szCs w:val="36"/>
+        </w:rPr>
+        <w:t>Editor de texto:</w:t>
+      </w:r>
+      <w:r>
+        <w:rPr>
+          <w:b w:val="false"/>
+          <w:bCs w:val="false"/>
+          <w:sz w:val="36"/>
+          <w:szCs w:val="36"/>
+        </w:rPr>
+        <w:t xml:space="preserve"> cualquier editor donde puedas editar un archivo</w:t>
+      </w:r>
+    </w:p>
+    <w:p>
+      <w:pPr>
+        <w:pStyle w:val="Normal"/>
+        <w:numPr>
+          <w:ilvl w:val="0"/>
+          <w:numId w:val="1"/>
+        </w:numPr>
+        <w:bidi w:val="0"/>
+        <w:jc w:val="start"/>
+        <w:rPr>
+          <w:b w:val="false"/>
+          <w:bCs w:val="false"/>
+          <w:sz w:val="36"/>
+          <w:szCs w:val="36"/>
+        </w:rPr>
+      </w:pPr>
+      <w:r>
+        <w:rPr>
+          <w:b/>
+          <w:bCs/>
+          <w:sz w:val="36"/>
+          <w:szCs w:val="36"/>
+        </w:rPr>
+        <w:t>Carpeta con el SQL de la base de datos:</w:t>
+      </w:r>
+      <w:r>
+        <w:rPr>
+          <w:b w:val="false"/>
+          <w:bCs w:val="false"/>
+          <w:sz w:val="36"/>
+          <w:szCs w:val="36"/>
+        </w:rPr>
+        <w:t xml:space="preserve"> carpeta con el SQL con la información que se quiere añadir, este SQL esta disponible en la carpeta sql del proyecto</w:t>
+      </w:r>
+    </w:p>
+    <w:p>
+      <w:pPr>
+        <w:pStyle w:val="Normal"/>
+        <w:bidi w:val="0"/>
+        <w:jc w:val="start"/>
+        <w:rPr>
+          <w:b w:val="false"/>
+          <w:bCs w:val="false"/>
+          <w:sz w:val="36"/>
+          <w:szCs w:val="36"/>
+        </w:rPr>
+      </w:pPr>
+      <w:r>
+        <w:rPr>
+          <w:b w:val="false"/>
+          <w:bCs w:val="false"/>
+          <w:sz w:val="36"/>
+          <w:szCs w:val="36"/>
+        </w:rPr>
+      </w:r>
+    </w:p>
+    <w:p>
+      <w:pPr>
+        <w:pStyle w:val="Normal"/>
+        <w:bidi w:val="0"/>
+        <w:jc w:val="start"/>
+        <w:rPr>
+          <w:b w:val="false"/>
+          <w:bCs w:val="false"/>
+          <w:sz w:val="36"/>
+          <w:szCs w:val="36"/>
+        </w:rPr>
+      </w:pPr>
+      <w:r>
+        <w:rPr>
+          <w:b w:val="false"/>
+          <w:bCs w:val="false"/>
+          <w:sz w:val="36"/>
+          <w:szCs w:val="36"/>
+        </w:rPr>
+        <w:t>Para este manual se va a utilizar XAMPP para el servidor y la base de datos y Visual Studio Code para editar los archivos, pero tal y como se ha descrito antes, se puede usar cualquier herramienta que tenga un servidor apache, una base de datos de MariaDB o MySQL y cualquier editor de texto (incluido el bloc de notas)</w:t>
+      </w:r>
+    </w:p>
+    <w:p>
+      <w:pPr>
+        <w:pStyle w:val="Normal"/>
+        <w:bidi w:val="0"/>
+        <w:jc w:val="start"/>
+        <w:rPr>
+          <w:b w:val="false"/>
+          <w:bCs w:val="false"/>
+          <w:sz w:val="36"/>
+          <w:szCs w:val="36"/>
+        </w:rPr>
+      </w:pPr>
+      <w:r>
+        <w:rPr>
+          <w:b w:val="false"/>
+          <w:bCs w:val="false"/>
+          <w:sz w:val="36"/>
+          <w:szCs w:val="36"/>
+        </w:rPr>
+      </w:r>
+    </w:p>
+    <w:p>
+      <w:pPr>
+        <w:pStyle w:val="Normal"/>
+        <w:bidi w:val="0"/>
+        <w:jc w:val="start"/>
+        <w:rPr>
+          <w:b w:val="false"/>
+          <w:bCs w:val="false"/>
+          <w:sz w:val="36"/>
+          <w:szCs w:val="36"/>
+        </w:rPr>
+      </w:pPr>
+      <w:r>
+        <w:rPr>
+          <w:b w:val="false"/>
+          <w:bCs w:val="false"/>
+          <w:sz w:val="36"/>
+          <w:szCs w:val="36"/>
+        </w:rPr>
+      </w:r>
+    </w:p>
+    <w:p>
+      <w:pPr>
+        <w:pStyle w:val="Normal"/>
+        <w:bidi w:val="0"/>
+        <w:jc w:val="start"/>
+        <w:rPr>
+          <w:b w:val="false"/>
+          <w:bCs w:val="false"/>
+          <w:sz w:val="36"/>
+          <w:szCs w:val="36"/>
+        </w:rPr>
+      </w:pPr>
+      <w:r>
+        <w:rPr>
+          <w:b w:val="false"/>
+          <w:bCs w:val="false"/>
+          <w:sz w:val="36"/>
+          <w:szCs w:val="36"/>
+        </w:rPr>
+      </w:r>
+    </w:p>
+    <w:p>
+      <w:pPr>
+        <w:pStyle w:val="Normal"/>
+        <w:bidi w:val="0"/>
+        <w:jc w:val="start"/>
+        <w:rPr>
+          <w:b w:val="false"/>
+          <w:bCs w:val="false"/>
+          <w:sz w:val="36"/>
+          <w:szCs w:val="36"/>
+        </w:rPr>
+      </w:pPr>
+      <w:r>
+        <w:rPr>
+          <w:b w:val="false"/>
+          <w:bCs w:val="false"/>
+          <w:sz w:val="36"/>
+          <w:szCs w:val="36"/>
+        </w:rPr>
+      </w:r>
+    </w:p>
+    <w:p>
+      <w:pPr>
+        <w:pStyle w:val="Normal"/>
+        <w:bidi w:val="0"/>
+        <w:jc w:val="start"/>
+        <w:rPr>
+          <w:b w:val="false"/>
+          <w:bCs w:val="false"/>
+          <w:sz w:val="36"/>
+          <w:szCs w:val="36"/>
+        </w:rPr>
+      </w:pPr>
+      <w:r>
+        <w:rPr>
+          <w:b w:val="false"/>
+          <w:bCs w:val="false"/>
+          <w:sz w:val="36"/>
+          <w:szCs w:val="36"/>
+        </w:rPr>
+      </w:r>
+    </w:p>
+    <w:p>
+      <w:pPr>
+        <w:pStyle w:val="Normal"/>
+        <w:bidi w:val="0"/>
+        <w:jc w:val="start"/>
+        <w:rPr>
+          <w:b w:val="false"/>
+          <w:bCs w:val="false"/>
+          <w:sz w:val="36"/>
+          <w:szCs w:val="36"/>
+        </w:rPr>
+      </w:pPr>
+      <w:r>
+        <w:rPr>
+          <w:b w:val="false"/>
+          <w:bCs w:val="false"/>
+          <w:sz w:val="36"/>
+          <w:szCs w:val="36"/>
+        </w:rPr>
+      </w:r>
+    </w:p>
+    <w:p>
+      <w:pPr>
+        <w:pStyle w:val="Normal"/>
+        <w:bidi w:val="0"/>
+        <w:jc w:val="start"/>
+        <w:rPr>
+          <w:b w:val="false"/>
+          <w:bCs w:val="false"/>
+          <w:sz w:val="36"/>
+          <w:szCs w:val="36"/>
+        </w:rPr>
+      </w:pPr>
+      <w:r>
+        <w:rPr>
+          <w:b w:val="false"/>
+          <w:bCs w:val="false"/>
+          <w:sz w:val="36"/>
+          <w:szCs w:val="36"/>
+        </w:rPr>
+      </w:r>
+    </w:p>
+    <w:p>
+      <w:pPr>
+        <w:pStyle w:val="Normal"/>
+        <w:bidi w:val="0"/>
+        <w:jc w:val="start"/>
+        <w:rPr>
+          <w:b w:val="false"/>
+          <w:bCs w:val="false"/>
+          <w:sz w:val="36"/>
+          <w:szCs w:val="36"/>
+        </w:rPr>
+      </w:pPr>
+      <w:r>
+        <w:rPr>
+          <w:b w:val="false"/>
+          <w:bCs w:val="false"/>
+          <w:sz w:val="36"/>
+          <w:szCs w:val="36"/>
+        </w:rPr>
+      </w:r>
+    </w:p>
+    <w:p>
+      <w:pPr>
+        <w:pStyle w:val="Normal"/>
+        <w:bidi w:val="0"/>
+        <w:jc w:val="start"/>
+        <w:rPr>
+          <w:b w:val="false"/>
+          <w:bCs w:val="false"/>
+          <w:sz w:val="36"/>
+          <w:szCs w:val="36"/>
+        </w:rPr>
+      </w:pPr>
+      <w:r>
+        <w:rPr>
+          <w:b w:val="false"/>
+          <w:bCs w:val="false"/>
+          <w:sz w:val="36"/>
+          <w:szCs w:val="36"/>
+        </w:rPr>
+      </w:r>
+    </w:p>
+    <w:p>
+      <w:pPr>
+        <w:pStyle w:val="Normal"/>
+        <w:bidi w:val="0"/>
+        <w:jc w:val="start"/>
+        <w:rPr>
+          <w:b w:val="false"/>
+          <w:bCs w:val="false"/>
+          <w:sz w:val="36"/>
+          <w:szCs w:val="36"/>
+        </w:rPr>
+      </w:pPr>
+      <w:r>
+        <w:rPr>
+          <w:b w:val="false"/>
+          <w:bCs w:val="false"/>
+          <w:sz w:val="36"/>
+          <w:szCs w:val="36"/>
+        </w:rPr>
+      </w:r>
+    </w:p>
+    <w:p>
+      <w:pPr>
+        <w:pStyle w:val="Normal"/>
+        <w:bidi w:val="0"/>
+        <w:jc w:val="start"/>
+        <w:rPr>
+          <w:b w:val="false"/>
+          <w:bCs w:val="false"/>
+          <w:sz w:val="36"/>
+          <w:szCs w:val="36"/>
+        </w:rPr>
+      </w:pPr>
+      <w:r>
+        <w:rPr>
+          <w:b w:val="false"/>
+          <w:bCs w:val="false"/>
+          <w:sz w:val="36"/>
+          <w:szCs w:val="36"/>
+        </w:rPr>
+      </w:r>
+    </w:p>
+    <w:p>
+      <w:pPr>
+        <w:pStyle w:val="Normal"/>
+        <w:bidi w:val="0"/>
+        <w:jc w:val="start"/>
+        <w:rPr>
+          <w:b w:val="false"/>
+          <w:bCs w:val="false"/>
+          <w:sz w:val="36"/>
+          <w:szCs w:val="36"/>
+        </w:rPr>
+      </w:pPr>
+      <w:r>
+        <w:rPr>
+          <w:b w:val="false"/>
+          <w:bCs w:val="false"/>
+          <w:sz w:val="36"/>
+          <w:szCs w:val="36"/>
+        </w:rPr>
+      </w:r>
+    </w:p>
+    <w:p>
+      <w:pPr>
+        <w:pStyle w:val="Normal"/>
+        <w:bidi w:val="0"/>
+        <w:jc w:val="start"/>
+        <w:rPr>
+          <w:b w:val="false"/>
+          <w:bCs w:val="false"/>
+          <w:sz w:val="36"/>
+          <w:szCs w:val="36"/>
+        </w:rPr>
+      </w:pPr>
+      <w:r>
+        <w:rPr>
+          <w:b w:val="false"/>
+          <w:bCs w:val="false"/>
+          <w:sz w:val="36"/>
+          <w:szCs w:val="36"/>
+        </w:rPr>
+      </w:r>
+    </w:p>
+    <w:p>
+      <w:pPr>
+        <w:pStyle w:val="Normal"/>
+        <w:bidi w:val="0"/>
+        <w:jc w:val="start"/>
+        <w:rPr>
+          <w:b w:val="false"/>
+          <w:bCs w:val="false"/>
+          <w:sz w:val="36"/>
+          <w:szCs w:val="36"/>
+        </w:rPr>
+      </w:pPr>
+      <w:r>
+        <w:rPr>
+          <w:b w:val="false"/>
+          <w:bCs w:val="false"/>
+          <w:sz w:val="36"/>
+          <w:szCs w:val="36"/>
+        </w:rPr>
+      </w:r>
+    </w:p>
+    <w:p>
+      <w:pPr>
+        <w:pStyle w:val="Normal"/>
+        <w:bidi w:val="0"/>
+        <w:jc w:val="start"/>
+        <w:rPr>
+          <w:b w:val="false"/>
+          <w:bCs w:val="false"/>
+          <w:sz w:val="36"/>
+          <w:szCs w:val="36"/>
+        </w:rPr>
+      </w:pPr>
+      <w:r>
+        <w:rPr>
+          <w:b w:val="false"/>
+          <w:bCs w:val="false"/>
+          <w:sz w:val="36"/>
+          <w:szCs w:val="36"/>
+        </w:rPr>
+      </w:r>
+    </w:p>
+    <w:p>
+      <w:pPr>
+        <w:pStyle w:val="Normal"/>
+        <w:bidi w:val="0"/>
+        <w:jc w:val="start"/>
+        <w:rPr>
+          <w:b w:val="false"/>
+          <w:bCs w:val="false"/>
+          <w:sz w:val="36"/>
+          <w:szCs w:val="36"/>
+        </w:rPr>
+      </w:pPr>
+      <w:r>
+        <w:rPr>
+          <w:b w:val="false"/>
+          <w:bCs w:val="false"/>
+          <w:sz w:val="36"/>
+          <w:szCs w:val="36"/>
+        </w:rPr>
+      </w:r>
+    </w:p>
+    <w:p>
+      <w:pPr>
+        <w:pStyle w:val="Normal"/>
+        <w:bidi w:val="0"/>
+        <w:jc w:val="start"/>
+        <w:rPr>
+          <w:b w:val="false"/>
+          <w:bCs w:val="false"/>
+          <w:sz w:val="36"/>
+          <w:szCs w:val="36"/>
+        </w:rPr>
+      </w:pPr>
+      <w:r>
+        <w:rPr>
+          <w:b w:val="false"/>
+          <w:bCs w:val="false"/>
+          <w:sz w:val="36"/>
+          <w:szCs w:val="36"/>
+        </w:rPr>
+      </w:r>
+    </w:p>
+    <w:p>
+      <w:pPr>
+        <w:pStyle w:val="Normal"/>
+        <w:bidi w:val="0"/>
+        <w:jc w:val="start"/>
+        <w:rPr>
+          <w:b w:val="false"/>
+          <w:bCs w:val="false"/>
+          <w:sz w:val="36"/>
+          <w:szCs w:val="36"/>
+        </w:rPr>
+      </w:pPr>
+      <w:r>
+        <w:rPr>
+          <w:b w:val="false"/>
+          <w:bCs w:val="false"/>
+          <w:sz w:val="36"/>
+          <w:szCs w:val="36"/>
+        </w:rPr>
+      </w:r>
+    </w:p>
+    <w:p>
+      <w:pPr>
+        <w:pStyle w:val="Normal"/>
+        <w:bidi w:val="0"/>
+        <w:jc w:val="start"/>
+        <w:rPr>
+          <w:b w:val="false"/>
+          <w:bCs w:val="false"/>
+          <w:sz w:val="36"/>
+          <w:szCs w:val="36"/>
+        </w:rPr>
+      </w:pPr>
+      <w:r>
+        <w:rPr>
+          <w:b w:val="false"/>
+          <w:bCs w:val="false"/>
+          <w:sz w:val="36"/>
+          <w:szCs w:val="36"/>
+        </w:rPr>
+      </w:r>
+    </w:p>
+    <w:p>
+      <w:pPr>
+        <w:pStyle w:val="Normal"/>
+        <w:bidi w:val="0"/>
+        <w:jc w:val="start"/>
+        <w:rPr>
+          <w:b w:val="false"/>
+          <w:bCs w:val="false"/>
+          <w:sz w:val="36"/>
+          <w:szCs w:val="36"/>
+        </w:rPr>
+      </w:pPr>
+      <w:r>
+        <w:rPr>
+          <w:b w:val="false"/>
+          <w:bCs w:val="false"/>
+          <w:sz w:val="36"/>
+          <w:szCs w:val="36"/>
+        </w:rPr>
+      </w:r>
+    </w:p>
+    <w:p>
+      <w:pPr>
+        <w:pStyle w:val="Normal"/>
+        <w:bidi w:val="0"/>
+        <w:jc w:val="center"/>
+        <w:rPr>
+          <w:b/>
+          <w:bCs/>
+          <w:sz w:val="72"/>
+          <w:szCs w:val="72"/>
+        </w:rPr>
+      </w:pPr>
+      <w:r>
+        <w:rPr>
+          <w:b/>
+          <w:bCs/>
+          <w:sz w:val="72"/>
+          <w:szCs w:val="72"/>
+        </w:rPr>
+        <w:t>Instalación y configuracion</w:t>
+      </w:r>
+    </w:p>
+    <w:p>
+      <w:pPr>
+        <w:pStyle w:val="Normal"/>
+        <w:bidi w:val="0"/>
+        <w:jc w:val="center"/>
+        <w:rPr>
+          <w:b/>
+          <w:bCs/>
+          <w:sz w:val="72"/>
+          <w:szCs w:val="72"/>
+        </w:rPr>
+      </w:pPr>
+      <w:r>
+        <w:rPr>
+          <w:b/>
+          <w:bCs/>
+          <w:sz w:val="72"/>
+          <w:szCs w:val="72"/>
+        </w:rPr>
+      </w:r>
+    </w:p>
+    <w:p>
+      <w:pPr>
+        <w:pStyle w:val="Normal"/>
+        <w:numPr>
+          <w:ilvl w:val="0"/>
+          <w:numId w:val="2"/>
+        </w:numPr>
+        <w:bidi w:val="0"/>
+        <w:jc w:val="start"/>
+        <w:rPr>
+          <w:b/>
+          <w:bCs/>
+          <w:sz w:val="36"/>
+          <w:szCs w:val="36"/>
+        </w:rPr>
+      </w:pPr>
+      <w:r>
+        <w:rPr>
+          <w:b/>
+          <w:bCs/>
+          <w:sz w:val="36"/>
+          <w:szCs w:val="36"/>
+        </w:rPr>
+        <w:t>Instalar XAMPP</w:t>
+      </w:r>
+    </w:p>
+    <w:p>
+      <w:pPr>
+        <w:pStyle w:val="Normal"/>
+        <w:numPr>
+          <w:ilvl w:val="0"/>
+          <w:numId w:val="0"/>
+        </w:numPr>
+        <w:bidi w:val="0"/>
+        <w:ind w:hanging="0" w:start="720"/>
+        <w:jc w:val="start"/>
+        <w:rPr>
+          <w:b/>
+          <w:bCs/>
+          <w:sz w:val="36"/>
+          <w:szCs w:val="36"/>
+        </w:rPr>
+      </w:pPr>
+      <w:r>
+        <w:rPr>
+          <w:b/>
+          <w:bCs/>
+          <w:sz w:val="36"/>
+          <w:szCs w:val="36"/>
+        </w:rPr>
+        <w:drawing>
+          <wp:anchor distT="0" distB="0" distL="0" distR="0" simplePos="0" relativeHeight="2" behindDoc="0" locked="0" layoutInCell="0" allowOverlap="1">
+            <wp:simplePos x="0" y="0"/>
+            <wp:positionH relativeFrom="column">
+              <wp:posOffset>286385</wp:posOffset>
+            </wp:positionH>
+            <wp:positionV relativeFrom="paragraph">
+              <wp:posOffset>868680</wp:posOffset>
+            </wp:positionV>
+            <wp:extent cx="4724400" cy="4000500"/>
+            <wp:effectExtent l="0" t="0" r="0" b="0"/>
+            <wp:wrapTopAndBottom/>
+            <wp:docPr id="1" name="Imagen1"/>
+            <wp:cNvGraphicFramePr>
+              <a:graphicFrameLocks xmlns:a="http://schemas.openxmlformats.org/drawingml/2006/main" noChangeAspect="1"/>
+            </wp:cNvGraphicFramePr>
+            <a:graphic xmlns:a="http://schemas.openxmlformats.org/drawingml/2006/main">
+              <a:graphicData uri="http://schemas.openxmlformats.org/drawingml/2006/picture">
+                <pic:pic xmlns:pic="http://schemas.openxmlformats.org/drawingml/2006/picture">
+                  <pic:nvPicPr>
+                    <pic:cNvPr id="1" name="Imagen1"/>
+                    <pic:cNvPicPr>
+                      <a:picLocks noChangeAspect="1" noChangeArrowheads="1"/>
+                    </pic:cNvPicPr>
+                  </pic:nvPicPr>
+                  <pic:blipFill>
+                    <a:blip r:embed="rId2"/>
+                    <a:stretch>
+                      <a:fillRect/>
+                    </a:stretch>
+                  </pic:blipFill>
+                  <pic:spPr bwMode="auto">
+                    <a:xfrm>
+                      <a:off x="0" y="0"/>
+                      <a:ext cx="4724400" cy="4000500"/>
+                    </a:xfrm>
+                    <a:prstGeom prst="rect">
+                      <a:avLst/>
+                    </a:prstGeom>
+                    <a:noFill/>
+                  </pic:spPr>
+                </pic:pic>
+              </a:graphicData>
+            </a:graphic>
+          </wp:anchor>
+        </w:drawing>
+      </w:r>
+    </w:p>
+    <w:p>
+      <w:pPr>
+        <w:pStyle w:val="Normal"/>
+        <w:bidi w:val="0"/>
+        <w:jc w:val="start"/>
+        <w:rPr>
+          <w:b w:val="false"/>
+          <w:bCs w:val="false"/>
+          <w:sz w:val="36"/>
+          <w:szCs w:val="36"/>
+        </w:rPr>
+      </w:pPr>
+      <w:r>
+        <w:rPr>
+          <w:b w:val="false"/>
+          <w:bCs w:val="false"/>
+          <w:sz w:val="36"/>
+          <w:szCs w:val="36"/>
+        </w:rPr>
+        <w:t xml:space="preserve">Buscar en internet el instalador de XAMPP y ejecutarlo. Se abrirá la siguiente ventana y hay que pulsar </w:t>
+      </w:r>
+      <w:r>
+        <w:rPr>
+          <w:b/>
+          <w:bCs/>
+          <w:i/>
+          <w:iCs/>
+          <w:sz w:val="36"/>
+          <w:szCs w:val="36"/>
+        </w:rPr>
+        <w:t>Next &gt;</w:t>
+      </w:r>
+      <w:r>
+        <w:rPr>
+          <w:b w:val="false"/>
+          <w:bCs w:val="false"/>
+          <w:sz w:val="36"/>
+          <w:szCs w:val="36"/>
+        </w:rPr>
+        <w:t>.</w:t>
+      </w:r>
+    </w:p>
+    <w:p>
+      <w:pPr>
+        <w:pStyle w:val="Normal"/>
+        <w:bidi w:val="0"/>
+        <w:jc w:val="start"/>
+        <w:rPr>
+          <w:b/>
+          <w:bCs/>
+          <w:sz w:val="36"/>
+          <w:szCs w:val="36"/>
+        </w:rPr>
+      </w:pPr>
+      <w:r>
+        <w:rPr>
+          <w:b/>
+          <w:bCs/>
+          <w:sz w:val="36"/>
+          <w:szCs w:val="36"/>
+        </w:rPr>
+      </w:r>
+    </w:p>
+    <w:p>
+      <w:pPr>
+        <w:pStyle w:val="Normal"/>
+        <w:bidi w:val="0"/>
+        <w:jc w:val="start"/>
+        <w:rPr>
+          <w:b/>
+          <w:bCs/>
+          <w:sz w:val="36"/>
+          <w:szCs w:val="36"/>
+        </w:rPr>
+      </w:pPr>
+      <w:r>
+        <w:rPr>
+          <w:b/>
+          <w:bCs/>
+          <w:sz w:val="36"/>
+          <w:szCs w:val="36"/>
+        </w:rPr>
+      </w:r>
+    </w:p>
+    <w:p>
+      <w:pPr>
+        <w:pStyle w:val="Normal"/>
+        <w:bidi w:val="0"/>
+        <w:jc w:val="start"/>
+        <w:rPr>
+          <w:b/>
+          <w:bCs/>
+          <w:sz w:val="36"/>
+          <w:szCs w:val="36"/>
+        </w:rPr>
+      </w:pPr>
+      <w:r>
+        <w:rPr>
+          <w:b/>
+          <w:bCs/>
+          <w:sz w:val="36"/>
+          <w:szCs w:val="36"/>
+        </w:rPr>
+      </w:r>
+    </w:p>
+    <w:p>
+      <w:pPr>
+        <w:pStyle w:val="Normal"/>
+        <w:bidi w:val="0"/>
+        <w:jc w:val="start"/>
+        <w:rPr>
+          <w:b/>
+          <w:bCs/>
+          <w:sz w:val="36"/>
+          <w:szCs w:val="36"/>
+        </w:rPr>
+      </w:pPr>
+      <w:r>
+        <w:rPr>
+          <w:b/>
+          <w:bCs/>
+          <w:sz w:val="36"/>
+          <w:szCs w:val="36"/>
+        </w:rPr>
+      </w:r>
+    </w:p>
+    <w:p>
+      <w:pPr>
+        <w:pStyle w:val="Normal"/>
+        <w:bidi w:val="0"/>
+        <w:jc w:val="start"/>
+        <w:rPr>
+          <w:b/>
+          <w:bCs/>
+          <w:sz w:val="36"/>
+          <w:szCs w:val="36"/>
+        </w:rPr>
+      </w:pPr>
+      <w:r>
+        <w:rPr>
+          <w:b/>
+          <w:bCs/>
+          <w:sz w:val="36"/>
+          <w:szCs w:val="36"/>
+        </w:rPr>
+      </w:r>
+    </w:p>
+    <w:p>
+      <w:pPr>
+        <w:pStyle w:val="Normal"/>
+        <w:bidi w:val="0"/>
+        <w:jc w:val="start"/>
+        <w:rPr>
+          <w:b/>
+          <w:bCs/>
+          <w:sz w:val="36"/>
+          <w:szCs w:val="36"/>
+        </w:rPr>
+      </w:pPr>
+      <w:r>
+        <w:rPr>
+          <w:b/>
+          <w:bCs/>
+          <w:sz w:val="36"/>
+          <w:szCs w:val="36"/>
+        </w:rPr>
+      </w:r>
+    </w:p>
+    <w:p>
+      <w:pPr>
+        <w:pStyle w:val="Normal"/>
+        <w:bidi w:val="0"/>
+        <w:jc w:val="start"/>
+        <w:rPr>
+          <w:b/>
+          <w:bCs/>
+          <w:sz w:val="36"/>
+          <w:szCs w:val="36"/>
+        </w:rPr>
+      </w:pPr>
+      <w:r>
+        <w:rPr>
+          <w:b/>
+          <w:bCs/>
+          <w:sz w:val="36"/>
+          <w:szCs w:val="36"/>
+        </w:rPr>
+      </w:r>
+    </w:p>
+    <w:p>
+      <w:pPr>
+        <w:pStyle w:val="Normal"/>
+        <w:bidi w:val="0"/>
+        <w:jc w:val="start"/>
+        <w:rPr>
+          <w:b/>
+          <w:bCs/>
+          <w:sz w:val="36"/>
+          <w:szCs w:val="36"/>
+        </w:rPr>
+      </w:pPr>
+      <w:r>
+        <w:rPr>
+          <w:b w:val="false"/>
+          <w:bCs w:val="false"/>
+          <w:sz w:val="36"/>
+          <w:szCs w:val="36"/>
+        </w:rPr>
+        <w:t xml:space="preserve">En la siguiente pesataña asegurarse de que la opción de MySQL y la de Apache estan seleccionadas y pulsar </w:t>
+      </w:r>
+      <w:r>
+        <w:rPr>
+          <w:b/>
+          <w:bCs/>
+          <w:i/>
+          <w:iCs/>
+          <w:sz w:val="36"/>
+          <w:szCs w:val="36"/>
+        </w:rPr>
+        <w:t>Next &gt;</w:t>
+      </w:r>
+      <w:r>
+        <w:rPr>
+          <w:b w:val="false"/>
+          <w:bCs w:val="false"/>
+          <w:sz w:val="36"/>
+          <w:szCs w:val="36"/>
+        </w:rPr>
+        <w:t>.</w:t>
+      </w:r>
+    </w:p>
+    <w:p>
+      <w:pPr>
+        <w:pStyle w:val="Normal"/>
+        <w:bidi w:val="0"/>
+        <w:jc w:val="start"/>
+        <w:rPr>
+          <w:b/>
+          <w:bCs/>
+          <w:sz w:val="36"/>
+          <w:szCs w:val="36"/>
+        </w:rPr>
+      </w:pPr>
+      <w:r>
+        <w:rPr>
+          <w:b/>
+          <w:bCs/>
+          <w:sz w:val="36"/>
+          <w:szCs w:val="36"/>
+        </w:rPr>
+      </w:r>
+    </w:p>
+    <w:p>
+      <w:pPr>
+        <w:pStyle w:val="Normal"/>
+        <w:bidi w:val="0"/>
+        <w:jc w:val="start"/>
+        <w:rPr>
+          <w:b/>
+          <w:bCs/>
+          <w:sz w:val="36"/>
+          <w:szCs w:val="36"/>
+        </w:rPr>
+      </w:pPr>
+      <w:r>
+        <w:rPr>
+          <w:b/>
+          <w:bCs/>
+          <w:sz w:val="36"/>
+          <w:szCs w:val="36"/>
+        </w:rPr>
+        <w:drawing>
+          <wp:anchor distT="0" distB="0" distL="0" distR="0" simplePos="0" relativeHeight="3" behindDoc="0" locked="0" layoutInCell="0" allowOverlap="1">
+            <wp:simplePos x="0" y="0"/>
+            <wp:positionH relativeFrom="column">
+              <wp:posOffset>191135</wp:posOffset>
+            </wp:positionH>
+            <wp:positionV relativeFrom="paragraph">
+              <wp:posOffset>57150</wp:posOffset>
+            </wp:positionV>
+            <wp:extent cx="4701540" cy="3962400"/>
+            <wp:effectExtent l="0" t="0" r="0" b="0"/>
+            <wp:wrapTopAndBottom/>
+            <wp:docPr id="2" name="Imagen2"/>
+            <wp:cNvGraphicFramePr>
+              <a:graphicFrameLocks xmlns:a="http://schemas.openxmlformats.org/drawingml/2006/main" noChangeAspect="1"/>
+            </wp:cNvGraphicFramePr>
+            <a:graphic xmlns:a="http://schemas.openxmlformats.org/drawingml/2006/main">
+              <a:graphicData uri="http://schemas.openxmlformats.org/drawingml/2006/picture">
+                <pic:pic xmlns:pic="http://schemas.openxmlformats.org/drawingml/2006/picture">
+                  <pic:nvPicPr>
+                    <pic:cNvPr id="2" name="Imagen2"/>
+                    <pic:cNvPicPr>
+                      <a:picLocks noChangeAspect="1" noChangeArrowheads="1"/>
+                    </pic:cNvPicPr>
+                  </pic:nvPicPr>
+                  <pic:blipFill>
+                    <a:blip r:embed="rId3"/>
+                    <a:stretch>
+                      <a:fillRect/>
+                    </a:stretch>
+                  </pic:blipFill>
+                  <pic:spPr bwMode="auto">
+                    <a:xfrm>
+                      <a:off x="0" y="0"/>
+                      <a:ext cx="4701540" cy="3962400"/>
+                    </a:xfrm>
+                    <a:prstGeom prst="rect">
+                      <a:avLst/>
+                    </a:prstGeom>
+                    <a:noFill/>
+                  </pic:spPr>
+                </pic:pic>
+              </a:graphicData>
+            </a:graphic>
+          </wp:anchor>
+        </w:drawing>
+      </w:r>
+    </w:p>
+    <w:p>
+      <w:pPr>
+        <w:pStyle w:val="Normal"/>
+        <w:bidi w:val="0"/>
+        <w:jc w:val="start"/>
+        <w:rPr>
+          <w:b/>
+          <w:bCs/>
+          <w:sz w:val="36"/>
+          <w:szCs w:val="36"/>
+        </w:rPr>
+      </w:pPr>
+      <w:r>
+        <w:rPr>
+          <w:b/>
+          <w:bCs/>
+          <w:sz w:val="36"/>
+          <w:szCs w:val="36"/>
+        </w:rPr>
+      </w:r>
+    </w:p>
+    <w:p>
+      <w:pPr>
+        <w:pStyle w:val="Normal"/>
+        <w:bidi w:val="0"/>
+        <w:jc w:val="start"/>
+        <w:rPr>
+          <w:b/>
+          <w:bCs/>
+          <w:sz w:val="36"/>
+          <w:szCs w:val="36"/>
+        </w:rPr>
+      </w:pPr>
+      <w:r>
+        <w:rPr>
+          <w:b w:val="false"/>
+          <w:bCs w:val="false"/>
+          <w:sz w:val="36"/>
+          <w:szCs w:val="36"/>
+        </w:rPr>
+        <w:t xml:space="preserve">En la siguiente pesataña elegir el idioma de ingles y pulsar </w:t>
+      </w:r>
+      <w:r>
+        <w:rPr>
+          <w:b/>
+          <w:bCs/>
+          <w:i/>
+          <w:iCs/>
+          <w:sz w:val="36"/>
+          <w:szCs w:val="36"/>
+        </w:rPr>
+        <w:t>Next &gt;</w:t>
+      </w:r>
+      <w:r>
+        <w:rPr>
+          <w:b w:val="false"/>
+          <w:bCs w:val="false"/>
+          <w:sz w:val="36"/>
+          <w:szCs w:val="36"/>
+        </w:rPr>
+        <w:t>.</w:t>
+      </w:r>
+    </w:p>
+    <w:p>
+      <w:pPr>
+        <w:pStyle w:val="Normal"/>
+        <w:bidi w:val="0"/>
+        <w:jc w:val="start"/>
+        <w:rPr>
+          <w:b/>
+          <w:bCs/>
+          <w:sz w:val="36"/>
+          <w:szCs w:val="36"/>
+        </w:rPr>
+      </w:pPr>
+      <w:r>
+        <w:rPr>
+          <w:b/>
+          <w:bCs/>
+          <w:sz w:val="36"/>
+          <w:szCs w:val="36"/>
+        </w:rPr>
+        <w:drawing>
+          <wp:anchor distT="0" distB="0" distL="0" distR="0" simplePos="0" relativeHeight="14" behindDoc="0" locked="0" layoutInCell="0" allowOverlap="1">
+            <wp:simplePos x="0" y="0"/>
+            <wp:positionH relativeFrom="column">
+              <wp:posOffset>61595</wp:posOffset>
+            </wp:positionH>
+            <wp:positionV relativeFrom="paragraph">
+              <wp:posOffset>156210</wp:posOffset>
+            </wp:positionV>
+            <wp:extent cx="4747260" cy="3260725"/>
+            <wp:effectExtent l="0" t="0" r="0" b="0"/>
+            <wp:wrapTopAndBottom/>
+            <wp:docPr id="3" name="Imagen4"/>
+            <wp:cNvGraphicFramePr>
+              <a:graphicFrameLocks xmlns:a="http://schemas.openxmlformats.org/drawingml/2006/main" noChangeAspect="1"/>
+            </wp:cNvGraphicFramePr>
+            <a:graphic xmlns:a="http://schemas.openxmlformats.org/drawingml/2006/main">
+              <a:graphicData uri="http://schemas.openxmlformats.org/drawingml/2006/picture">
+                <pic:pic xmlns:pic="http://schemas.openxmlformats.org/drawingml/2006/picture">
+                  <pic:nvPicPr>
+                    <pic:cNvPr id="3" name="Imagen4"/>
+                    <pic:cNvPicPr>
+                      <a:picLocks noChangeAspect="1" noChangeArrowheads="1"/>
+                    </pic:cNvPicPr>
+                  </pic:nvPicPr>
+                  <pic:blipFill>
+                    <a:blip r:embed="rId4"/>
+                    <a:stretch>
+                      <a:fillRect/>
+                    </a:stretch>
+                  </pic:blipFill>
+                  <pic:spPr bwMode="auto">
+                    <a:xfrm>
+                      <a:off x="0" y="0"/>
+                      <a:ext cx="4747260" cy="3260725"/>
+                    </a:xfrm>
+                    <a:prstGeom prst="rect">
+                      <a:avLst/>
+                    </a:prstGeom>
+                    <a:noFill/>
+                  </pic:spPr>
+                </pic:pic>
+              </a:graphicData>
+            </a:graphic>
+          </wp:anchor>
+        </w:drawing>
+      </w:r>
+    </w:p>
+    <w:p>
+      <w:pPr>
+        <w:pStyle w:val="Normal"/>
+        <w:bidi w:val="0"/>
+        <w:jc w:val="start"/>
+        <w:rPr>
+          <w:b/>
+          <w:bCs/>
+          <w:sz w:val="36"/>
+          <w:szCs w:val="36"/>
+        </w:rPr>
+      </w:pPr>
+      <w:r>
+        <w:rPr>
+          <w:b/>
+          <w:bCs/>
+          <w:sz w:val="36"/>
+          <w:szCs w:val="36"/>
+        </w:rPr>
+      </w:r>
+    </w:p>
+    <w:p>
+      <w:pPr>
+        <w:pStyle w:val="Normal"/>
+        <w:bidi w:val="0"/>
+        <w:jc w:val="start"/>
+        <w:rPr>
+          <w:b/>
+          <w:bCs/>
+          <w:sz w:val="36"/>
+          <w:szCs w:val="36"/>
+        </w:rPr>
+      </w:pPr>
+      <w:r>
+        <w:rPr>
+          <w:b w:val="false"/>
+          <w:bCs w:val="false"/>
+          <w:sz w:val="36"/>
+          <w:szCs w:val="36"/>
+        </w:rPr>
+        <w:t xml:space="preserve">En la siguiente pesataña elegir la carpeta en la que se va a instalar XAMPP (tiene que ser una carpeta vacia) y pulsar </w:t>
+      </w:r>
+      <w:r>
+        <w:rPr>
+          <w:b/>
+          <w:bCs/>
+          <w:i/>
+          <w:iCs/>
+          <w:sz w:val="36"/>
+          <w:szCs w:val="36"/>
+        </w:rPr>
+        <w:t>Next &gt;</w:t>
+      </w:r>
+      <w:r>
+        <w:rPr>
+          <w:b w:val="false"/>
+          <w:bCs w:val="false"/>
+          <w:sz w:val="36"/>
+          <w:szCs w:val="36"/>
+        </w:rPr>
+        <w:t>.</w:t>
+      </w:r>
+    </w:p>
+    <w:p>
+      <w:pPr>
+        <w:pStyle w:val="Normal"/>
+        <w:bidi w:val="0"/>
+        <w:jc w:val="start"/>
+        <w:rPr>
+          <w:b/>
+          <w:bCs/>
+          <w:sz w:val="36"/>
+          <w:szCs w:val="36"/>
+        </w:rPr>
+      </w:pPr>
+      <w:r>
+        <w:rPr>
+          <w:b/>
+          <w:bCs/>
+          <w:sz w:val="36"/>
+          <w:szCs w:val="36"/>
+        </w:rPr>
+      </w:r>
+    </w:p>
+    <w:p>
+      <w:pPr>
+        <w:pStyle w:val="Normal"/>
+        <w:bidi w:val="0"/>
+        <w:jc w:val="start"/>
+        <w:rPr>
+          <w:b/>
+          <w:bCs/>
+          <w:sz w:val="36"/>
+          <w:szCs w:val="36"/>
+        </w:rPr>
+      </w:pPr>
+      <w:r>
+        <w:rPr>
+          <w:b/>
+          <w:bCs/>
+          <w:sz w:val="36"/>
+          <w:szCs w:val="36"/>
+        </w:rPr>
+        <w:drawing>
+          <wp:anchor distT="0" distB="0" distL="0" distR="0" simplePos="0" relativeHeight="15" behindDoc="0" locked="0" layoutInCell="0" allowOverlap="1">
+            <wp:simplePos x="0" y="0"/>
+            <wp:positionH relativeFrom="column">
+              <wp:posOffset>61595</wp:posOffset>
+            </wp:positionH>
+            <wp:positionV relativeFrom="paragraph">
+              <wp:posOffset>19685</wp:posOffset>
+            </wp:positionV>
+            <wp:extent cx="4724400" cy="3977640"/>
+            <wp:effectExtent l="0" t="0" r="0" b="0"/>
+            <wp:wrapTopAndBottom/>
+            <wp:docPr id="4" name="Imagen3"/>
+            <wp:cNvGraphicFramePr>
+              <a:graphicFrameLocks xmlns:a="http://schemas.openxmlformats.org/drawingml/2006/main" noChangeAspect="1"/>
+            </wp:cNvGraphicFramePr>
+            <a:graphic xmlns:a="http://schemas.openxmlformats.org/drawingml/2006/main">
+              <a:graphicData uri="http://schemas.openxmlformats.org/drawingml/2006/picture">
+                <pic:pic xmlns:pic="http://schemas.openxmlformats.org/drawingml/2006/picture">
+                  <pic:nvPicPr>
+                    <pic:cNvPr id="4" name="Imagen3"/>
+                    <pic:cNvPicPr>
+                      <a:picLocks noChangeAspect="1" noChangeArrowheads="1"/>
+                    </pic:cNvPicPr>
+                  </pic:nvPicPr>
+                  <pic:blipFill>
+                    <a:blip r:embed="rId5"/>
+                    <a:stretch>
+                      <a:fillRect/>
+                    </a:stretch>
+                  </pic:blipFill>
+                  <pic:spPr bwMode="auto">
+                    <a:xfrm>
+                      <a:off x="0" y="0"/>
+                      <a:ext cx="4724400" cy="3977640"/>
+                    </a:xfrm>
+                    <a:prstGeom prst="rect">
+                      <a:avLst/>
+                    </a:prstGeom>
+                    <a:noFill/>
+                  </pic:spPr>
+                </pic:pic>
+              </a:graphicData>
+            </a:graphic>
+          </wp:anchor>
+        </w:drawing>
+      </w:r>
+    </w:p>
+    <w:p>
+      <w:pPr>
+        <w:pStyle w:val="Normal"/>
+        <w:bidi w:val="0"/>
+        <w:jc w:val="start"/>
+        <w:rPr>
+          <w:b/>
+          <w:bCs/>
+          <w:sz w:val="36"/>
+          <w:szCs w:val="36"/>
+        </w:rPr>
+      </w:pPr>
+      <w:r>
+        <w:rPr>
+          <w:b/>
+          <w:bCs/>
+          <w:sz w:val="36"/>
+          <w:szCs w:val="36"/>
+        </w:rPr>
+      </w:r>
+    </w:p>
+    <w:p>
+      <w:pPr>
+        <w:pStyle w:val="Normal"/>
+        <w:bidi w:val="0"/>
+        <w:jc w:val="start"/>
+        <w:rPr>
+          <w:b w:val="false"/>
+          <w:bCs w:val="false"/>
+          <w:sz w:val="36"/>
+          <w:szCs w:val="36"/>
+        </w:rPr>
+      </w:pPr>
+      <w:r>
+        <w:rPr>
+          <w:b w:val="false"/>
+          <w:bCs w:val="false"/>
+          <w:sz w:val="36"/>
+          <w:szCs w:val="36"/>
+        </w:rPr>
+        <w:t xml:space="preserve">Tras esto empezará la descarga, y cuando finalice pulsar </w:t>
+      </w:r>
+      <w:r>
+        <w:rPr>
+          <w:b/>
+          <w:bCs/>
+          <w:i/>
+          <w:iCs/>
+          <w:sz w:val="36"/>
+          <w:szCs w:val="36"/>
+        </w:rPr>
+        <w:t>Next &gt;</w:t>
+      </w:r>
+      <w:r>
+        <w:rPr>
+          <w:b w:val="false"/>
+          <w:bCs w:val="false"/>
+          <w:sz w:val="36"/>
+          <w:szCs w:val="36"/>
+        </w:rPr>
+        <w:t>.</w:t>
+      </w:r>
+    </w:p>
+    <w:p>
+      <w:pPr>
+        <w:pStyle w:val="Normal"/>
+        <w:bidi w:val="0"/>
+        <w:jc w:val="start"/>
+        <w:rPr>
+          <w:b/>
+          <w:bCs/>
+          <w:sz w:val="36"/>
+          <w:szCs w:val="36"/>
+        </w:rPr>
+      </w:pPr>
+      <w:r>
+        <w:rPr>
+          <w:b/>
+          <w:bCs/>
+          <w:sz w:val="36"/>
+          <w:szCs w:val="36"/>
+        </w:rPr>
+        <w:drawing>
+          <wp:anchor distT="0" distB="0" distL="0" distR="0" simplePos="0" relativeHeight="4" behindDoc="0" locked="0" layoutInCell="0" allowOverlap="1">
+            <wp:simplePos x="0" y="0"/>
+            <wp:positionH relativeFrom="column">
+              <wp:posOffset>84455</wp:posOffset>
+            </wp:positionH>
+            <wp:positionV relativeFrom="paragraph">
+              <wp:posOffset>34290</wp:posOffset>
+            </wp:positionV>
+            <wp:extent cx="4701540" cy="2807970"/>
+            <wp:effectExtent l="0" t="0" r="0" b="0"/>
+            <wp:wrapTopAndBottom/>
+            <wp:docPr id="5" name="Imagen5"/>
+            <wp:cNvGraphicFramePr>
+              <a:graphicFrameLocks xmlns:a="http://schemas.openxmlformats.org/drawingml/2006/main" noChangeAspect="1"/>
+            </wp:cNvGraphicFramePr>
+            <a:graphic xmlns:a="http://schemas.openxmlformats.org/drawingml/2006/main">
+              <a:graphicData uri="http://schemas.openxmlformats.org/drawingml/2006/picture">
+                <pic:pic xmlns:pic="http://schemas.openxmlformats.org/drawingml/2006/picture">
+                  <pic:nvPicPr>
+                    <pic:cNvPr id="5" name="Imagen5"/>
+                    <pic:cNvPicPr>
+                      <a:picLocks noChangeAspect="1" noChangeArrowheads="1"/>
+                    </pic:cNvPicPr>
+                  </pic:nvPicPr>
+                  <pic:blipFill>
+                    <a:blip r:embed="rId6"/>
+                    <a:stretch>
+                      <a:fillRect/>
+                    </a:stretch>
+                  </pic:blipFill>
+                  <pic:spPr bwMode="auto">
+                    <a:xfrm>
+                      <a:off x="0" y="0"/>
+                      <a:ext cx="4701540" cy="2807970"/>
+                    </a:xfrm>
+                    <a:prstGeom prst="rect">
+                      <a:avLst/>
+                    </a:prstGeom>
+                    <a:noFill/>
+                  </pic:spPr>
+                </pic:pic>
+              </a:graphicData>
+            </a:graphic>
+          </wp:anchor>
+        </w:drawing>
+      </w:r>
+    </w:p>
+    <w:p>
+      <w:pPr>
+        <w:pStyle w:val="Normal"/>
+        <w:bidi w:val="0"/>
+        <w:jc w:val="start"/>
+        <w:rPr>
+          <w:b w:val="false"/>
+          <w:bCs w:val="false"/>
+          <w:sz w:val="36"/>
+          <w:szCs w:val="36"/>
+        </w:rPr>
+      </w:pPr>
+      <w:r>
+        <w:rPr>
+          <w:b w:val="false"/>
+          <w:bCs w:val="false"/>
+          <w:sz w:val="36"/>
+          <w:szCs w:val="36"/>
+        </w:rPr>
+        <w:t xml:space="preserve">Cuando todo finalice, aparecera un check para ver si queremos iniciar XAMPP, dejar marcado y pulsar </w:t>
+      </w:r>
+      <w:r>
+        <w:rPr>
+          <w:b/>
+          <w:bCs/>
+          <w:i/>
+          <w:iCs/>
+          <w:sz w:val="36"/>
+          <w:szCs w:val="36"/>
+        </w:rPr>
+        <w:t>Finish.</w:t>
+      </w:r>
+    </w:p>
+    <w:p>
+      <w:pPr>
+        <w:pStyle w:val="Normal"/>
+        <w:bidi w:val="0"/>
+        <w:jc w:val="start"/>
+        <w:rPr>
+          <w:b/>
+          <w:bCs/>
+          <w:sz w:val="36"/>
+          <w:szCs w:val="36"/>
+        </w:rPr>
+      </w:pPr>
+      <w:r>
+        <w:rPr>
+          <w:b/>
+          <w:bCs/>
+          <w:sz w:val="36"/>
+          <w:szCs w:val="36"/>
+        </w:rPr>
+        <w:drawing>
+          <wp:anchor distT="0" distB="0" distL="0" distR="0" simplePos="0" relativeHeight="5" behindDoc="0" locked="0" layoutInCell="0" allowOverlap="1">
+            <wp:simplePos x="0" y="0"/>
+            <wp:positionH relativeFrom="column">
+              <wp:posOffset>560705</wp:posOffset>
+            </wp:positionH>
+            <wp:positionV relativeFrom="paragraph">
+              <wp:posOffset>635</wp:posOffset>
+            </wp:positionV>
+            <wp:extent cx="4664075" cy="3100070"/>
+            <wp:effectExtent l="0" t="0" r="0" b="0"/>
+            <wp:wrapTopAndBottom/>
+            <wp:docPr id="6" name="Imagen6"/>
+            <wp:cNvGraphicFramePr>
+              <a:graphicFrameLocks xmlns:a="http://schemas.openxmlformats.org/drawingml/2006/main" noChangeAspect="1"/>
+            </wp:cNvGraphicFramePr>
+            <a:graphic xmlns:a="http://schemas.openxmlformats.org/drawingml/2006/main">
+              <a:graphicData uri="http://schemas.openxmlformats.org/drawingml/2006/picture">
+                <pic:pic xmlns:pic="http://schemas.openxmlformats.org/drawingml/2006/picture">
+                  <pic:nvPicPr>
+                    <pic:cNvPr id="6" name="Imagen6"/>
+                    <pic:cNvPicPr>
+                      <a:picLocks noChangeAspect="1" noChangeArrowheads="1"/>
+                    </pic:cNvPicPr>
+                  </pic:nvPicPr>
+                  <pic:blipFill>
+                    <a:blip r:embed="rId7"/>
+                    <a:stretch>
+                      <a:fillRect/>
+                    </a:stretch>
+                  </pic:blipFill>
+                  <pic:spPr bwMode="auto">
+                    <a:xfrm>
+                      <a:off x="0" y="0"/>
+                      <a:ext cx="4664075" cy="3100070"/>
+                    </a:xfrm>
+                    <a:prstGeom prst="rect">
+                      <a:avLst/>
+                    </a:prstGeom>
+                    <a:noFill/>
+                  </pic:spPr>
+                </pic:pic>
+              </a:graphicData>
+            </a:graphic>
+          </wp:anchor>
+        </w:drawing>
+      </w:r>
+    </w:p>
+    <w:p>
+      <w:pPr>
+        <w:pStyle w:val="Normal"/>
+        <w:bidi w:val="0"/>
+        <w:jc w:val="start"/>
+        <w:rPr>
+          <w:b w:val="false"/>
+          <w:bCs w:val="false"/>
+          <w:sz w:val="36"/>
+          <w:szCs w:val="36"/>
+        </w:rPr>
+      </w:pPr>
+      <w:r>
+        <w:rPr>
+          <w:b w:val="false"/>
+          <w:bCs w:val="false"/>
+          <w:sz w:val="36"/>
+          <w:szCs w:val="36"/>
+        </w:rPr>
+        <w:t xml:space="preserve">Iniciamos el servidor de Apache y el de MySQL pulsando en los  </w:t>
+      </w:r>
+      <w:r>
+        <w:rPr>
+          <w:b/>
+          <w:bCs/>
+          <w:i/>
+          <w:iCs/>
+          <w:sz w:val="36"/>
+          <w:szCs w:val="36"/>
+        </w:rPr>
+        <w:t xml:space="preserve">Start. </w:t>
+      </w:r>
+      <w:r>
+        <w:rPr>
+          <w:b w:val="false"/>
+          <w:bCs w:val="false"/>
+          <w:i w:val="false"/>
+          <w:iCs w:val="false"/>
+          <w:sz w:val="36"/>
+          <w:szCs w:val="36"/>
+        </w:rPr>
+        <w:t xml:space="preserve">Si el MySQL da error comprobar que el puerto 3306 no se </w:t>
+      </w:r>
+      <w:r>
+        <w:drawing>
+          <wp:anchor distT="0" distB="0" distL="0" distR="0" simplePos="0" relativeHeight="6" behindDoc="0" locked="0" layoutInCell="0" allowOverlap="1">
+            <wp:simplePos x="0" y="0"/>
+            <wp:positionH relativeFrom="column">
+              <wp:posOffset>-76200</wp:posOffset>
+            </wp:positionH>
+            <wp:positionV relativeFrom="paragraph">
+              <wp:posOffset>875030</wp:posOffset>
+            </wp:positionV>
+            <wp:extent cx="6120130" cy="3975735"/>
+            <wp:effectExtent l="0" t="0" r="0" b="0"/>
+            <wp:wrapTopAndBottom/>
+            <wp:docPr id="7" name="Imagen7"/>
+            <wp:cNvGraphicFramePr>
+              <a:graphicFrameLocks xmlns:a="http://schemas.openxmlformats.org/drawingml/2006/main" noChangeAspect="1"/>
+            </wp:cNvGraphicFramePr>
+            <a:graphic xmlns:a="http://schemas.openxmlformats.org/drawingml/2006/main">
+              <a:graphicData uri="http://schemas.openxmlformats.org/drawingml/2006/picture">
+                <pic:pic xmlns:pic="http://schemas.openxmlformats.org/drawingml/2006/picture">
+                  <pic:nvPicPr>
+                    <pic:cNvPr id="7" name="Imagen7"/>
+                    <pic:cNvPicPr>
+                      <a:picLocks noChangeAspect="1" noChangeArrowheads="1"/>
+                    </pic:cNvPicPr>
+                  </pic:nvPicPr>
+                  <pic:blipFill>
+                    <a:blip r:embed="rId8"/>
+                    <a:stretch>
+                      <a:fillRect/>
+                    </a:stretch>
+                  </pic:blipFill>
+                  <pic:spPr bwMode="auto">
+                    <a:xfrm>
+                      <a:off x="0" y="0"/>
+                      <a:ext cx="6120130" cy="3975735"/>
+                    </a:xfrm>
+                    <a:prstGeom prst="rect">
+                      <a:avLst/>
+                    </a:prstGeom>
+                    <a:noFill/>
+                  </pic:spPr>
+                </pic:pic>
+              </a:graphicData>
+            </a:graphic>
+          </wp:anchor>
+        </w:drawing>
+      </w:r>
+      <w:r>
+        <w:rPr>
+          <w:b w:val="false"/>
+          <w:bCs w:val="false"/>
+          <w:i w:val="false"/>
+          <w:iCs w:val="false"/>
+          <w:sz w:val="36"/>
+          <w:szCs w:val="36"/>
+        </w:rPr>
+        <w:t>esta usando</w:t>
+      </w:r>
+    </w:p>
+    <w:p>
+      <w:pPr>
+        <w:pStyle w:val="Normal"/>
+        <w:bidi w:val="0"/>
+        <w:jc w:val="start"/>
+        <w:rPr>
+          <w:b/>
+          <w:bCs/>
+          <w:sz w:val="36"/>
+          <w:szCs w:val="36"/>
+        </w:rPr>
+      </w:pPr>
+      <w:r>
+        <w:rPr>
+          <w:b/>
+          <w:bCs/>
+          <w:sz w:val="36"/>
+          <w:szCs w:val="36"/>
+        </w:rPr>
+      </w:r>
+    </w:p>
+    <w:p>
+      <w:pPr>
+        <w:pStyle w:val="Normal"/>
+        <w:bidi w:val="0"/>
+        <w:jc w:val="start"/>
+        <w:rPr>
+          <w:b/>
+          <w:bCs/>
+          <w:sz w:val="36"/>
+          <w:szCs w:val="36"/>
+        </w:rPr>
+      </w:pPr>
+      <w:r>
+        <w:rPr>
+          <w:b/>
+          <w:bCs/>
+          <w:sz w:val="36"/>
+          <w:szCs w:val="36"/>
+        </w:rPr>
+      </w:r>
+    </w:p>
+    <w:p>
+      <w:pPr>
+        <w:pStyle w:val="Normal"/>
+        <w:numPr>
+          <w:ilvl w:val="0"/>
+          <w:numId w:val="2"/>
+        </w:numPr>
+        <w:bidi w:val="0"/>
+        <w:jc w:val="start"/>
+        <w:rPr>
+          <w:b/>
+          <w:bCs/>
+          <w:sz w:val="36"/>
+          <w:szCs w:val="36"/>
+        </w:rPr>
+      </w:pPr>
+      <w:r>
+        <w:rPr>
+          <w:b/>
+          <w:bCs/>
+          <w:sz w:val="36"/>
+          <w:szCs w:val="36"/>
+        </w:rPr>
+        <w:t>Configurar la DB</w:t>
+      </w:r>
+    </w:p>
+    <w:p>
+      <w:pPr>
+        <w:pStyle w:val="Normal"/>
+        <w:bidi w:val="0"/>
+        <w:jc w:val="start"/>
+        <w:rPr>
+          <w:b/>
+          <w:bCs/>
+          <w:sz w:val="36"/>
+          <w:szCs w:val="36"/>
+        </w:rPr>
+      </w:pPr>
+      <w:r>
+        <w:rPr>
+          <w:b/>
+          <w:bCs/>
+          <w:sz w:val="36"/>
+          <w:szCs w:val="36"/>
+        </w:rPr>
+      </w:r>
+    </w:p>
+    <w:p>
+      <w:pPr>
+        <w:pStyle w:val="Normal"/>
+        <w:bidi w:val="0"/>
+        <w:jc w:val="start"/>
+        <w:rPr>
+          <w:b w:val="false"/>
+          <w:bCs w:val="false"/>
+          <w:sz w:val="36"/>
+          <w:szCs w:val="36"/>
+        </w:rPr>
+      </w:pPr>
+      <w:r>
+        <w:rPr>
+          <w:b w:val="false"/>
+          <w:bCs w:val="false"/>
+          <w:sz w:val="36"/>
+          <w:szCs w:val="36"/>
+        </w:rPr>
+        <w:t xml:space="preserve">Accedemos a phpMyAdmin accediendo a </w:t>
+      </w:r>
+      <w:hyperlink r:id="rId9">
+        <w:r>
+          <w:rPr>
+            <w:rStyle w:val="Hyperlink"/>
+            <w:b w:val="false"/>
+            <w:bCs w:val="false"/>
+            <w:sz w:val="36"/>
+            <w:szCs w:val="36"/>
+          </w:rPr>
+          <w:t>http://localhost/phpmyadmin/index.php</w:t>
+        </w:r>
+      </w:hyperlink>
+      <w:r>
+        <w:rPr>
+          <w:b w:val="false"/>
+          <w:bCs w:val="false"/>
+          <w:sz w:val="36"/>
+          <w:szCs w:val="36"/>
+        </w:rPr>
+        <w:t xml:space="preserve"> y le damos a crear una nueva base de datos.</w:t>
+      </w:r>
+    </w:p>
+    <w:p>
+      <w:pPr>
+        <w:pStyle w:val="Normal"/>
+        <w:bidi w:val="0"/>
+        <w:jc w:val="start"/>
+        <w:rPr>
+          <w:b/>
+          <w:bCs/>
+          <w:sz w:val="36"/>
+          <w:szCs w:val="36"/>
+        </w:rPr>
+      </w:pPr>
+      <w:r>
+        <w:rPr>
+          <w:b/>
+          <w:bCs/>
+          <w:sz w:val="36"/>
+          <w:szCs w:val="36"/>
+        </w:rPr>
+        <w:drawing>
+          <wp:anchor distT="0" distB="0" distL="0" distR="0" simplePos="0" relativeHeight="7" behindDoc="0" locked="0" layoutInCell="0" allowOverlap="1">
+            <wp:simplePos x="0" y="0"/>
+            <wp:positionH relativeFrom="column">
+              <wp:align>center</wp:align>
+            </wp:positionH>
+            <wp:positionV relativeFrom="paragraph">
+              <wp:posOffset>635</wp:posOffset>
+            </wp:positionV>
+            <wp:extent cx="6120130" cy="2766060"/>
+            <wp:effectExtent l="0" t="0" r="0" b="0"/>
+            <wp:wrapTopAndBottom/>
+            <wp:docPr id="8" name="Imagen8"/>
+            <wp:cNvGraphicFramePr>
+              <a:graphicFrameLocks xmlns:a="http://schemas.openxmlformats.org/drawingml/2006/main" noChangeAspect="1"/>
+            </wp:cNvGraphicFramePr>
+            <a:graphic xmlns:a="http://schemas.openxmlformats.org/drawingml/2006/main">
+              <a:graphicData uri="http://schemas.openxmlformats.org/drawingml/2006/picture">
+                <pic:pic xmlns:pic="http://schemas.openxmlformats.org/drawingml/2006/picture">
+                  <pic:nvPicPr>
+                    <pic:cNvPr id="8" name="Imagen8"/>
+                    <pic:cNvPicPr>
+                      <a:picLocks noChangeAspect="1" noChangeArrowheads="1"/>
+                    </pic:cNvPicPr>
+                  </pic:nvPicPr>
+                  <pic:blipFill>
+                    <a:blip r:embed="rId10"/>
+                    <a:stretch>
+                      <a:fillRect/>
+                    </a:stretch>
+                  </pic:blipFill>
+                  <pic:spPr bwMode="auto">
+                    <a:xfrm>
+                      <a:off x="0" y="0"/>
+                      <a:ext cx="6120130" cy="2766060"/>
+                    </a:xfrm>
+                    <a:prstGeom prst="rect">
+                      <a:avLst/>
+                    </a:prstGeom>
+                    <a:noFill/>
+                  </pic:spPr>
+                </pic:pic>
+              </a:graphicData>
+            </a:graphic>
+          </wp:anchor>
+        </w:drawing>
+      </w:r>
+    </w:p>
+    <w:p>
+      <w:pPr>
+        <w:pStyle w:val="Normal"/>
+        <w:bidi w:val="0"/>
+        <w:jc w:val="start"/>
+        <w:rPr>
+          <w:b/>
+          <w:bCs/>
+          <w:sz w:val="36"/>
+          <w:szCs w:val="36"/>
+        </w:rPr>
+      </w:pPr>
+      <w:r>
+        <w:rPr>
+          <w:b/>
+          <w:bCs/>
+          <w:sz w:val="36"/>
+          <w:szCs w:val="36"/>
+        </w:rPr>
+      </w:r>
+    </w:p>
+    <w:p>
+      <w:pPr>
+        <w:pStyle w:val="Normal"/>
+        <w:bidi w:val="0"/>
+        <w:jc w:val="start"/>
+        <w:rPr>
+          <w:b/>
+          <w:bCs/>
+          <w:sz w:val="36"/>
+          <w:szCs w:val="36"/>
+        </w:rPr>
+      </w:pPr>
+      <w:r>
+        <w:rPr>
+          <w:b/>
+          <w:bCs/>
+          <w:sz w:val="36"/>
+          <w:szCs w:val="36"/>
+        </w:rPr>
+      </w:r>
+    </w:p>
+    <w:p>
+      <w:pPr>
+        <w:pStyle w:val="Normal"/>
+        <w:bidi w:val="0"/>
+        <w:jc w:val="start"/>
+        <w:rPr>
+          <w:b/>
+          <w:bCs/>
+          <w:sz w:val="36"/>
+          <w:szCs w:val="36"/>
+        </w:rPr>
+      </w:pPr>
+      <w:r>
+        <w:rPr>
+          <w:b/>
+          <w:bCs/>
+          <w:sz w:val="36"/>
+          <w:szCs w:val="36"/>
+        </w:rPr>
+      </w:r>
+    </w:p>
+    <w:p>
+      <w:pPr>
+        <w:pStyle w:val="Normal"/>
+        <w:bidi w:val="0"/>
+        <w:jc w:val="start"/>
+        <w:rPr>
+          <w:b w:val="false"/>
+          <w:bCs w:val="false"/>
+          <w:sz w:val="36"/>
+          <w:szCs w:val="36"/>
+        </w:rPr>
+      </w:pPr>
+      <w:r>
+        <w:drawing>
+          <wp:anchor distT="0" distB="0" distL="0" distR="0" simplePos="0" relativeHeight="8" behindDoc="0" locked="0" layoutInCell="0" allowOverlap="1">
+            <wp:simplePos x="0" y="0"/>
+            <wp:positionH relativeFrom="column">
+              <wp:posOffset>0</wp:posOffset>
+            </wp:positionH>
+            <wp:positionV relativeFrom="paragraph">
+              <wp:posOffset>576580</wp:posOffset>
+            </wp:positionV>
+            <wp:extent cx="6120130" cy="2193925"/>
+            <wp:effectExtent l="0" t="0" r="0" b="0"/>
+            <wp:wrapTopAndBottom/>
+            <wp:docPr id="9" name="Imagen9"/>
+            <wp:cNvGraphicFramePr>
+              <a:graphicFrameLocks xmlns:a="http://schemas.openxmlformats.org/drawingml/2006/main" noChangeAspect="1"/>
+            </wp:cNvGraphicFramePr>
+            <a:graphic xmlns:a="http://schemas.openxmlformats.org/drawingml/2006/main">
+              <a:graphicData uri="http://schemas.openxmlformats.org/drawingml/2006/picture">
+                <pic:pic xmlns:pic="http://schemas.openxmlformats.org/drawingml/2006/picture">
+                  <pic:nvPicPr>
+                    <pic:cNvPr id="9" name="Imagen9"/>
+                    <pic:cNvPicPr>
+                      <a:picLocks noChangeAspect="1" noChangeArrowheads="1"/>
+                    </pic:cNvPicPr>
+                  </pic:nvPicPr>
+                  <pic:blipFill>
+                    <a:blip r:embed="rId11"/>
+                    <a:stretch>
+                      <a:fillRect/>
+                    </a:stretch>
+                  </pic:blipFill>
+                  <pic:spPr bwMode="auto">
+                    <a:xfrm>
+                      <a:off x="0" y="0"/>
+                      <a:ext cx="6120130" cy="2193925"/>
+                    </a:xfrm>
+                    <a:prstGeom prst="rect">
+                      <a:avLst/>
+                    </a:prstGeom>
+                    <a:noFill/>
+                  </pic:spPr>
+                </pic:pic>
+              </a:graphicData>
+            </a:graphic>
+          </wp:anchor>
+        </w:drawing>
+      </w:r>
+      <w:r>
+        <w:rPr>
+          <w:b w:val="false"/>
+          <w:bCs w:val="false"/>
+          <w:sz w:val="36"/>
+          <w:szCs w:val="36"/>
+        </w:rPr>
+        <w:t xml:space="preserve">Le ponemos el nombre que queramos y pulsamos el boton de </w:t>
+      </w:r>
+      <w:r>
+        <w:rPr>
+          <w:b/>
+          <w:bCs/>
+          <w:i/>
+          <w:iCs/>
+          <w:sz w:val="36"/>
+          <w:szCs w:val="36"/>
+        </w:rPr>
+        <w:t>Crear.</w:t>
+      </w:r>
+    </w:p>
+    <w:p>
+      <w:pPr>
+        <w:pStyle w:val="Normal"/>
+        <w:bidi w:val="0"/>
+        <w:jc w:val="start"/>
+        <w:rPr>
+          <w:b/>
+          <w:bCs/>
+          <w:sz w:val="36"/>
+          <w:szCs w:val="36"/>
+        </w:rPr>
+      </w:pPr>
+      <w:r>
+        <w:rPr>
+          <w:b/>
+          <w:bCs/>
+          <w:sz w:val="36"/>
+          <w:szCs w:val="36"/>
+        </w:rPr>
+      </w:r>
+    </w:p>
+    <w:p>
+      <w:pPr>
+        <w:pStyle w:val="Normal"/>
+        <w:bidi w:val="0"/>
+        <w:jc w:val="start"/>
+        <w:rPr>
+          <w:b/>
+          <w:bCs/>
+          <w:sz w:val="36"/>
+          <w:szCs w:val="36"/>
+        </w:rPr>
+      </w:pPr>
+      <w:r>
+        <w:rPr>
+          <w:b/>
+          <w:bCs/>
+          <w:sz w:val="36"/>
+          <w:szCs w:val="36"/>
+        </w:rPr>
+      </w:r>
+    </w:p>
+    <w:p>
+      <w:pPr>
+        <w:pStyle w:val="Normal"/>
+        <w:bidi w:val="0"/>
+        <w:jc w:val="start"/>
+        <w:rPr>
+          <w:b w:val="false"/>
+          <w:bCs w:val="false"/>
+          <w:sz w:val="36"/>
+          <w:szCs w:val="36"/>
+        </w:rPr>
+      </w:pPr>
+      <w:r>
+        <w:rPr>
+          <w:b w:val="false"/>
+          <w:bCs w:val="false"/>
+          <w:sz w:val="36"/>
+          <w:szCs w:val="36"/>
+        </w:rPr>
+        <w:t>Ir a la pestaña de imports situada en la barra superior de phpMyAdmin.</w:t>
+      </w:r>
+    </w:p>
+    <w:p>
+      <w:pPr>
+        <w:pStyle w:val="Normal"/>
+        <w:bidi w:val="0"/>
+        <w:jc w:val="start"/>
+        <w:rPr>
+          <w:b/>
+          <w:bCs/>
+          <w:sz w:val="36"/>
+          <w:szCs w:val="36"/>
+        </w:rPr>
+      </w:pPr>
+      <w:r>
+        <w:rPr>
+          <w:b/>
+          <w:bCs/>
+          <w:sz w:val="36"/>
+          <w:szCs w:val="36"/>
+        </w:rPr>
+      </w:r>
+    </w:p>
+    <w:p>
+      <w:pPr>
+        <w:pStyle w:val="Normal"/>
+        <w:bidi w:val="0"/>
+        <w:jc w:val="start"/>
+        <w:rPr>
+          <w:b w:val="false"/>
+          <w:bCs w:val="false"/>
+          <w:sz w:val="36"/>
+          <w:szCs w:val="36"/>
+        </w:rPr>
+      </w:pPr>
+      <w:r>
+        <w:drawing>
+          <wp:anchor distT="0" distB="0" distL="0" distR="0" simplePos="0" relativeHeight="9" behindDoc="0" locked="0" layoutInCell="0" allowOverlap="1">
+            <wp:simplePos x="0" y="0"/>
+            <wp:positionH relativeFrom="column">
+              <wp:posOffset>-7620</wp:posOffset>
+            </wp:positionH>
+            <wp:positionV relativeFrom="paragraph">
+              <wp:posOffset>-131445</wp:posOffset>
+            </wp:positionV>
+            <wp:extent cx="6120130" cy="2781300"/>
+            <wp:effectExtent l="0" t="0" r="0" b="0"/>
+            <wp:wrapTopAndBottom/>
+            <wp:docPr id="10" name="Imagen10"/>
+            <wp:cNvGraphicFramePr>
+              <a:graphicFrameLocks xmlns:a="http://schemas.openxmlformats.org/drawingml/2006/main" noChangeAspect="1"/>
+            </wp:cNvGraphicFramePr>
+            <a:graphic xmlns:a="http://schemas.openxmlformats.org/drawingml/2006/main">
+              <a:graphicData uri="http://schemas.openxmlformats.org/drawingml/2006/picture">
+                <pic:pic xmlns:pic="http://schemas.openxmlformats.org/drawingml/2006/picture">
+                  <pic:nvPicPr>
+                    <pic:cNvPr id="10" name="Imagen10"/>
+                    <pic:cNvPicPr>
+                      <a:picLocks noChangeAspect="1" noChangeArrowheads="1"/>
+                    </pic:cNvPicPr>
+                  </pic:nvPicPr>
+                  <pic:blipFill>
+                    <a:blip r:embed="rId12"/>
+                    <a:stretch>
+                      <a:fillRect/>
+                    </a:stretch>
+                  </pic:blipFill>
+                  <pic:spPr bwMode="auto">
+                    <a:xfrm>
+                      <a:off x="0" y="0"/>
+                      <a:ext cx="6120130" cy="2781300"/>
+                    </a:xfrm>
+                    <a:prstGeom prst="rect">
+                      <a:avLst/>
+                    </a:prstGeom>
+                    <a:noFill/>
+                  </pic:spPr>
+                </pic:pic>
+              </a:graphicData>
+            </a:graphic>
+          </wp:anchor>
+        </w:drawing>
+      </w:r>
+      <w:r>
+        <w:rPr>
+          <w:b w:val="false"/>
+          <w:bCs w:val="false"/>
+          <w:sz w:val="36"/>
+          <w:szCs w:val="36"/>
+        </w:rPr>
+        <w:t>Seleccionar el SQL para importarlo, este SQL se encuentra dentro de la carpeta sql del proyecto.</w:t>
+      </w:r>
+    </w:p>
+    <w:p>
+      <w:pPr>
+        <w:pStyle w:val="Normal"/>
+        <w:bidi w:val="0"/>
+        <w:jc w:val="start"/>
+        <w:rPr>
+          <w:b/>
+          <w:bCs/>
+          <w:sz w:val="36"/>
+          <w:szCs w:val="36"/>
+        </w:rPr>
+      </w:pPr>
+      <w:r>
+        <w:rPr>
+          <w:b/>
+          <w:bCs/>
+          <w:sz w:val="36"/>
+          <w:szCs w:val="36"/>
+        </w:rPr>
+      </w:r>
+    </w:p>
+    <w:p>
+      <w:pPr>
+        <w:pStyle w:val="Normal"/>
+        <w:bidi w:val="0"/>
+        <w:jc w:val="start"/>
+        <w:rPr>
+          <w:b/>
+          <w:bCs/>
+          <w:sz w:val="36"/>
+          <w:szCs w:val="36"/>
+        </w:rPr>
+      </w:pPr>
+      <w:r>
+        <w:rPr>
+          <w:b/>
+          <w:bCs/>
+          <w:sz w:val="36"/>
+          <w:szCs w:val="36"/>
+        </w:rPr>
+        <w:drawing>
+          <wp:anchor distT="0" distB="0" distL="0" distR="0" simplePos="0" relativeHeight="10" behindDoc="0" locked="0" layoutInCell="0" allowOverlap="1">
+            <wp:simplePos x="0" y="0"/>
+            <wp:positionH relativeFrom="column">
+              <wp:align>center</wp:align>
+            </wp:positionH>
+            <wp:positionV relativeFrom="paragraph">
+              <wp:posOffset>635</wp:posOffset>
+            </wp:positionV>
+            <wp:extent cx="6120130" cy="2766695"/>
+            <wp:effectExtent l="0" t="0" r="0" b="0"/>
+            <wp:wrapTopAndBottom/>
+            <wp:docPr id="11" name="Imagen11"/>
+            <wp:cNvGraphicFramePr>
+              <a:graphicFrameLocks xmlns:a="http://schemas.openxmlformats.org/drawingml/2006/main" noChangeAspect="1"/>
+            </wp:cNvGraphicFramePr>
+            <a:graphic xmlns:a="http://schemas.openxmlformats.org/drawingml/2006/main">
+              <a:graphicData uri="http://schemas.openxmlformats.org/drawingml/2006/picture">
+                <pic:pic xmlns:pic="http://schemas.openxmlformats.org/drawingml/2006/picture">
+                  <pic:nvPicPr>
+                    <pic:cNvPr id="11" name="Imagen11"/>
+                    <pic:cNvPicPr>
+                      <a:picLocks noChangeAspect="1" noChangeArrowheads="1"/>
+                    </pic:cNvPicPr>
+                  </pic:nvPicPr>
+                  <pic:blipFill>
+                    <a:blip r:embed="rId13"/>
+                    <a:stretch>
+                      <a:fillRect/>
+                    </a:stretch>
+                  </pic:blipFill>
+                  <pic:spPr bwMode="auto">
+                    <a:xfrm>
+                      <a:off x="0" y="0"/>
+                      <a:ext cx="6120130" cy="2766695"/>
+                    </a:xfrm>
+                    <a:prstGeom prst="rect">
+                      <a:avLst/>
+                    </a:prstGeom>
+                    <a:noFill/>
+                  </pic:spPr>
+                </pic:pic>
+              </a:graphicData>
+            </a:graphic>
+          </wp:anchor>
+        </w:drawing>
+      </w:r>
+    </w:p>
+    <w:p>
+      <w:pPr>
+        <w:pStyle w:val="Normal"/>
+        <w:bidi w:val="0"/>
+        <w:jc w:val="start"/>
+        <w:rPr>
+          <w:b/>
+          <w:bCs/>
+          <w:sz w:val="36"/>
+          <w:szCs w:val="36"/>
+        </w:rPr>
+      </w:pPr>
+      <w:r>
+        <w:rPr>
+          <w:b/>
+          <w:bCs/>
+          <w:sz w:val="36"/>
+          <w:szCs w:val="36"/>
+        </w:rPr>
+      </w:r>
+    </w:p>
+    <w:p>
+      <w:pPr>
+        <w:pStyle w:val="Normal"/>
+        <w:bidi w:val="0"/>
+        <w:jc w:val="start"/>
+        <w:rPr>
+          <w:b/>
+          <w:bCs/>
+          <w:sz w:val="36"/>
+          <w:szCs w:val="36"/>
+        </w:rPr>
+      </w:pPr>
+      <w:r>
+        <w:rPr>
+          <w:b/>
+          <w:bCs/>
+          <w:sz w:val="36"/>
+          <w:szCs w:val="36"/>
+        </w:rPr>
+      </w:r>
+    </w:p>
+    <w:p>
+      <w:pPr>
+        <w:pStyle w:val="Normal"/>
+        <w:bidi w:val="0"/>
+        <w:jc w:val="start"/>
+        <w:rPr>
+          <w:b/>
+          <w:bCs/>
+          <w:sz w:val="36"/>
+          <w:szCs w:val="36"/>
+        </w:rPr>
+      </w:pPr>
+      <w:r>
+        <w:rPr>
+          <w:b/>
+          <w:bCs/>
+          <w:sz w:val="36"/>
+          <w:szCs w:val="36"/>
+        </w:rPr>
+      </w:r>
+    </w:p>
+    <w:p>
+      <w:pPr>
+        <w:pStyle w:val="Normal"/>
+        <w:bidi w:val="0"/>
+        <w:jc w:val="start"/>
+        <w:rPr>
+          <w:b/>
+          <w:bCs/>
+          <w:sz w:val="36"/>
+          <w:szCs w:val="36"/>
+        </w:rPr>
+      </w:pPr>
+      <w:r>
+        <w:rPr>
+          <w:b/>
+          <w:bCs/>
+          <w:sz w:val="36"/>
+          <w:szCs w:val="36"/>
+        </w:rPr>
+      </w:r>
+    </w:p>
+    <w:p>
+      <w:pPr>
+        <w:pStyle w:val="Normal"/>
+        <w:bidi w:val="0"/>
+        <w:jc w:val="start"/>
+        <w:rPr>
+          <w:b/>
+          <w:bCs/>
+          <w:sz w:val="36"/>
+          <w:szCs w:val="36"/>
+        </w:rPr>
+      </w:pPr>
+      <w:r>
+        <w:rPr>
+          <w:b/>
+          <w:bCs/>
+          <w:sz w:val="36"/>
+          <w:szCs w:val="36"/>
+        </w:rPr>
+      </w:r>
+    </w:p>
+    <w:p>
+      <w:pPr>
+        <w:pStyle w:val="Normal"/>
+        <w:bidi w:val="0"/>
+        <w:jc w:val="start"/>
+        <w:rPr>
+          <w:b w:val="false"/>
+          <w:bCs w:val="false"/>
+          <w:sz w:val="36"/>
+          <w:szCs w:val="36"/>
+        </w:rPr>
+      </w:pPr>
+      <w:r>
+        <w:rPr>
+          <w:b w:val="false"/>
+          <w:bCs w:val="false"/>
+          <w:sz w:val="36"/>
+          <w:szCs w:val="36"/>
+        </w:rPr>
+        <w:t xml:space="preserve">Una vez seleccionado, bajar el scroll hasta abajo y pulsar el  </w:t>
+      </w:r>
+      <w:r>
+        <w:rPr>
+          <w:b/>
+          <w:bCs/>
+          <w:i/>
+          <w:iCs/>
+          <w:sz w:val="36"/>
+          <w:szCs w:val="36"/>
+        </w:rPr>
+        <w:t>Importar.</w:t>
+      </w:r>
+    </w:p>
+    <w:p>
+      <w:pPr>
+        <w:pStyle w:val="Normal"/>
+        <w:bidi w:val="0"/>
+        <w:jc w:val="start"/>
+        <w:rPr>
+          <w:b/>
+          <w:bCs/>
+          <w:sz w:val="36"/>
+          <w:szCs w:val="36"/>
+        </w:rPr>
+      </w:pPr>
+      <w:r>
+        <w:rPr>
+          <w:b/>
+          <w:bCs/>
+          <w:sz w:val="36"/>
+          <w:szCs w:val="36"/>
+        </w:rPr>
+        <w:drawing>
+          <wp:anchor distT="0" distB="0" distL="0" distR="0" simplePos="0" relativeHeight="11" behindDoc="0" locked="0" layoutInCell="0" allowOverlap="1">
+            <wp:simplePos x="0" y="0"/>
+            <wp:positionH relativeFrom="column">
+              <wp:posOffset>-106680</wp:posOffset>
+            </wp:positionH>
+            <wp:positionV relativeFrom="paragraph">
+              <wp:posOffset>235585</wp:posOffset>
+            </wp:positionV>
+            <wp:extent cx="6120130" cy="2773680"/>
+            <wp:effectExtent l="0" t="0" r="0" b="0"/>
+            <wp:wrapTopAndBottom/>
+            <wp:docPr id="12" name="Imagen12"/>
+            <wp:cNvGraphicFramePr>
+              <a:graphicFrameLocks xmlns:a="http://schemas.openxmlformats.org/drawingml/2006/main" noChangeAspect="1"/>
+            </wp:cNvGraphicFramePr>
+            <a:graphic xmlns:a="http://schemas.openxmlformats.org/drawingml/2006/main">
+              <a:graphicData uri="http://schemas.openxmlformats.org/drawingml/2006/picture">
+                <pic:pic xmlns:pic="http://schemas.openxmlformats.org/drawingml/2006/picture">
+                  <pic:nvPicPr>
+                    <pic:cNvPr id="12" name="Imagen12"/>
+                    <pic:cNvPicPr>
+                      <a:picLocks noChangeAspect="1" noChangeArrowheads="1"/>
+                    </pic:cNvPicPr>
+                  </pic:nvPicPr>
+                  <pic:blipFill>
+                    <a:blip r:embed="rId14"/>
+                    <a:stretch>
+                      <a:fillRect/>
+                    </a:stretch>
+                  </pic:blipFill>
+                  <pic:spPr bwMode="auto">
+                    <a:xfrm>
+                      <a:off x="0" y="0"/>
+                      <a:ext cx="6120130" cy="2773680"/>
+                    </a:xfrm>
+                    <a:prstGeom prst="rect">
+                      <a:avLst/>
+                    </a:prstGeom>
+                    <a:noFill/>
+                  </pic:spPr>
+                </pic:pic>
+              </a:graphicData>
+            </a:graphic>
+          </wp:anchor>
+        </w:drawing>
+      </w:r>
+    </w:p>
+    <w:p>
+      <w:pPr>
+        <w:pStyle w:val="Normal"/>
+        <w:bidi w:val="0"/>
+        <w:jc w:val="start"/>
+        <w:rPr>
+          <w:b w:val="false"/>
+          <w:bCs w:val="false"/>
+          <w:sz w:val="36"/>
+          <w:szCs w:val="36"/>
+        </w:rPr>
+      </w:pPr>
+      <w:r>
+        <w:rPr>
+          <w:b w:val="false"/>
+          <w:bCs w:val="false"/>
+          <w:sz w:val="36"/>
+          <w:szCs w:val="36"/>
+        </w:rPr>
+      </w:r>
+    </w:p>
+    <w:p>
+      <w:pPr>
+        <w:pStyle w:val="Normal"/>
+        <w:bidi w:val="0"/>
+        <w:jc w:val="start"/>
+        <w:rPr>
+          <w:b w:val="false"/>
+          <w:bCs w:val="false"/>
+          <w:sz w:val="36"/>
+          <w:szCs w:val="36"/>
+        </w:rPr>
+      </w:pPr>
+      <w:r>
+        <w:rPr>
+          <w:b w:val="false"/>
+          <w:bCs w:val="false"/>
+          <w:sz w:val="36"/>
+          <w:szCs w:val="36"/>
+        </w:rPr>
+        <w:t>Se mostrará un texto diciendo que el import se ha realizado correctamente y en el lado izquierdo se mostrarán las tablas, los procedimientos y las funciones.</w:t>
+      </w:r>
+    </w:p>
+    <w:p>
+      <w:pPr>
+        <w:pStyle w:val="Normal"/>
+        <w:bidi w:val="0"/>
+        <w:jc w:val="start"/>
+        <w:rPr>
+          <w:b/>
+          <w:bCs/>
+          <w:sz w:val="36"/>
+          <w:szCs w:val="36"/>
+        </w:rPr>
+      </w:pPr>
+      <w:r>
+        <w:rPr>
+          <w:b/>
+          <w:bCs/>
+          <w:sz w:val="36"/>
+          <w:szCs w:val="36"/>
+        </w:rPr>
+      </w:r>
+    </w:p>
+    <w:p>
+      <w:pPr>
+        <w:pStyle w:val="Normal"/>
+        <w:bidi w:val="0"/>
+        <w:jc w:val="start"/>
+        <w:rPr>
+          <w:b/>
+          <w:bCs/>
+          <w:sz w:val="36"/>
+          <w:szCs w:val="36"/>
+        </w:rPr>
+      </w:pPr>
+      <w:r>
+        <w:rPr>
+          <w:b/>
+          <w:bCs/>
+          <w:sz w:val="36"/>
+          <w:szCs w:val="36"/>
+        </w:rPr>
+        <w:drawing>
+          <wp:anchor distT="0" distB="0" distL="0" distR="0" simplePos="0" relativeHeight="12" behindDoc="0" locked="0" layoutInCell="0" allowOverlap="1">
+            <wp:simplePos x="0" y="0"/>
+            <wp:positionH relativeFrom="column">
+              <wp:posOffset>-121920</wp:posOffset>
+            </wp:positionH>
+            <wp:positionV relativeFrom="paragraph">
+              <wp:posOffset>-53340</wp:posOffset>
+            </wp:positionV>
+            <wp:extent cx="6120130" cy="2748915"/>
+            <wp:effectExtent l="0" t="0" r="0" b="0"/>
+            <wp:wrapTopAndBottom/>
+            <wp:docPr id="13" name="Imagen13"/>
+            <wp:cNvGraphicFramePr>
+              <a:graphicFrameLocks xmlns:a="http://schemas.openxmlformats.org/drawingml/2006/main" noChangeAspect="1"/>
+            </wp:cNvGraphicFramePr>
+            <a:graphic xmlns:a="http://schemas.openxmlformats.org/drawingml/2006/main">
+              <a:graphicData uri="http://schemas.openxmlformats.org/drawingml/2006/picture">
+                <pic:pic xmlns:pic="http://schemas.openxmlformats.org/drawingml/2006/picture">
+                  <pic:nvPicPr>
+                    <pic:cNvPr id="13" name="Imagen13"/>
+                    <pic:cNvPicPr>
+                      <a:picLocks noChangeAspect="1" noChangeArrowheads="1"/>
+                    </pic:cNvPicPr>
+                  </pic:nvPicPr>
+                  <pic:blipFill>
+                    <a:blip r:embed="rId15"/>
+                    <a:stretch>
+                      <a:fillRect/>
+                    </a:stretch>
+                  </pic:blipFill>
+                  <pic:spPr bwMode="auto">
+                    <a:xfrm>
+                      <a:off x="0" y="0"/>
+                      <a:ext cx="6120130" cy="2748915"/>
+                    </a:xfrm>
+                    <a:prstGeom prst="rect">
+                      <a:avLst/>
+                    </a:prstGeom>
+                    <a:noFill/>
+                  </pic:spPr>
+                </pic:pic>
+              </a:graphicData>
+            </a:graphic>
+          </wp:anchor>
+        </w:drawing>
+      </w:r>
+    </w:p>
+    <w:p>
+      <w:pPr>
+        <w:pStyle w:val="Normal"/>
+        <w:bidi w:val="0"/>
+        <w:jc w:val="start"/>
+        <w:rPr>
+          <w:b/>
+          <w:bCs/>
+          <w:sz w:val="36"/>
+          <w:szCs w:val="36"/>
+        </w:rPr>
+      </w:pPr>
+      <w:r>
+        <w:rPr>
+          <w:b/>
+          <w:bCs/>
+          <w:sz w:val="36"/>
+          <w:szCs w:val="36"/>
+        </w:rPr>
+      </w:r>
+    </w:p>
+    <w:p>
+      <w:pPr>
+        <w:pStyle w:val="Normal"/>
+        <w:bidi w:val="0"/>
+        <w:jc w:val="start"/>
+        <w:rPr>
+          <w:b/>
+          <w:bCs/>
+          <w:sz w:val="36"/>
+          <w:szCs w:val="36"/>
+        </w:rPr>
+      </w:pPr>
+      <w:r>
+        <w:rPr>
+          <w:b/>
+          <w:bCs/>
+          <w:sz w:val="36"/>
+          <w:szCs w:val="36"/>
+        </w:rPr>
+      </w:r>
+    </w:p>
+    <w:p>
+      <w:pPr>
+        <w:pStyle w:val="Normal"/>
+        <w:bidi w:val="0"/>
+        <w:jc w:val="start"/>
+        <w:rPr>
+          <w:b/>
+          <w:bCs/>
+          <w:sz w:val="36"/>
+          <w:szCs w:val="36"/>
+        </w:rPr>
+      </w:pPr>
+      <w:r>
+        <w:rPr>
+          <w:b/>
+          <w:bCs/>
+          <w:sz w:val="36"/>
+          <w:szCs w:val="36"/>
+        </w:rPr>
+      </w:r>
+    </w:p>
+    <w:p>
+      <w:pPr>
+        <w:pStyle w:val="Normal"/>
+        <w:bidi w:val="0"/>
+        <w:jc w:val="start"/>
+        <w:rPr>
+          <w:b/>
+          <w:bCs/>
+          <w:sz w:val="36"/>
+          <w:szCs w:val="36"/>
+        </w:rPr>
+      </w:pPr>
+      <w:r>
+        <w:rPr>
+          <w:b/>
+          <w:bCs/>
+          <w:sz w:val="36"/>
+          <w:szCs w:val="36"/>
+        </w:rPr>
+      </w:r>
+    </w:p>
+    <w:p>
+      <w:pPr>
+        <w:pStyle w:val="Normal"/>
+        <w:numPr>
+          <w:ilvl w:val="0"/>
+          <w:numId w:val="2"/>
+        </w:numPr>
+        <w:bidi w:val="0"/>
+        <w:jc w:val="start"/>
+        <w:rPr>
+          <w:b/>
+          <w:bCs/>
+          <w:sz w:val="36"/>
+          <w:szCs w:val="36"/>
+        </w:rPr>
+      </w:pPr>
+      <w:r>
+        <w:rPr>
+          <w:b/>
+          <w:bCs/>
+          <w:sz w:val="36"/>
+          <w:szCs w:val="36"/>
+        </w:rPr>
+        <w:t>Crear el archivo config.php</w:t>
+      </w:r>
+    </w:p>
+    <w:p>
+      <w:pPr>
+        <w:pStyle w:val="Normal"/>
+        <w:bidi w:val="0"/>
+        <w:jc w:val="start"/>
+        <w:rPr>
+          <w:b/>
+          <w:bCs/>
+          <w:sz w:val="36"/>
+          <w:szCs w:val="36"/>
+        </w:rPr>
+      </w:pPr>
+      <w:r>
+        <w:rPr>
+          <w:b/>
+          <w:bCs/>
+          <w:sz w:val="36"/>
+          <w:szCs w:val="36"/>
+        </w:rPr>
+      </w:r>
+    </w:p>
+    <w:p>
+      <w:pPr>
+        <w:pStyle w:val="Normal"/>
+        <w:bidi w:val="0"/>
+        <w:jc w:val="start"/>
+        <w:rPr>
+          <w:b w:val="false"/>
+          <w:bCs w:val="false"/>
+          <w:sz w:val="36"/>
+          <w:szCs w:val="36"/>
+        </w:rPr>
+      </w:pPr>
+      <w:r>
+        <w:rPr>
+          <w:b w:val="false"/>
+          <w:bCs w:val="false"/>
+          <w:sz w:val="36"/>
+          <w:szCs w:val="36"/>
+        </w:rPr>
+        <w:t xml:space="preserve">Acceder </w:t>
+      </w:r>
+      <w:r>
+        <w:rPr>
+          <w:b w:val="false"/>
+          <w:bCs w:val="false"/>
+          <w:sz w:val="36"/>
+          <w:szCs w:val="36"/>
+        </w:rPr>
+        <w:t>a la carpeta php/utility y crear un archivo llamado config.php cuyo contenido debe ser el siguiente:</w:t>
+      </w:r>
+    </w:p>
+    <w:p>
+      <w:pPr>
+        <w:pStyle w:val="Normal"/>
+        <w:bidi w:val="0"/>
+        <w:jc w:val="start"/>
+        <w:rPr>
+          <w:b/>
+          <w:bCs/>
+          <w:sz w:val="36"/>
+          <w:szCs w:val="36"/>
+        </w:rPr>
+      </w:pPr>
+      <w:r>
+        <w:rPr>
+          <w:b/>
+          <w:bCs/>
+          <w:sz w:val="36"/>
+          <w:szCs w:val="36"/>
+        </w:rPr>
+        <w:drawing>
+          <wp:anchor distT="0" distB="0" distL="0" distR="0" simplePos="0" relativeHeight="13" behindDoc="0" locked="0" layoutInCell="0" allowOverlap="1">
+            <wp:simplePos x="0" y="0"/>
+            <wp:positionH relativeFrom="column">
+              <wp:posOffset>0</wp:posOffset>
+            </wp:positionH>
+            <wp:positionV relativeFrom="paragraph">
+              <wp:posOffset>210820</wp:posOffset>
+            </wp:positionV>
+            <wp:extent cx="6120130" cy="3249930"/>
+            <wp:effectExtent l="0" t="0" r="0" b="0"/>
+            <wp:wrapSquare wrapText="largest"/>
+            <wp:docPr id="14" name="Imagen14"/>
+            <wp:cNvGraphicFramePr>
+              <a:graphicFrameLocks xmlns:a="http://schemas.openxmlformats.org/drawingml/2006/main" noChangeAspect="1"/>
+            </wp:cNvGraphicFramePr>
+            <a:graphic xmlns:a="http://schemas.openxmlformats.org/drawingml/2006/main">
+              <a:graphicData uri="http://schemas.openxmlformats.org/drawingml/2006/picture">
+                <pic:pic xmlns:pic="http://schemas.openxmlformats.org/drawingml/2006/picture">
+                  <pic:nvPicPr>
+                    <pic:cNvPr id="14" name="Imagen14"/>
+                    <pic:cNvPicPr>
+                      <a:picLocks noChangeAspect="1" noChangeArrowheads="1"/>
+                    </pic:cNvPicPr>
+                  </pic:nvPicPr>
+                  <pic:blipFill>
+                    <a:blip r:embed="rId16"/>
+                    <a:stretch>
+                      <a:fillRect/>
+                    </a:stretch>
+                  </pic:blipFill>
+                  <pic:spPr bwMode="auto">
+                    <a:xfrm>
+                      <a:off x="0" y="0"/>
+                      <a:ext cx="6120130" cy="3249930"/>
+                    </a:xfrm>
+                    <a:prstGeom prst="rect">
+                      <a:avLst/>
+                    </a:prstGeom>
+                    <a:noFill/>
+                  </pic:spPr>
+                </pic:pic>
+              </a:graphicData>
+            </a:graphic>
+          </wp:anchor>
+        </w:drawing>
+      </w:r>
+    </w:p>
+    <w:p>
+      <w:pPr>
+        <w:pStyle w:val="Normal"/>
+        <w:bidi w:val="0"/>
+        <w:jc w:val="start"/>
+        <w:rPr>
+          <w:b/>
+          <w:bCs/>
+          <w:sz w:val="36"/>
+          <w:szCs w:val="36"/>
+        </w:rPr>
+      </w:pPr>
+      <w:r>
+        <w:rPr>
+          <w:b/>
+          <w:bCs/>
+          <w:sz w:val="36"/>
+          <w:szCs w:val="36"/>
+        </w:rPr>
+      </w:r>
+    </w:p>
+    <w:p>
+      <w:pPr>
+        <w:pStyle w:val="Normal"/>
+        <w:bidi w:val="0"/>
+        <w:jc w:val="start"/>
+        <w:rPr>
+          <w:rFonts w:ascii="Consolas;Courier New;monospace" w:hAnsi="Consolas;Courier New;monospace"/>
+          <w:b w:val="false"/>
+          <w:bCs/>
+          <w:color w:val="569CD6"/>
+          <w:sz w:val="36"/>
+          <w:szCs w:val="36"/>
+          <w:shd w:fill="1F1F1F" w:val="clear"/>
+        </w:rPr>
+      </w:pPr>
+      <w:r>
+        <w:rPr>
+          <w:rFonts w:ascii="Consolas;Courier New;monospace" w:hAnsi="Consolas;Courier New;monospace"/>
+          <w:b w:val="false"/>
+          <w:bCs/>
+          <w:color w:val="569CD6"/>
+          <w:sz w:val="36"/>
+          <w:szCs w:val="36"/>
+          <w:shd w:fill="1F1F1F" w:val="clear"/>
+        </w:rPr>
+        <w:t>&lt;?php</w:t>
+      </w:r>
+    </w:p>
+    <w:p>
+      <w:pPr>
+        <w:pStyle w:val="Normal"/>
+        <w:spacing w:lineRule="atLeast" w:line="285"/>
+        <w:ind w:hanging="0" w:start="0" w:end="0"/>
+        <w:rPr>
+          <w:rFonts w:ascii="Consolas;Courier New;monospace" w:hAnsi="Consolas;Courier New;monospace"/>
+          <w:b w:val="false"/>
+          <w:color w:val="CCCCCC"/>
+          <w:sz w:val="36"/>
+          <w:szCs w:val="36"/>
+          <w:shd w:fill="1F1F1F" w:val="clear"/>
+        </w:rPr>
+      </w:pPr>
+      <w:r>
+        <w:rPr>
+          <w:rFonts w:ascii="Consolas;Courier New;monospace" w:hAnsi="Consolas;Courier New;monospace"/>
+          <w:b w:val="false"/>
+          <w:color w:val="569CD6"/>
+          <w:sz w:val="36"/>
+          <w:szCs w:val="36"/>
+          <w:shd w:fill="1F1F1F" w:val="clear"/>
+        </w:rPr>
+        <w:t>const</w:t>
+      </w:r>
+      <w:r>
+        <w:rPr>
+          <w:rFonts w:ascii="Consolas;Courier New;monospace" w:hAnsi="Consolas;Courier New;monospace"/>
+          <w:b w:val="false"/>
+          <w:color w:val="D4D4D4"/>
+          <w:sz w:val="36"/>
+          <w:szCs w:val="36"/>
+          <w:shd w:fill="1F1F1F" w:val="clear"/>
+        </w:rPr>
+        <w:t xml:space="preserve"> RUTA=</w:t>
+      </w:r>
+      <w:r>
+        <w:rPr>
+          <w:rFonts w:ascii="Consolas;Courier New;monospace" w:hAnsi="Consolas;Courier New;monospace"/>
+          <w:b w:val="false"/>
+          <w:color w:val="CE9178"/>
+          <w:sz w:val="36"/>
+          <w:szCs w:val="36"/>
+          <w:shd w:fill="1F1F1F" w:val="clear"/>
+        </w:rPr>
+        <w:t>"localhost:33066"</w:t>
+      </w:r>
+      <w:r>
+        <w:rPr>
+          <w:rFonts w:ascii="Consolas;Courier New;monospace" w:hAnsi="Consolas;Courier New;monospace"/>
+          <w:b w:val="false"/>
+          <w:color w:val="D4D4D4"/>
+          <w:sz w:val="36"/>
+          <w:szCs w:val="36"/>
+          <w:shd w:fill="1F1F1F" w:val="clear"/>
+        </w:rPr>
+        <w:t>;</w:t>
+      </w:r>
+    </w:p>
+    <w:p>
+      <w:pPr>
+        <w:pStyle w:val="Normal"/>
+        <w:spacing w:lineRule="atLeast" w:line="285"/>
+        <w:ind w:hanging="0" w:start="0" w:end="0"/>
+        <w:rPr>
+          <w:rFonts w:ascii="Consolas;Courier New;monospace" w:hAnsi="Consolas;Courier New;monospace"/>
+          <w:b w:val="false"/>
+          <w:color w:val="CCCCCC"/>
+          <w:sz w:val="36"/>
+          <w:szCs w:val="36"/>
+          <w:shd w:fill="1F1F1F" w:val="clear"/>
+        </w:rPr>
+      </w:pPr>
+      <w:r>
+        <w:rPr>
+          <w:rFonts w:ascii="Consolas;Courier New;monospace" w:hAnsi="Consolas;Courier New;monospace"/>
+          <w:b w:val="false"/>
+          <w:color w:val="569CD6"/>
+          <w:sz w:val="36"/>
+          <w:szCs w:val="36"/>
+          <w:shd w:fill="1F1F1F" w:val="clear"/>
+        </w:rPr>
+        <w:t>const</w:t>
+      </w:r>
+      <w:r>
+        <w:rPr>
+          <w:rFonts w:ascii="Consolas;Courier New;monospace" w:hAnsi="Consolas;Courier New;monospace"/>
+          <w:b w:val="false"/>
+          <w:color w:val="D4D4D4"/>
+          <w:sz w:val="36"/>
+          <w:szCs w:val="36"/>
+          <w:shd w:fill="1F1F1F" w:val="clear"/>
+        </w:rPr>
+        <w:t xml:space="preserve"> DBNAME=</w:t>
+      </w:r>
+      <w:r>
+        <w:rPr>
+          <w:rFonts w:ascii="Consolas;Courier New;monospace" w:hAnsi="Consolas;Courier New;monospace"/>
+          <w:b w:val="false"/>
+          <w:color w:val="CE9178"/>
+          <w:sz w:val="36"/>
+          <w:szCs w:val="36"/>
+          <w:shd w:fill="1F1F1F" w:val="clear"/>
+        </w:rPr>
+        <w:t>"dndTFG"</w:t>
+      </w:r>
+      <w:r>
+        <w:rPr>
+          <w:rFonts w:ascii="Consolas;Courier New;monospace" w:hAnsi="Consolas;Courier New;monospace"/>
+          <w:b w:val="false"/>
+          <w:color w:val="D4D4D4"/>
+          <w:sz w:val="36"/>
+          <w:szCs w:val="36"/>
+          <w:shd w:fill="1F1F1F" w:val="clear"/>
+        </w:rPr>
+        <w:t>;</w:t>
+      </w:r>
+    </w:p>
+    <w:p>
+      <w:pPr>
+        <w:pStyle w:val="Normal"/>
+        <w:spacing w:lineRule="atLeast" w:line="285"/>
+        <w:ind w:hanging="0" w:start="0" w:end="0"/>
+        <w:rPr>
+          <w:rFonts w:ascii="Consolas;Courier New;monospace" w:hAnsi="Consolas;Courier New;monospace"/>
+          <w:b w:val="false"/>
+          <w:color w:val="CCCCCC"/>
+          <w:sz w:val="36"/>
+          <w:szCs w:val="36"/>
+          <w:shd w:fill="1F1F1F" w:val="clear"/>
+        </w:rPr>
+      </w:pPr>
+      <w:r>
+        <w:rPr>
+          <w:rFonts w:ascii="Consolas;Courier New;monospace" w:hAnsi="Consolas;Courier New;monospace"/>
+          <w:b w:val="false"/>
+          <w:color w:val="569CD6"/>
+          <w:sz w:val="36"/>
+          <w:szCs w:val="36"/>
+          <w:shd w:fill="1F1F1F" w:val="clear"/>
+        </w:rPr>
+        <w:t>const</w:t>
+      </w:r>
+      <w:r>
+        <w:rPr>
+          <w:rFonts w:ascii="Consolas;Courier New;monospace" w:hAnsi="Consolas;Courier New;monospace"/>
+          <w:b w:val="false"/>
+          <w:color w:val="D4D4D4"/>
+          <w:sz w:val="36"/>
+          <w:szCs w:val="36"/>
+          <w:shd w:fill="1F1F1F" w:val="clear"/>
+        </w:rPr>
+        <w:t xml:space="preserve"> USER=</w:t>
+      </w:r>
+      <w:r>
+        <w:rPr>
+          <w:rFonts w:ascii="Consolas;Courier New;monospace" w:hAnsi="Consolas;Courier New;monospace"/>
+          <w:b w:val="false"/>
+          <w:color w:val="CE9178"/>
+          <w:sz w:val="36"/>
+          <w:szCs w:val="36"/>
+          <w:shd w:fill="1F1F1F" w:val="clear"/>
+        </w:rPr>
+        <w:t>"root"</w:t>
+      </w:r>
+      <w:r>
+        <w:rPr>
+          <w:rFonts w:ascii="Consolas;Courier New;monospace" w:hAnsi="Consolas;Courier New;monospace"/>
+          <w:b w:val="false"/>
+          <w:color w:val="D4D4D4"/>
+          <w:sz w:val="36"/>
+          <w:szCs w:val="36"/>
+          <w:shd w:fill="1F1F1F" w:val="clear"/>
+        </w:rPr>
+        <w:t>;</w:t>
+      </w:r>
+    </w:p>
+    <w:p>
+      <w:pPr>
+        <w:pStyle w:val="Normal"/>
+        <w:spacing w:lineRule="atLeast" w:line="285"/>
+        <w:ind w:hanging="0" w:start="0" w:end="0"/>
+        <w:rPr>
+          <w:rFonts w:ascii="Consolas;Courier New;monospace" w:hAnsi="Consolas;Courier New;monospace"/>
+          <w:b w:val="false"/>
+          <w:color w:val="CCCCCC"/>
+          <w:sz w:val="36"/>
+          <w:szCs w:val="36"/>
+          <w:shd w:fill="1F1F1F" w:val="clear"/>
+        </w:rPr>
+      </w:pPr>
+      <w:r>
+        <w:rPr>
+          <w:rFonts w:ascii="Consolas;Courier New;monospace" w:hAnsi="Consolas;Courier New;monospace"/>
+          <w:b w:val="false"/>
+          <w:color w:val="569CD6"/>
+          <w:sz w:val="36"/>
+          <w:szCs w:val="36"/>
+          <w:shd w:fill="1F1F1F" w:val="clear"/>
+        </w:rPr>
+        <w:t>const</w:t>
+      </w:r>
+      <w:r>
+        <w:rPr>
+          <w:rFonts w:ascii="Consolas;Courier New;monospace" w:hAnsi="Consolas;Courier New;monospace"/>
+          <w:b w:val="false"/>
+          <w:color w:val="D4D4D4"/>
+          <w:sz w:val="36"/>
+          <w:szCs w:val="36"/>
+          <w:shd w:fill="1F1F1F" w:val="clear"/>
+        </w:rPr>
+        <w:t xml:space="preserve"> PASSWORD=</w:t>
+      </w:r>
+      <w:r>
+        <w:rPr>
+          <w:rFonts w:ascii="Consolas;Courier New;monospace" w:hAnsi="Consolas;Courier New;monospace"/>
+          <w:b w:val="false"/>
+          <w:color w:val="CE9178"/>
+          <w:sz w:val="36"/>
+          <w:szCs w:val="36"/>
+          <w:shd w:fill="1F1F1F" w:val="clear"/>
+        </w:rPr>
+        <w:t>"mypass"</w:t>
+      </w:r>
+      <w:r>
+        <w:rPr>
+          <w:rFonts w:ascii="Consolas;Courier New;monospace" w:hAnsi="Consolas;Courier New;monospace"/>
+          <w:b w:val="false"/>
+          <w:color w:val="D4D4D4"/>
+          <w:sz w:val="36"/>
+          <w:szCs w:val="36"/>
+          <w:shd w:fill="1F1F1F" w:val="clear"/>
+        </w:rPr>
+        <w:t>;</w:t>
+      </w:r>
+    </w:p>
+    <w:p>
+      <w:pPr>
+        <w:pStyle w:val="Normal"/>
+        <w:bidi w:val="0"/>
+        <w:jc w:val="start"/>
+        <w:rPr>
+          <w:b/>
+          <w:bCs/>
+          <w:sz w:val="36"/>
+          <w:szCs w:val="36"/>
+        </w:rPr>
+      </w:pPr>
+      <w:r>
+        <w:rPr>
+          <w:b/>
+          <w:bCs/>
+          <w:sz w:val="36"/>
+          <w:szCs w:val="36"/>
+        </w:rPr>
+      </w:r>
+    </w:p>
+    <w:p>
+      <w:pPr>
+        <w:pStyle w:val="Normal"/>
+        <w:bidi w:val="0"/>
+        <w:jc w:val="start"/>
+        <w:rPr>
+          <w:b w:val="false"/>
+          <w:bCs w:val="false"/>
+          <w:sz w:val="36"/>
+          <w:szCs w:val="36"/>
+        </w:rPr>
+      </w:pPr>
+      <w:r>
+        <w:rPr>
+          <w:b w:val="false"/>
+          <w:bCs w:val="false"/>
+          <w:sz w:val="36"/>
+          <w:szCs w:val="36"/>
+        </w:rPr>
+        <w:t>Cambiar los valores de las constantes dependiendo de tu base de datos, tu ruta, tu usuario y tu contraseña. Es importante poner el puerto (33066 en el ejemplo) si no es 3306 o el programa no encontrará la base de datos</w:t>
       </w:r>
     </w:p>
     <w:sectPr>
-      <w:footerReference w:type="default" r:id="rId2"/>
+      <w:footerReference w:type="even" r:id="rId17"/>
+      <w:footerReference w:type="default" r:id="rId18"/>
+      <w:footerReference w:type="first" r:id="rId19"/>
       <w:type w:val="nextPage"/>
       <w:pgSz w:w="11906" w:h="16838"/>
       <w:pgMar w:left="1134" w:right="1134" w:gutter="0" w:header="0" w:top="1134" w:footer="1134" w:bottom="1693"/>
       <w:pgNumType w:fmt="decimal"/>
       <w:formProt w:val="false"/>
       <w:textDirection w:val="lrTb"/>
+      <w:docGrid w:type="default" w:linePitch="100" w:charSpace="0"/>
     </w:sectPr>
   </w:body>
 </w:document>
 </file>
 
 <file path=word/footer1.xml><?xml version="1.0" encoding="utf-8"?>
+<w:ftr xmlns:o="urn:schemas-microsoft-com:office:office" xmlns:r="http://schemas.openxmlformats.org/officeDocument/2006/relationships" xmlns:v="urn:schemas-microsoft-com:vml" xmlns:w="http://schemas.openxmlformats.org/wordprocessingml/2006/main" xmlns:w10="urn:schemas-microsoft-com:office:word" xmlns:wp="http://schemas.openxmlformats.org/drawingml/2006/wordprocessingDrawing" xmlns:pic="http://schemas.openxmlformats.org/drawingml/2006/picture" xmlns:wps="http://schemas.microsoft.com/office/word/2010/wordprocessingShape" xmlns:wpg="http://schemas.microsoft.com/office/word/2010/wordprocessingGroup" xmlns:mc="http://schemas.openxmlformats.org/markup-compatibility/2006" xmlns:wp14="http://schemas.microsoft.com/office/word/2010/wordprocessingDrawing" xmlns:w14="http://schemas.microsoft.com/office/word/2010/wordml" xmlns:w15="http://schemas.microsoft.com/office/word/2012/wordml" mc:Ignorable="w14 wp14 w15">
+  <w:p>
+    <w:pPr>
+      <w:pStyle w:val="Footer"/>
+      <w:rPr/>
+    </w:pPr>
+    <w:r>
+      <w:rPr/>
+    </w:r>
+  </w:p>
+</w:ftr>
+</file>
+
+<file path=word/footer2.xml><?xml version="1.0" encoding="utf-8"?>
+<w:ftr xmlns:o="urn:schemas-microsoft-com:office:office" xmlns:r="http://schemas.openxmlformats.org/officeDocument/2006/relationships" xmlns:v="urn:schemas-microsoft-com:vml" xmlns:w="http://schemas.openxmlformats.org/wordprocessingml/2006/main" xmlns:w10="urn:schemas-microsoft-com:office:word" xmlns:wp="http://schemas.openxmlformats.org/drawingml/2006/wordprocessingDrawing" xmlns:pic="http://schemas.openxmlformats.org/drawingml/2006/picture" xmlns:wps="http://schemas.microsoft.com/office/word/2010/wordprocessingShape" xmlns:wpg="http://schemas.microsoft.com/office/word/2010/wordprocessingGroup" xmlns:mc="http://schemas.openxmlformats.org/markup-compatibility/2006" xmlns:wp14="http://schemas.microsoft.com/office/word/2010/wordprocessingDrawing" xmlns:w14="http://schemas.microsoft.com/office/word/2010/wordml" xmlns:w15="http://schemas.microsoft.com/office/word/2012/wordml" mc:Ignorable="w14 wp14 w15">
+  <w:p>
+    <w:pPr>
+      <w:pStyle w:val="Footer"/>
+      <w:bidi w:val="0"/>
+      <w:jc w:val="start"/>
+      <w:rPr/>
+    </w:pPr>
+    <w:r>
+      <w:rPr/>
+      <w:t>08/04/2026</w:t>
+      <w:tab/>
+      <w:tab/>
+      <w:t>Daniel Alvarez y Aketza González</w:t>
+    </w:r>
+  </w:p>
+</w:ftr>
+</file>
+
+<file path=word/footer3.xml><?xml version="1.0" encoding="utf-8"?>
 <w:ftr xmlns:o="urn:schemas-microsoft-com:office:office" xmlns:r="http://schemas.openxmlformats.org/officeDocument/2006/relationships" xmlns:v="urn:schemas-microsoft-com:vml" xmlns:w="http://schemas.openxmlformats.org/wordprocessingml/2006/main" xmlns:w10="urn:schemas-microsoft-com:office:word" xmlns:wp="http://schemas.openxmlformats.org/drawingml/2006/wordprocessingDrawing" xmlns:pic="http://schemas.openxmlformats.org/drawingml/2006/picture" xmlns:wps="http://schemas.microsoft.com/office/word/2010/wordprocessingShape" xmlns:wpg="http://schemas.microsoft.com/office/word/2010/wordprocessingGroup" xmlns:mc="http://schemas.openxmlformats.org/markup-compatibility/2006" xmlns:wp14="http://schemas.microsoft.com/office/word/2010/wordprocessingDrawing" xmlns:w14="http://schemas.microsoft.com/office/word/2010/wordml" xmlns:w15="http://schemas.microsoft.com/office/word/2012/wordml" mc:Ignorable="w14 wp14 w15">
   <w:p>
     <w:pPr>
@@ -582,6 +3705,125 @@
   <w:abstractNum w:abstractNumId="2">
     <w:lvl w:ilvl="0">
       <w:start w:val="1"/>
+      <w:numFmt w:val="decimal"/>
+      <w:lvlText w:val="%1."/>
+      <w:lvlJc w:val="start"/>
+      <w:pPr>
+        <w:tabs>
+          <w:tab w:val="num" w:pos="720"/>
+        </w:tabs>
+        <w:ind w:start="720" w:hanging="360"/>
+      </w:pPr>
+      <w:rPr/>
+    </w:lvl>
+    <w:lvl w:ilvl="1">
+      <w:start w:val="1"/>
+      <w:numFmt w:val="decimal"/>
+      <w:lvlText w:val="%2."/>
+      <w:lvlJc w:val="start"/>
+      <w:pPr>
+        <w:tabs>
+          <w:tab w:val="num" w:pos="1080"/>
+        </w:tabs>
+        <w:ind w:start="1080" w:hanging="360"/>
+      </w:pPr>
+      <w:rPr/>
+    </w:lvl>
+    <w:lvl w:ilvl="2">
+      <w:start w:val="1"/>
+      <w:numFmt w:val="decimal"/>
+      <w:lvlText w:val="%3."/>
+      <w:lvlJc w:val="start"/>
+      <w:pPr>
+        <w:tabs>
+          <w:tab w:val="num" w:pos="1440"/>
+        </w:tabs>
+        <w:ind w:start="1440" w:hanging="360"/>
+      </w:pPr>
+      <w:rPr/>
+    </w:lvl>
+    <w:lvl w:ilvl="3">
+      <w:start w:val="1"/>
+      <w:numFmt w:val="decimal"/>
+      <w:lvlText w:val="%4."/>
+      <w:lvlJc w:val="start"/>
+      <w:pPr>
+        <w:tabs>
+          <w:tab w:val="num" w:pos="1800"/>
+        </w:tabs>
+        <w:ind w:start="1800" w:hanging="360"/>
+      </w:pPr>
+      <w:rPr/>
+    </w:lvl>
+    <w:lvl w:ilvl="4">
+      <w:start w:val="1"/>
+      <w:numFmt w:val="decimal"/>
+      <w:lvlText w:val="%5."/>
+      <w:lvlJc w:val="start"/>
+      <w:pPr>
+        <w:tabs>
+          <w:tab w:val="num" w:pos="2160"/>
+        </w:tabs>
+        <w:ind w:start="2160" w:hanging="360"/>
+      </w:pPr>
+      <w:rPr/>
+    </w:lvl>
+    <w:lvl w:ilvl="5">
+      <w:start w:val="1"/>
+      <w:numFmt w:val="decimal"/>
+      <w:lvlText w:val="%6."/>
+      <w:lvlJc w:val="start"/>
+      <w:pPr>
+        <w:tabs>
+          <w:tab w:val="num" w:pos="2520"/>
+        </w:tabs>
+        <w:ind w:start="2520" w:hanging="360"/>
+      </w:pPr>
+      <w:rPr/>
+    </w:lvl>
+    <w:lvl w:ilvl="6">
+      <w:start w:val="1"/>
+      <w:numFmt w:val="decimal"/>
+      <w:lvlText w:val="%7."/>
+      <w:lvlJc w:val="start"/>
+      <w:pPr>
+        <w:tabs>
+          <w:tab w:val="num" w:pos="2880"/>
+        </w:tabs>
+        <w:ind w:start="2880" w:hanging="360"/>
+      </w:pPr>
+      <w:rPr/>
+    </w:lvl>
+    <w:lvl w:ilvl="7">
+      <w:start w:val="1"/>
+      <w:numFmt w:val="decimal"/>
+      <w:lvlText w:val="%8."/>
+      <w:lvlJc w:val="start"/>
+      <w:pPr>
+        <w:tabs>
+          <w:tab w:val="num" w:pos="3240"/>
+        </w:tabs>
+        <w:ind w:start="3240" w:hanging="360"/>
+      </w:pPr>
+      <w:rPr/>
+    </w:lvl>
+    <w:lvl w:ilvl="8">
+      <w:start w:val="1"/>
+      <w:numFmt w:val="decimal"/>
+      <w:lvlText w:val="%9."/>
+      <w:lvlJc w:val="start"/>
+      <w:pPr>
+        <w:tabs>
+          <w:tab w:val="num" w:pos="3600"/>
+        </w:tabs>
+        <w:ind w:start="3600" w:hanging="360"/>
+      </w:pPr>
+      <w:rPr/>
+    </w:lvl>
+  </w:abstractNum>
+  <w:abstractNum w:abstractNumId="3">
+    <w:lvl w:ilvl="0">
+      <w:start w:val="1"/>
       <w:numFmt w:val="none"/>
       <w:suff w:val="nothing"/>
       <w:lvlText w:val=""/>
@@ -703,6 +3945,9 @@
   </w:num>
   <w:num w:numId="2">
     <w:abstractNumId w:val="2"/>
+  </w:num>
+  <w:num w:numId="3">
+    <w:abstractNumId w:val="3"/>
   </w:num>
 </w:numbering>
 </file>
@@ -721,7 +3966,6 @@
     </w:rPrDefault>
     <w:pPrDefault>
       <w:pPr>
-        <w:widowControl/>
         <w:suppressAutoHyphens w:val="true"/>
       </w:pPr>
     </w:pPrDefault>
@@ -731,7 +3975,10 @@
     <w:qFormat/>
     <w:pPr>
       <w:widowControl/>
+      <w:suppressAutoHyphens w:val="true"/>
       <w:bidi w:val="0"/>
+      <w:spacing w:before="0" w:after="0"/>
+      <w:jc w:val="start"/>
     </w:pPr>
     <w:rPr>
       <w:rFonts w:ascii="Liberation Serif" w:hAnsi="Liberation Serif" w:eastAsia="NSimSun" w:cs="Arial"/>
@@ -742,16 +3989,35 @@
       <w:lang w:val="es-ES" w:eastAsia="zh-CN" w:bidi="hi-IN"/>
     </w:rPr>
   </w:style>
+  <w:style w:type="character" w:styleId="Smbolosdenumeracinuser">
+    <w:name w:val="Símbolos de numeración (user)"/>
+    <w:qFormat/>
+    <w:rPr/>
+  </w:style>
+  <w:style w:type="character" w:styleId="Bolosuser">
+    <w:name w:val="Bolos (user)"/>
+    <w:qFormat/>
+    <w:rPr>
+      <w:rFonts w:ascii="OpenSymbol" w:hAnsi="OpenSymbol" w:eastAsia="OpenSymbol" w:cs="OpenSymbol"/>
+    </w:rPr>
+  </w:style>
   <w:style w:type="character" w:styleId="Smbolosdenumeracin">
     <w:name w:val="Símbolos de numeración"/>
     <w:qFormat/>
     <w:rPr/>
   </w:style>
-  <w:style w:type="character" w:styleId="Bolos">
-    <w:name w:val="Bolos"/>
-    <w:qFormat/>
+  <w:style w:type="character" w:styleId="Hyperlink">
+    <w:name w:val="Hyperlink"/>
     <w:rPr>
-      <w:rFonts w:ascii="OpenSymbol" w:hAnsi="OpenSymbol" w:eastAsia="OpenSymbol" w:cs="OpenSymbol"/>
+      <w:color w:val="000080"/>
+      <w:u w:val="single"/>
+    </w:rPr>
+  </w:style>
+  <w:style w:type="character" w:styleId="FollowedHyperlink">
+    <w:name w:val="FollowedHyperlink"/>
+    <w:rPr>
+      <w:color w:val="800000"/>
+      <w:u w:val="single"/>
     </w:rPr>
   </w:style>
   <w:style w:type="paragraph" w:styleId="Ttulo">
@@ -812,8 +4078,34 @@
       <w:rFonts w:cs="Arial"/>
     </w:rPr>
   </w:style>
-  <w:style w:type="paragraph" w:styleId="Cabeceraypie">
-    <w:name w:val="Cabecera y pie"/>
+  <w:style w:type="paragraph" w:styleId="Ttulouser">
+    <w:name w:val="Título (user)"/>
+    <w:basedOn w:val="Normal"/>
+    <w:next w:val="BodyText"/>
+    <w:qFormat/>
+    <w:pPr>
+      <w:keepNext w:val="true"/>
+      <w:spacing w:before="240" w:after="120"/>
+    </w:pPr>
+    <w:rPr>
+      <w:rFonts w:ascii="Liberation Sans" w:hAnsi="Liberation Sans" w:eastAsia="Microsoft YaHei" w:cs="Arial"/>
+      <w:sz w:val="28"/>
+      <w:szCs w:val="28"/>
+    </w:rPr>
+  </w:style>
+  <w:style w:type="paragraph" w:styleId="ndiceuser">
+    <w:name w:val="Índice (user)"/>
+    <w:basedOn w:val="Normal"/>
+    <w:qFormat/>
+    <w:pPr>
+      <w:suppressLineNumbers/>
+    </w:pPr>
+    <w:rPr>
+      <w:rFonts w:cs="Arial"/>
+    </w:rPr>
+  </w:style>
+  <w:style w:type="paragraph" w:styleId="Cabeceraypieuser">
+    <w:name w:val="Cabecera y pie (user)"/>
     <w:basedOn w:val="Normal"/>
     <w:qFormat/>
     <w:pPr>
@@ -826,9 +4118,16 @@
     </w:pPr>
     <w:rPr/>
   </w:style>
+  <w:style w:type="paragraph" w:styleId="Cabeceraypie">
+    <w:name w:val="Cabecera y pie"/>
+    <w:basedOn w:val="Normal"/>
+    <w:qFormat/>
+    <w:pPr/>
+    <w:rPr/>
+  </w:style>
   <w:style w:type="paragraph" w:styleId="Footer">
     <w:name w:val="footer"/>
-    <w:basedOn w:val="Cabeceraypie"/>
+    <w:basedOn w:val="Cabeceraypieuser"/>
     <w:pPr>
       <w:suppressLineNumbers/>
     </w:pPr>

--- a/DOCUMENTACION/Manual_de_implantacion.docx
+++ b/DOCUMENTACION/Manual_de_implantacion.docx
@@ -351,25 +351,7 @@
           <w:sz w:val="36"/>
           <w:szCs w:val="36"/>
         </w:rPr>
-        <w:t>servidor para poder ejecutar c</w:t>
-      </w:r>
-      <w:r>
-        <w:rPr>
-          <w:b w:val="false"/>
-          <w:bCs w:val="false"/>
-          <w:sz w:val="36"/>
-          <w:szCs w:val="36"/>
-        </w:rPr>
-        <w:t>ó</w:t>
-      </w:r>
-      <w:r>
-        <w:rPr>
-          <w:b w:val="false"/>
-          <w:bCs w:val="false"/>
-          <w:sz w:val="36"/>
-          <w:szCs w:val="36"/>
-        </w:rPr>
-        <w:t>digo php</w:t>
+        <w:t>servidor para poder ejecutar código php</w:t>
       </w:r>
     </w:p>
     <w:p>
@@ -517,406 +499,125 @@
           <w:sz w:val="36"/>
           <w:szCs w:val="36"/>
         </w:rPr>
-        <w:t>Para este manual se va a utilizar XAMPP para el servidor y la base de datos y Visual Studio Code para editar los archivos, pero tal y como se ha descrito antes, se puede usar cualquier herramienta que tenga un servidor apache, una base de datos de MariaDB o MySQL y cualquier editor de texto (incluido el bloc de notas)</w:t>
-      </w:r>
-    </w:p>
-    <w:p>
-      <w:pPr>
-        <w:pStyle w:val="Normal"/>
-        <w:bidi w:val="0"/>
-        <w:jc w:val="start"/>
-        <w:rPr>
-          <w:b w:val="false"/>
-          <w:bCs w:val="false"/>
-          <w:sz w:val="36"/>
-          <w:szCs w:val="36"/>
-        </w:rPr>
-      </w:pPr>
-      <w:r>
-        <w:rPr>
-          <w:b w:val="false"/>
-          <w:bCs w:val="false"/>
-          <w:sz w:val="36"/>
-          <w:szCs w:val="36"/>
-        </w:rPr>
-      </w:r>
-    </w:p>
-    <w:p>
-      <w:pPr>
-        <w:pStyle w:val="Normal"/>
-        <w:bidi w:val="0"/>
-        <w:jc w:val="start"/>
-        <w:rPr>
-          <w:b w:val="false"/>
-          <w:bCs w:val="false"/>
-          <w:sz w:val="36"/>
-          <w:szCs w:val="36"/>
-        </w:rPr>
-      </w:pPr>
-      <w:r>
-        <w:rPr>
-          <w:b w:val="false"/>
-          <w:bCs w:val="false"/>
-          <w:sz w:val="36"/>
-          <w:szCs w:val="36"/>
-        </w:rPr>
-      </w:r>
-    </w:p>
-    <w:p>
-      <w:pPr>
-        <w:pStyle w:val="Normal"/>
-        <w:bidi w:val="0"/>
-        <w:jc w:val="start"/>
-        <w:rPr>
-          <w:b w:val="false"/>
-          <w:bCs w:val="false"/>
-          <w:sz w:val="36"/>
-          <w:szCs w:val="36"/>
-        </w:rPr>
-      </w:pPr>
-      <w:r>
-        <w:rPr>
-          <w:b w:val="false"/>
-          <w:bCs w:val="false"/>
-          <w:sz w:val="36"/>
-          <w:szCs w:val="36"/>
-        </w:rPr>
-      </w:r>
-    </w:p>
-    <w:p>
-      <w:pPr>
-        <w:pStyle w:val="Normal"/>
-        <w:bidi w:val="0"/>
-        <w:jc w:val="start"/>
-        <w:rPr>
-          <w:b w:val="false"/>
-          <w:bCs w:val="false"/>
-          <w:sz w:val="36"/>
-          <w:szCs w:val="36"/>
-        </w:rPr>
-      </w:pPr>
-      <w:r>
-        <w:rPr>
-          <w:b w:val="false"/>
-          <w:bCs w:val="false"/>
-          <w:sz w:val="36"/>
-          <w:szCs w:val="36"/>
-        </w:rPr>
-      </w:r>
-    </w:p>
-    <w:p>
-      <w:pPr>
-        <w:pStyle w:val="Normal"/>
-        <w:bidi w:val="0"/>
-        <w:jc w:val="start"/>
-        <w:rPr>
-          <w:b w:val="false"/>
-          <w:bCs w:val="false"/>
-          <w:sz w:val="36"/>
-          <w:szCs w:val="36"/>
-        </w:rPr>
-      </w:pPr>
-      <w:r>
-        <w:rPr>
-          <w:b w:val="false"/>
-          <w:bCs w:val="false"/>
-          <w:sz w:val="36"/>
-          <w:szCs w:val="36"/>
-        </w:rPr>
-      </w:r>
-    </w:p>
-    <w:p>
-      <w:pPr>
-        <w:pStyle w:val="Normal"/>
-        <w:bidi w:val="0"/>
-        <w:jc w:val="start"/>
-        <w:rPr>
-          <w:b w:val="false"/>
-          <w:bCs w:val="false"/>
-          <w:sz w:val="36"/>
-          <w:szCs w:val="36"/>
-        </w:rPr>
-      </w:pPr>
-      <w:r>
-        <w:rPr>
-          <w:b w:val="false"/>
-          <w:bCs w:val="false"/>
-          <w:sz w:val="36"/>
-          <w:szCs w:val="36"/>
-        </w:rPr>
-      </w:r>
-    </w:p>
-    <w:p>
-      <w:pPr>
-        <w:pStyle w:val="Normal"/>
-        <w:bidi w:val="0"/>
-        <w:jc w:val="start"/>
-        <w:rPr>
-          <w:b w:val="false"/>
-          <w:bCs w:val="false"/>
-          <w:sz w:val="36"/>
-          <w:szCs w:val="36"/>
-        </w:rPr>
-      </w:pPr>
-      <w:r>
-        <w:rPr>
-          <w:b w:val="false"/>
-          <w:bCs w:val="false"/>
-          <w:sz w:val="36"/>
-          <w:szCs w:val="36"/>
-        </w:rPr>
-      </w:r>
-    </w:p>
-    <w:p>
-      <w:pPr>
-        <w:pStyle w:val="Normal"/>
-        <w:bidi w:val="0"/>
-        <w:jc w:val="start"/>
-        <w:rPr>
-          <w:b w:val="false"/>
-          <w:bCs w:val="false"/>
-          <w:sz w:val="36"/>
-          <w:szCs w:val="36"/>
-        </w:rPr>
-      </w:pPr>
-      <w:r>
-        <w:rPr>
-          <w:b w:val="false"/>
-          <w:bCs w:val="false"/>
-          <w:sz w:val="36"/>
-          <w:szCs w:val="36"/>
-        </w:rPr>
-      </w:r>
-    </w:p>
-    <w:p>
-      <w:pPr>
-        <w:pStyle w:val="Normal"/>
-        <w:bidi w:val="0"/>
-        <w:jc w:val="start"/>
-        <w:rPr>
-          <w:b w:val="false"/>
-          <w:bCs w:val="false"/>
-          <w:sz w:val="36"/>
-          <w:szCs w:val="36"/>
-        </w:rPr>
-      </w:pPr>
-      <w:r>
-        <w:rPr>
-          <w:b w:val="false"/>
-          <w:bCs w:val="false"/>
-          <w:sz w:val="36"/>
-          <w:szCs w:val="36"/>
-        </w:rPr>
-      </w:r>
-    </w:p>
-    <w:p>
-      <w:pPr>
-        <w:pStyle w:val="Normal"/>
-        <w:bidi w:val="0"/>
-        <w:jc w:val="start"/>
-        <w:rPr>
-          <w:b w:val="false"/>
-          <w:bCs w:val="false"/>
-          <w:sz w:val="36"/>
-          <w:szCs w:val="36"/>
-        </w:rPr>
-      </w:pPr>
-      <w:r>
-        <w:rPr>
-          <w:b w:val="false"/>
-          <w:bCs w:val="false"/>
-          <w:sz w:val="36"/>
-          <w:szCs w:val="36"/>
-        </w:rPr>
-      </w:r>
-    </w:p>
-    <w:p>
-      <w:pPr>
-        <w:pStyle w:val="Normal"/>
-        <w:bidi w:val="0"/>
-        <w:jc w:val="start"/>
-        <w:rPr>
-          <w:b w:val="false"/>
-          <w:bCs w:val="false"/>
-          <w:sz w:val="36"/>
-          <w:szCs w:val="36"/>
-        </w:rPr>
-      </w:pPr>
-      <w:r>
-        <w:rPr>
-          <w:b w:val="false"/>
-          <w:bCs w:val="false"/>
-          <w:sz w:val="36"/>
-          <w:szCs w:val="36"/>
-        </w:rPr>
-      </w:r>
-    </w:p>
-    <w:p>
-      <w:pPr>
-        <w:pStyle w:val="Normal"/>
-        <w:bidi w:val="0"/>
-        <w:jc w:val="start"/>
-        <w:rPr>
-          <w:b w:val="false"/>
-          <w:bCs w:val="false"/>
-          <w:sz w:val="36"/>
-          <w:szCs w:val="36"/>
-        </w:rPr>
-      </w:pPr>
-      <w:r>
-        <w:rPr>
-          <w:b w:val="false"/>
-          <w:bCs w:val="false"/>
-          <w:sz w:val="36"/>
-          <w:szCs w:val="36"/>
-        </w:rPr>
-      </w:r>
-    </w:p>
-    <w:p>
-      <w:pPr>
-        <w:pStyle w:val="Normal"/>
-        <w:bidi w:val="0"/>
-        <w:jc w:val="start"/>
-        <w:rPr>
-          <w:b w:val="false"/>
-          <w:bCs w:val="false"/>
-          <w:sz w:val="36"/>
-          <w:szCs w:val="36"/>
-        </w:rPr>
-      </w:pPr>
-      <w:r>
-        <w:rPr>
-          <w:b w:val="false"/>
-          <w:bCs w:val="false"/>
-          <w:sz w:val="36"/>
-          <w:szCs w:val="36"/>
-        </w:rPr>
-      </w:r>
-    </w:p>
-    <w:p>
-      <w:pPr>
-        <w:pStyle w:val="Normal"/>
-        <w:bidi w:val="0"/>
-        <w:jc w:val="start"/>
-        <w:rPr>
-          <w:b w:val="false"/>
-          <w:bCs w:val="false"/>
-          <w:sz w:val="36"/>
-          <w:szCs w:val="36"/>
-        </w:rPr>
-      </w:pPr>
-      <w:r>
-        <w:rPr>
-          <w:b w:val="false"/>
-          <w:bCs w:val="false"/>
-          <w:sz w:val="36"/>
-          <w:szCs w:val="36"/>
-        </w:rPr>
-      </w:r>
-    </w:p>
-    <w:p>
-      <w:pPr>
-        <w:pStyle w:val="Normal"/>
-        <w:bidi w:val="0"/>
-        <w:jc w:val="start"/>
-        <w:rPr>
-          <w:b w:val="false"/>
-          <w:bCs w:val="false"/>
-          <w:sz w:val="36"/>
-          <w:szCs w:val="36"/>
-        </w:rPr>
-      </w:pPr>
-      <w:r>
-        <w:rPr>
-          <w:b w:val="false"/>
-          <w:bCs w:val="false"/>
-          <w:sz w:val="36"/>
-          <w:szCs w:val="36"/>
-        </w:rPr>
-      </w:r>
-    </w:p>
-    <w:p>
-      <w:pPr>
-        <w:pStyle w:val="Normal"/>
-        <w:bidi w:val="0"/>
-        <w:jc w:val="start"/>
-        <w:rPr>
-          <w:b w:val="false"/>
-          <w:bCs w:val="false"/>
-          <w:sz w:val="36"/>
-          <w:szCs w:val="36"/>
-        </w:rPr>
-      </w:pPr>
-      <w:r>
-        <w:rPr>
-          <w:b w:val="false"/>
-          <w:bCs w:val="false"/>
-          <w:sz w:val="36"/>
-          <w:szCs w:val="36"/>
-        </w:rPr>
-      </w:r>
-    </w:p>
-    <w:p>
-      <w:pPr>
-        <w:pStyle w:val="Normal"/>
-        <w:bidi w:val="0"/>
-        <w:jc w:val="start"/>
-        <w:rPr>
-          <w:b w:val="false"/>
-          <w:bCs w:val="false"/>
-          <w:sz w:val="36"/>
-          <w:szCs w:val="36"/>
-        </w:rPr>
-      </w:pPr>
-      <w:r>
-        <w:rPr>
-          <w:b w:val="false"/>
-          <w:bCs w:val="false"/>
-          <w:sz w:val="36"/>
-          <w:szCs w:val="36"/>
-        </w:rPr>
-      </w:r>
-    </w:p>
-    <w:p>
-      <w:pPr>
-        <w:pStyle w:val="Normal"/>
-        <w:bidi w:val="0"/>
-        <w:jc w:val="start"/>
-        <w:rPr>
-          <w:b w:val="false"/>
-          <w:bCs w:val="false"/>
-          <w:sz w:val="36"/>
-          <w:szCs w:val="36"/>
-        </w:rPr>
-      </w:pPr>
-      <w:r>
-        <w:rPr>
-          <w:b w:val="false"/>
-          <w:bCs w:val="false"/>
-          <w:sz w:val="36"/>
-          <w:szCs w:val="36"/>
-        </w:rPr>
-      </w:r>
-    </w:p>
-    <w:p>
-      <w:pPr>
-        <w:pStyle w:val="Normal"/>
-        <w:bidi w:val="0"/>
-        <w:jc w:val="start"/>
-        <w:rPr>
-          <w:b w:val="false"/>
-          <w:bCs w:val="false"/>
-          <w:sz w:val="36"/>
-          <w:szCs w:val="36"/>
-        </w:rPr>
-      </w:pPr>
-      <w:r>
-        <w:rPr>
-          <w:b w:val="false"/>
-          <w:bCs w:val="false"/>
-          <w:sz w:val="36"/>
-          <w:szCs w:val="36"/>
-        </w:rPr>
+        <w:t xml:space="preserve">Para este manual se va a utilizar XAMPP para el servidor y la base de datos y Visual Studio Code para editar los archivos, pero tal y como se ha descrito antes, se puede usar cualquier herramienta que tenga un servidor apache, una base de datos de MariaDB o MySQL y cualquier editor de texto (incluido el bloc de notas). </w:t>
+      </w:r>
+      <w:r>
+        <w:rPr>
+          <w:b w:val="false"/>
+          <w:bCs w:val="false"/>
+          <w:sz w:val="36"/>
+          <w:szCs w:val="36"/>
+        </w:rPr>
+        <w:t xml:space="preserve">El proyecto se encuenta en github en </w:t>
+      </w:r>
+      <w:hyperlink r:id="rId2">
+        <w:r>
+          <w:rPr>
+            <w:rStyle w:val="Hyperlink"/>
+            <w:b w:val="false"/>
+            <w:bCs w:val="false"/>
+            <w:sz w:val="36"/>
+            <w:szCs w:val="36"/>
+          </w:rPr>
+          <w:t>https://github.com/Blanconomicon/Web_Frontend</w:t>
+        </w:r>
+      </w:hyperlink>
+      <w:r>
+        <w:rPr>
+          <w:b w:val="false"/>
+          <w:bCs w:val="false"/>
+          <w:sz w:val="36"/>
+          <w:szCs w:val="36"/>
+        </w:rPr>
+        <w:t>. Se puede realizar git clone del repositorio o descargar el zip.</w:t>
+      </w:r>
+    </w:p>
+    <w:p>
+      <w:pPr>
+        <w:pStyle w:val="Normal"/>
+        <w:bidi w:val="0"/>
+        <w:jc w:val="start"/>
+        <w:rPr>
+          <w:b w:val="false"/>
+          <w:bCs w:val="false"/>
+          <w:sz w:val="36"/>
+          <w:szCs w:val="36"/>
+        </w:rPr>
+      </w:pPr>
+      <w:r>
+        <w:rPr>
+          <w:b w:val="false"/>
+          <w:bCs w:val="false"/>
+          <w:sz w:val="36"/>
+          <w:szCs w:val="36"/>
+        </w:rPr>
+      </w:r>
+    </w:p>
+    <w:p>
+      <w:pPr>
+        <w:pStyle w:val="Normal"/>
+        <w:bidi w:val="0"/>
+        <w:jc w:val="start"/>
+        <w:rPr>
+          <w:b w:val="false"/>
+          <w:bCs w:val="false"/>
+          <w:sz w:val="36"/>
+          <w:szCs w:val="36"/>
+        </w:rPr>
+      </w:pPr>
+      <w:r>
+        <w:rPr>
+          <w:b w:val="false"/>
+          <w:bCs w:val="false"/>
+          <w:sz w:val="36"/>
+          <w:szCs w:val="36"/>
+        </w:rPr>
+        <w:drawing>
+          <wp:anchor distT="0" distB="0" distL="0" distR="0" simplePos="0" relativeHeight="16" behindDoc="0" locked="0" layoutInCell="0" allowOverlap="1">
+            <wp:simplePos x="0" y="0"/>
+            <wp:positionH relativeFrom="column">
+              <wp:posOffset>-30480</wp:posOffset>
+            </wp:positionH>
+            <wp:positionV relativeFrom="paragraph">
+              <wp:posOffset>99695</wp:posOffset>
+            </wp:positionV>
+            <wp:extent cx="6120130" cy="2759710"/>
+            <wp:effectExtent l="0" t="0" r="0" b="0"/>
+            <wp:wrapSquare wrapText="largest"/>
+            <wp:docPr id="1" name="Imagen15"/>
+            <wp:cNvGraphicFramePr>
+              <a:graphicFrameLocks xmlns:a="http://schemas.openxmlformats.org/drawingml/2006/main" noChangeAspect="1"/>
+            </wp:cNvGraphicFramePr>
+            <a:graphic xmlns:a="http://schemas.openxmlformats.org/drawingml/2006/main">
+              <a:graphicData uri="http://schemas.openxmlformats.org/drawingml/2006/picture">
+                <pic:pic xmlns:pic="http://schemas.openxmlformats.org/drawingml/2006/picture">
+                  <pic:nvPicPr>
+                    <pic:cNvPr id="1" name="Imagen15"/>
+                    <pic:cNvPicPr>
+                      <a:picLocks noChangeAspect="1" noChangeArrowheads="1"/>
+                    </pic:cNvPicPr>
+                  </pic:nvPicPr>
+                  <pic:blipFill>
+                    <a:blip r:embed="rId3"/>
+                    <a:stretch>
+                      <a:fillRect/>
+                    </a:stretch>
+                  </pic:blipFill>
+                  <pic:spPr bwMode="auto">
+                    <a:xfrm>
+                      <a:off x="0" y="0"/>
+                      <a:ext cx="6120130" cy="2759710"/>
+                    </a:xfrm>
+                    <a:prstGeom prst="rect">
+                      <a:avLst/>
+                    </a:prstGeom>
+                    <a:noFill/>
+                  </pic:spPr>
+                </pic:pic>
+              </a:graphicData>
+            </a:graphic>
+          </wp:anchor>
+        </w:drawing>
       </w:r>
     </w:p>
     <w:p>
@@ -1045,7 +746,7 @@
             <wp:extent cx="4724400" cy="4000500"/>
             <wp:effectExtent l="0" t="0" r="0" b="0"/>
             <wp:wrapTopAndBottom/>
-            <wp:docPr id="1" name="Imagen1"/>
+            <wp:docPr id="2" name="Imagen1"/>
             <wp:cNvGraphicFramePr>
               <a:graphicFrameLocks xmlns:a="http://schemas.openxmlformats.org/drawingml/2006/main" noChangeAspect="1"/>
             </wp:cNvGraphicFramePr>
@@ -1053,13 +754,13 @@
               <a:graphicData uri="http://schemas.openxmlformats.org/drawingml/2006/picture">
                 <pic:pic xmlns:pic="http://schemas.openxmlformats.org/drawingml/2006/picture">
                   <pic:nvPicPr>
-                    <pic:cNvPr id="1" name="Imagen1"/>
+                    <pic:cNvPr id="2" name="Imagen1"/>
                     <pic:cNvPicPr>
                       <a:picLocks noChangeAspect="1" noChangeArrowheads="1"/>
                     </pic:cNvPicPr>
                   </pic:nvPicPr>
                   <pic:blipFill>
-                    <a:blip r:embed="rId2"/>
+                    <a:blip r:embed="rId4"/>
                     <a:stretch>
                       <a:fillRect/>
                     </a:stretch>
@@ -1284,6 +985,48 @@
       </w:pPr>
       <w:r>
         <w:rPr>
+          <w:b/>
+          <w:bCs/>
+          <w:sz w:val="36"/>
+          <w:szCs w:val="36"/>
+        </w:rPr>
+      </w:r>
+    </w:p>
+    <w:p>
+      <w:pPr>
+        <w:pStyle w:val="Normal"/>
+        <w:bidi w:val="0"/>
+        <w:jc w:val="start"/>
+        <w:rPr>
+          <w:b/>
+          <w:bCs/>
+          <w:sz w:val="36"/>
+          <w:szCs w:val="36"/>
+        </w:rPr>
+      </w:pPr>
+      <w:r>
+        <w:rPr>
+          <w:b/>
+          <w:bCs/>
+          <w:sz w:val="36"/>
+          <w:szCs w:val="36"/>
+        </w:rPr>
+      </w:r>
+    </w:p>
+    <w:p>
+      <w:pPr>
+        <w:pStyle w:val="Normal"/>
+        <w:bidi w:val="0"/>
+        <w:jc w:val="start"/>
+        <w:rPr>
+          <w:b/>
+          <w:bCs/>
+          <w:sz w:val="36"/>
+          <w:szCs w:val="36"/>
+        </w:rPr>
+      </w:pPr>
+      <w:r>
+        <w:rPr>
           <w:b w:val="false"/>
           <w:bCs w:val="false"/>
           <w:sz w:val="36"/>
@@ -1364,7 +1107,7 @@
             <wp:extent cx="4701540" cy="3962400"/>
             <wp:effectExtent l="0" t="0" r="0" b="0"/>
             <wp:wrapTopAndBottom/>
-            <wp:docPr id="2" name="Imagen2"/>
+            <wp:docPr id="3" name="Imagen2"/>
             <wp:cNvGraphicFramePr>
               <a:graphicFrameLocks xmlns:a="http://schemas.openxmlformats.org/drawingml/2006/main" noChangeAspect="1"/>
             </wp:cNvGraphicFramePr>
@@ -1372,13 +1115,13 @@
               <a:graphicData uri="http://schemas.openxmlformats.org/drawingml/2006/picture">
                 <pic:pic xmlns:pic="http://schemas.openxmlformats.org/drawingml/2006/picture">
                   <pic:nvPicPr>
-                    <pic:cNvPr id="2" name="Imagen2"/>
+                    <pic:cNvPr id="3" name="Imagen2"/>
                     <pic:cNvPicPr>
                       <a:picLocks noChangeAspect="1" noChangeArrowheads="1"/>
                     </pic:cNvPicPr>
                   </pic:nvPicPr>
                   <pic:blipFill>
-                    <a:blip r:embed="rId3"/>
+                    <a:blip r:embed="rId5"/>
                     <a:stretch>
                       <a:fillRect/>
                     </a:stretch>
@@ -1494,7 +1237,7 @@
             <wp:extent cx="4747260" cy="3260725"/>
             <wp:effectExtent l="0" t="0" r="0" b="0"/>
             <wp:wrapTopAndBottom/>
-            <wp:docPr id="3" name="Imagen4"/>
+            <wp:docPr id="4" name="Imagen4"/>
             <wp:cNvGraphicFramePr>
               <a:graphicFrameLocks xmlns:a="http://schemas.openxmlformats.org/drawingml/2006/main" noChangeAspect="1"/>
             </wp:cNvGraphicFramePr>
@@ -1502,13 +1245,13 @@
               <a:graphicData uri="http://schemas.openxmlformats.org/drawingml/2006/picture">
                 <pic:pic xmlns:pic="http://schemas.openxmlformats.org/drawingml/2006/picture">
                   <pic:nvPicPr>
-                    <pic:cNvPr id="3" name="Imagen4"/>
+                    <pic:cNvPr id="4" name="Imagen4"/>
                     <pic:cNvPicPr>
                       <a:picLocks noChangeAspect="1" noChangeArrowheads="1"/>
                     </pic:cNvPicPr>
                   </pic:nvPicPr>
                   <pic:blipFill>
-                    <a:blip r:embed="rId4"/>
+                    <a:blip r:embed="rId6"/>
                     <a:stretch>
                       <a:fillRect/>
                     </a:stretch>
@@ -1645,7 +1388,7 @@
             <wp:extent cx="4724400" cy="3977640"/>
             <wp:effectExtent l="0" t="0" r="0" b="0"/>
             <wp:wrapTopAndBottom/>
-            <wp:docPr id="4" name="Imagen3"/>
+            <wp:docPr id="5" name="Imagen3"/>
             <wp:cNvGraphicFramePr>
               <a:graphicFrameLocks xmlns:a="http://schemas.openxmlformats.org/drawingml/2006/main" noChangeAspect="1"/>
             </wp:cNvGraphicFramePr>
@@ -1653,13 +1396,13 @@
               <a:graphicData uri="http://schemas.openxmlformats.org/drawingml/2006/picture">
                 <pic:pic xmlns:pic="http://schemas.openxmlformats.org/drawingml/2006/picture">
                   <pic:nvPicPr>
-                    <pic:cNvPr id="4" name="Imagen3"/>
+                    <pic:cNvPr id="5" name="Imagen3"/>
                     <pic:cNvPicPr>
                       <a:picLocks noChangeAspect="1" noChangeArrowheads="1"/>
                     </pic:cNvPicPr>
                   </pic:nvPicPr>
                   <pic:blipFill>
-                    <a:blip r:embed="rId5"/>
+                    <a:blip r:embed="rId7"/>
                     <a:stretch>
                       <a:fillRect/>
                     </a:stretch>
@@ -1775,7 +1518,7 @@
             <wp:extent cx="4701540" cy="2807970"/>
             <wp:effectExtent l="0" t="0" r="0" b="0"/>
             <wp:wrapTopAndBottom/>
-            <wp:docPr id="5" name="Imagen5"/>
+            <wp:docPr id="6" name="Imagen5"/>
             <wp:cNvGraphicFramePr>
               <a:graphicFrameLocks xmlns:a="http://schemas.openxmlformats.org/drawingml/2006/main" noChangeAspect="1"/>
             </wp:cNvGraphicFramePr>
@@ -1783,13 +1526,13 @@
               <a:graphicData uri="http://schemas.openxmlformats.org/drawingml/2006/picture">
                 <pic:pic xmlns:pic="http://schemas.openxmlformats.org/drawingml/2006/picture">
                   <pic:nvPicPr>
-                    <pic:cNvPr id="5" name="Imagen5"/>
+                    <pic:cNvPr id="6" name="Imagen5"/>
                     <pic:cNvPicPr>
                       <a:picLocks noChangeAspect="1" noChangeArrowheads="1"/>
                     </pic:cNvPicPr>
                   </pic:nvPicPr>
                   <pic:blipFill>
-                    <a:blip r:embed="rId6"/>
+                    <a:blip r:embed="rId8"/>
                     <a:stretch>
                       <a:fillRect/>
                     </a:stretch>
@@ -1875,7 +1618,7 @@
             <wp:extent cx="4664075" cy="3100070"/>
             <wp:effectExtent l="0" t="0" r="0" b="0"/>
             <wp:wrapTopAndBottom/>
-            <wp:docPr id="6" name="Imagen6"/>
+            <wp:docPr id="7" name="Imagen6"/>
             <wp:cNvGraphicFramePr>
               <a:graphicFrameLocks xmlns:a="http://schemas.openxmlformats.org/drawingml/2006/main" noChangeAspect="1"/>
             </wp:cNvGraphicFramePr>
@@ -1883,13 +1626,13 @@
               <a:graphicData uri="http://schemas.openxmlformats.org/drawingml/2006/picture">
                 <pic:pic xmlns:pic="http://schemas.openxmlformats.org/drawingml/2006/picture">
                   <pic:nvPicPr>
-                    <pic:cNvPr id="6" name="Imagen6"/>
+                    <pic:cNvPr id="7" name="Imagen6"/>
                     <pic:cNvPicPr>
                       <a:picLocks noChangeAspect="1" noChangeArrowheads="1"/>
                     </pic:cNvPicPr>
                   </pic:nvPicPr>
                   <pic:blipFill>
-                    <a:blip r:embed="rId7"/>
+                    <a:blip r:embed="rId9"/>
                     <a:stretch>
                       <a:fillRect/>
                     </a:stretch>
@@ -1967,7 +1710,7 @@
             <wp:extent cx="6120130" cy="3975735"/>
             <wp:effectExtent l="0" t="0" r="0" b="0"/>
             <wp:wrapTopAndBottom/>
-            <wp:docPr id="7" name="Imagen7"/>
+            <wp:docPr id="8" name="Imagen7"/>
             <wp:cNvGraphicFramePr>
               <a:graphicFrameLocks xmlns:a="http://schemas.openxmlformats.org/drawingml/2006/main" noChangeAspect="1"/>
             </wp:cNvGraphicFramePr>
@@ -1975,13 +1718,13 @@
               <a:graphicData uri="http://schemas.openxmlformats.org/drawingml/2006/picture">
                 <pic:pic xmlns:pic="http://schemas.openxmlformats.org/drawingml/2006/picture">
                   <pic:nvPicPr>
-                    <pic:cNvPr id="7" name="Imagen7"/>
+                    <pic:cNvPr id="8" name="Imagen7"/>
                     <pic:cNvPicPr>
                       <a:picLocks noChangeAspect="1" noChangeArrowheads="1"/>
                     </pic:cNvPicPr>
                   </pic:nvPicPr>
                   <pic:blipFill>
-                    <a:blip r:embed="rId8"/>
+                    <a:blip r:embed="rId10"/>
                     <a:stretch>
                       <a:fillRect/>
                     </a:stretch>
@@ -2124,7 +1867,7 @@
         </w:rPr>
         <w:t xml:space="preserve">Accedemos a phpMyAdmin accediendo a </w:t>
       </w:r>
-      <w:hyperlink r:id="rId9">
+      <w:hyperlink r:id="rId11">
         <w:r>
           <w:rPr>
             <w:rStyle w:val="Hyperlink"/>
@@ -2177,7 +1920,7 @@
             <wp:extent cx="6120130" cy="2766060"/>
             <wp:effectExtent l="0" t="0" r="0" b="0"/>
             <wp:wrapTopAndBottom/>
-            <wp:docPr id="8" name="Imagen8"/>
+            <wp:docPr id="9" name="Imagen8"/>
             <wp:cNvGraphicFramePr>
               <a:graphicFrameLocks xmlns:a="http://schemas.openxmlformats.org/drawingml/2006/main" noChangeAspect="1"/>
             </wp:cNvGraphicFramePr>
@@ -2185,13 +1928,13 @@
               <a:graphicData uri="http://schemas.openxmlformats.org/drawingml/2006/picture">
                 <pic:pic xmlns:pic="http://schemas.openxmlformats.org/drawingml/2006/picture">
                   <pic:nvPicPr>
-                    <pic:cNvPr id="8" name="Imagen8"/>
+                    <pic:cNvPr id="9" name="Imagen8"/>
                     <pic:cNvPicPr>
                       <a:picLocks noChangeAspect="1" noChangeArrowheads="1"/>
                     </pic:cNvPicPr>
                   </pic:nvPicPr>
                   <pic:blipFill>
-                    <a:blip r:embed="rId10"/>
+                    <a:blip r:embed="rId12"/>
                     <a:stretch>
                       <a:fillRect/>
                     </a:stretch>
@@ -2301,7 +2044,7 @@
             <wp:extent cx="6120130" cy="2193925"/>
             <wp:effectExtent l="0" t="0" r="0" b="0"/>
             <wp:wrapTopAndBottom/>
-            <wp:docPr id="9" name="Imagen9"/>
+            <wp:docPr id="10" name="Imagen9"/>
             <wp:cNvGraphicFramePr>
               <a:graphicFrameLocks xmlns:a="http://schemas.openxmlformats.org/drawingml/2006/main" noChangeAspect="1"/>
             </wp:cNvGraphicFramePr>
@@ -2309,13 +2052,13 @@
               <a:graphicData uri="http://schemas.openxmlformats.org/drawingml/2006/picture">
                 <pic:pic xmlns:pic="http://schemas.openxmlformats.org/drawingml/2006/picture">
                   <pic:nvPicPr>
-                    <pic:cNvPr id="9" name="Imagen9"/>
+                    <pic:cNvPr id="10" name="Imagen9"/>
                     <pic:cNvPicPr>
                       <a:picLocks noChangeAspect="1" noChangeArrowheads="1"/>
                     </pic:cNvPicPr>
                   </pic:nvPicPr>
                   <pic:blipFill>
-                    <a:blip r:embed="rId11"/>
+                    <a:blip r:embed="rId13"/>
                     <a:stretch>
                       <a:fillRect/>
                     </a:stretch>
@@ -2467,7 +2210,7 @@
             <wp:extent cx="6120130" cy="2781300"/>
             <wp:effectExtent l="0" t="0" r="0" b="0"/>
             <wp:wrapTopAndBottom/>
-            <wp:docPr id="10" name="Imagen10"/>
+            <wp:docPr id="11" name="Imagen10"/>
             <wp:cNvGraphicFramePr>
               <a:graphicFrameLocks xmlns:a="http://schemas.openxmlformats.org/drawingml/2006/main" noChangeAspect="1"/>
             </wp:cNvGraphicFramePr>
@@ -2475,13 +2218,13 @@
               <a:graphicData uri="http://schemas.openxmlformats.org/drawingml/2006/picture">
                 <pic:pic xmlns:pic="http://schemas.openxmlformats.org/drawingml/2006/picture">
                   <pic:nvPicPr>
-                    <pic:cNvPr id="10" name="Imagen10"/>
+                    <pic:cNvPr id="11" name="Imagen10"/>
                     <pic:cNvPicPr>
                       <a:picLocks noChangeAspect="1" noChangeArrowheads="1"/>
                     </pic:cNvPicPr>
                   </pic:nvPicPr>
                   <pic:blipFill>
-                    <a:blip r:embed="rId12"/>
+                    <a:blip r:embed="rId14"/>
                     <a:stretch>
                       <a:fillRect/>
                     </a:stretch>
@@ -2564,7 +2307,7 @@
             <wp:extent cx="6120130" cy="2766695"/>
             <wp:effectExtent l="0" t="0" r="0" b="0"/>
             <wp:wrapTopAndBottom/>
-            <wp:docPr id="11" name="Imagen11"/>
+            <wp:docPr id="12" name="Imagen11"/>
             <wp:cNvGraphicFramePr>
               <a:graphicFrameLocks xmlns:a="http://schemas.openxmlformats.org/drawingml/2006/main" noChangeAspect="1"/>
             </wp:cNvGraphicFramePr>
@@ -2572,13 +2315,13 @@
               <a:graphicData uri="http://schemas.openxmlformats.org/drawingml/2006/picture">
                 <pic:pic xmlns:pic="http://schemas.openxmlformats.org/drawingml/2006/picture">
                   <pic:nvPicPr>
-                    <pic:cNvPr id="11" name="Imagen11"/>
+                    <pic:cNvPr id="12" name="Imagen11"/>
                     <pic:cNvPicPr>
                       <a:picLocks noChangeAspect="1" noChangeArrowheads="1"/>
                     </pic:cNvPicPr>
                   </pic:nvPicPr>
                   <pic:blipFill>
-                    <a:blip r:embed="rId13"/>
+                    <a:blip r:embed="rId15"/>
                     <a:stretch>
                       <a:fillRect/>
                     </a:stretch>
@@ -2769,7 +2512,7 @@
             <wp:extent cx="6120130" cy="2773680"/>
             <wp:effectExtent l="0" t="0" r="0" b="0"/>
             <wp:wrapTopAndBottom/>
-            <wp:docPr id="12" name="Imagen12"/>
+            <wp:docPr id="13" name="Imagen12"/>
             <wp:cNvGraphicFramePr>
               <a:graphicFrameLocks xmlns:a="http://schemas.openxmlformats.org/drawingml/2006/main" noChangeAspect="1"/>
             </wp:cNvGraphicFramePr>
@@ -2777,13 +2520,13 @@
               <a:graphicData uri="http://schemas.openxmlformats.org/drawingml/2006/picture">
                 <pic:pic xmlns:pic="http://schemas.openxmlformats.org/drawingml/2006/picture">
                   <pic:nvPicPr>
-                    <pic:cNvPr id="12" name="Imagen12"/>
+                    <pic:cNvPr id="13" name="Imagen12"/>
                     <pic:cNvPicPr>
                       <a:picLocks noChangeAspect="1" noChangeArrowheads="1"/>
                     </pic:cNvPicPr>
                   </pic:nvPicPr>
                   <pic:blipFill>
-                    <a:blip r:embed="rId14"/>
+                    <a:blip r:embed="rId16"/>
                     <a:stretch>
                       <a:fillRect/>
                     </a:stretch>
@@ -2900,7 +2643,7 @@
             <wp:extent cx="6120130" cy="2748915"/>
             <wp:effectExtent l="0" t="0" r="0" b="0"/>
             <wp:wrapTopAndBottom/>
-            <wp:docPr id="13" name="Imagen13"/>
+            <wp:docPr id="14" name="Imagen13"/>
             <wp:cNvGraphicFramePr>
               <a:graphicFrameLocks xmlns:a="http://schemas.openxmlformats.org/drawingml/2006/main" noChangeAspect="1"/>
             </wp:cNvGraphicFramePr>
@@ -2908,13 +2651,13 @@
               <a:graphicData uri="http://schemas.openxmlformats.org/drawingml/2006/picture">
                 <pic:pic xmlns:pic="http://schemas.openxmlformats.org/drawingml/2006/picture">
                   <pic:nvPicPr>
-                    <pic:cNvPr id="13" name="Imagen13"/>
+                    <pic:cNvPr id="14" name="Imagen13"/>
                     <pic:cNvPicPr>
                       <a:picLocks noChangeAspect="1" noChangeArrowheads="1"/>
                     </pic:cNvPicPr>
                   </pic:nvPicPr>
                   <pic:blipFill>
-                    <a:blip r:embed="rId15"/>
+                    <a:blip r:embed="rId17"/>
                     <a:stretch>
                       <a:fillRect/>
                     </a:stretch>
@@ -3086,16 +2829,7 @@
           <w:sz w:val="36"/>
           <w:szCs w:val="36"/>
         </w:rPr>
-        <w:t xml:space="preserve">Acceder </w:t>
-      </w:r>
-      <w:r>
-        <w:rPr>
-          <w:b w:val="false"/>
-          <w:bCs w:val="false"/>
-          <w:sz w:val="36"/>
-          <w:szCs w:val="36"/>
-        </w:rPr>
-        <w:t>a la carpeta php/utility y crear un archivo llamado config.php cuyo contenido debe ser el siguiente:</w:t>
+        <w:t>Acceder a la carpeta php/utility y crear un archivo llamado config.php cuyo contenido debe ser el siguiente:</w:t>
       </w:r>
     </w:p>
     <w:p>
@@ -3129,7 +2863,7 @@
             <wp:extent cx="6120130" cy="3249930"/>
             <wp:effectExtent l="0" t="0" r="0" b="0"/>
             <wp:wrapSquare wrapText="largest"/>
-            <wp:docPr id="14" name="Imagen14"/>
+            <wp:docPr id="15" name="Imagen14"/>
             <wp:cNvGraphicFramePr>
               <a:graphicFrameLocks xmlns:a="http://schemas.openxmlformats.org/drawingml/2006/main" noChangeAspect="1"/>
             </wp:cNvGraphicFramePr>
@@ -3137,13 +2871,13 @@
               <a:graphicData uri="http://schemas.openxmlformats.org/drawingml/2006/picture">
                 <pic:pic xmlns:pic="http://schemas.openxmlformats.org/drawingml/2006/picture">
                   <pic:nvPicPr>
-                    <pic:cNvPr id="14" name="Imagen14"/>
+                    <pic:cNvPr id="15" name="Imagen14"/>
                     <pic:cNvPicPr>
                       <a:picLocks noChangeAspect="1" noChangeArrowheads="1"/>
                     </pic:cNvPicPr>
                   </pic:nvPicPr>
                   <pic:blipFill>
-                    <a:blip r:embed="rId16"/>
+                    <a:blip r:embed="rId18"/>
                     <a:stretch>
                       <a:fillRect/>
                     </a:stretch>
@@ -3494,9 +3228,9 @@
       </w:r>
     </w:p>
     <w:sectPr>
-      <w:footerReference w:type="even" r:id="rId17"/>
-      <w:footerReference w:type="default" r:id="rId18"/>
-      <w:footerReference w:type="first" r:id="rId19"/>
+      <w:footerReference w:type="even" r:id="rId19"/>
+      <w:footerReference w:type="default" r:id="rId20"/>
+      <w:footerReference w:type="first" r:id="rId21"/>
       <w:type w:val="nextPage"/>
       <w:pgSz w:w="11906" w:h="16838"/>
       <w:pgMar w:left="1134" w:right="1134" w:gutter="0" w:header="0" w:top="1134" w:footer="1134" w:bottom="1693"/>
@@ -3989,20 +3723,20 @@
       <w:lang w:val="es-ES" w:eastAsia="zh-CN" w:bidi="hi-IN"/>
     </w:rPr>
   </w:style>
-  <w:style w:type="character" w:styleId="Smbolosdenumeracinuser">
-    <w:name w:val="Símbolos de numeración (user)"/>
+  <w:style w:type="character" w:styleId="Smbolosdenumeracin">
+    <w:name w:val="Símbolos de numeración"/>
     <w:qFormat/>
     <w:rPr/>
   </w:style>
-  <w:style w:type="character" w:styleId="Bolosuser">
-    <w:name w:val="Bolos (user)"/>
+  <w:style w:type="character" w:styleId="Bolos">
+    <w:name w:val="Bolos"/>
     <w:qFormat/>
     <w:rPr>
       <w:rFonts w:ascii="OpenSymbol" w:hAnsi="OpenSymbol" w:eastAsia="OpenSymbol" w:cs="OpenSymbol"/>
     </w:rPr>
   </w:style>
-  <w:style w:type="character" w:styleId="Smbolosdenumeracin">
-    <w:name w:val="Símbolos de numeración"/>
+  <w:style w:type="character" w:styleId="Smbolosdenumeracinuser">
+    <w:name w:val="Símbolos de numeración (user)"/>
     <w:qFormat/>
     <w:rPr/>
   </w:style>
@@ -4104,8 +3838,8 @@
       <w:rFonts w:cs="Arial"/>
     </w:rPr>
   </w:style>
-  <w:style w:type="paragraph" w:styleId="Cabeceraypieuser">
-    <w:name w:val="Cabecera y pie (user)"/>
+  <w:style w:type="paragraph" w:styleId="Cabeceraypie">
+    <w:name w:val="Cabecera y pie"/>
     <w:basedOn w:val="Normal"/>
     <w:qFormat/>
     <w:pPr>
@@ -4118,8 +3852,8 @@
     </w:pPr>
     <w:rPr/>
   </w:style>
-  <w:style w:type="paragraph" w:styleId="Cabeceraypie">
-    <w:name w:val="Cabecera y pie"/>
+  <w:style w:type="paragraph" w:styleId="Cabeceraypieuser">
+    <w:name w:val="Cabecera y pie (user)"/>
     <w:basedOn w:val="Normal"/>
     <w:qFormat/>
     <w:pPr/>
@@ -4127,7 +3861,7 @@
   </w:style>
   <w:style w:type="paragraph" w:styleId="Footer">
     <w:name w:val="footer"/>
-    <w:basedOn w:val="Cabeceraypieuser"/>
+    <w:basedOn w:val="Cabeceraypie"/>
     <w:pPr>
       <w:suppressLineNumbers/>
     </w:pPr>

--- a/DOCUMENTACION/Manual_de_implantacion.docx
+++ b/DOCUMENTACION/Manual_de_implantacion.docx
@@ -37,12 +37,7 @@
         </w:rPr>
       </w:pPr>
       <w:r>
-        <w:rPr>
-          <w:b/>
-          <w:bCs/>
-          <w:sz w:val="72"/>
-          <w:szCs w:val="72"/>
-        </w:rPr>
+        <w:rPr/>
         <w:drawing>
           <wp:inline distT="0" distB="0" distL="0" distR="0">
             <wp:extent cx="6120130" cy="6120130"/>
@@ -94,6 +89,7 @@
         <w:p>
           <w:pPr>
             <w:pStyle w:val="TOCHeading"/>
+            <w:spacing w:before="0" w:after="120"/>
             <w:rPr/>
           </w:pPr>
           <w:r>
@@ -118,26 +114,27 @@
           </w:r>
           <w:r>
             <w:rPr>
-              <w:rStyle w:val="Enlacedelndice"/>
+              <w:rStyle w:val="Enlacedelndiceuser"/>
             </w:rPr>
             <w:instrText xml:space="preserve"> TOC \f \o "1-9" \h</w:instrText>
           </w:r>
           <w:r>
             <w:rPr>
-              <w:rStyle w:val="Enlacedelndice"/>
+              <w:rStyle w:val="Enlacedelndiceuser"/>
             </w:rPr>
             <w:fldChar w:fldCharType="separate"/>
           </w:r>
-          <w:hyperlink w:anchor="__RefHeading___Toc1926_2329630880" w:tooltip="Requisitos">
-            <w:r>
-              <w:rPr>
-                <w:rStyle w:val="Enlacedelndice"/>
-              </w:rPr>
-              <w:t>Requisitos</w:t>
-              <w:tab/>
-              <w:t>3</w:t>
-            </w:r>
-          </w:hyperlink>
+          <w:r>
+            <w:rPr>
+              <w:rStyle w:val="Enlacedelndiceuser"/>
+            </w:rPr>
+            <w:t>Requisitos</w:t>
+          </w:r>
+          <w:r>
+            <w:rPr/>
+            <w:tab/>
+            <w:t>3</w:t>
+          </w:r>
         </w:p>
         <w:p>
           <w:pPr>
@@ -148,16 +145,12 @@
             </w:tabs>
             <w:rPr/>
           </w:pPr>
-          <w:hyperlink w:anchor="__RefHeading___Toc1928_2329630880" w:tooltip="Instalación y configuracion">
-            <w:r>
-              <w:rPr>
-                <w:rStyle w:val="Enlacedelndice"/>
-              </w:rPr>
-              <w:t>Instalación y configuracion</w:t>
-              <w:tab/>
-              <w:t>4</w:t>
-            </w:r>
-          </w:hyperlink>
+          <w:r>
+            <w:rPr/>
+            <w:t>Instalación y configuracion</w:t>
+            <w:tab/>
+            <w:t>4</w:t>
+          </w:r>
         </w:p>
         <w:p>
           <w:pPr>
@@ -168,16 +161,12 @@
             </w:tabs>
             <w:rPr/>
           </w:pPr>
-          <w:hyperlink w:anchor="__RefHeading___Toc1930_2329630880" w:tooltip="Instalar XAMPP">
-            <w:r>
-              <w:rPr>
-                <w:rStyle w:val="Enlacedelndice"/>
-              </w:rPr>
-              <w:t>Instalar XAMPP</w:t>
-              <w:tab/>
-              <w:t>4</w:t>
-            </w:r>
-          </w:hyperlink>
+          <w:r>
+            <w:rPr/>
+            <w:t>Instalar XAMPP</w:t>
+            <w:tab/>
+            <w:t>4</w:t>
+          </w:r>
         </w:p>
         <w:p>
           <w:pPr>
@@ -188,16 +177,12 @@
             </w:tabs>
             <w:rPr/>
           </w:pPr>
-          <w:hyperlink w:anchor="__RefHeading___Toc1932_2329630880" w:tooltip="Configurar la DB">
-            <w:r>
-              <w:rPr>
-                <w:rStyle w:val="Enlacedelndice"/>
-              </w:rPr>
-              <w:t>Configurar la DB</w:t>
-              <w:tab/>
-              <w:t>8</w:t>
-            </w:r>
-          </w:hyperlink>
+          <w:r>
+            <w:rPr/>
+            <w:t>Configurar la DB</w:t>
+            <w:tab/>
+            <w:t>8</w:t>
+          </w:r>
         </w:p>
         <w:p>
           <w:pPr>
@@ -208,16 +193,12 @@
             </w:tabs>
             <w:rPr/>
           </w:pPr>
-          <w:hyperlink w:anchor="__RefHeading___Toc1934_2329630880" w:tooltip="Crear el archivo config.php">
-            <w:r>
-              <w:rPr>
-                <w:rStyle w:val="Enlacedelndice"/>
-              </w:rPr>
-              <w:t>Crear el archivo config.php</w:t>
-              <w:tab/>
-              <w:t>11</w:t>
-            </w:r>
-          </w:hyperlink>
+          <w:r>
+            <w:rPr/>
+            <w:t>Crear el archivo config.php</w:t>
+            <w:tab/>
+            <w:t>11</w:t>
+          </w:r>
         </w:p>
         <w:p>
           <w:pPr>
@@ -228,20 +209,14 @@
             </w:tabs>
             <w:rPr/>
           </w:pPr>
-          <w:hyperlink w:anchor="__RefHeading___Toc1542_19254603" w:tooltip="Bibliografía">
-            <w:r>
-              <w:rPr>
-                <w:rStyle w:val="Enlacedelndice"/>
-              </w:rPr>
-              <w:t>Bibliografía</w:t>
-              <w:tab/>
-              <w:t>12</w:t>
-            </w:r>
-          </w:hyperlink>
           <w:r>
-            <w:rPr>
-              <w:rStyle w:val="Enlacedelndice"/>
-            </w:rPr>
+            <w:rPr/>
+            <w:t>Bibliografía</w:t>
+            <w:tab/>
+            <w:t>12</w:t>
+          </w:r>
+          <w:r>
+            <w:rPr/>
             <w:fldChar w:fldCharType="end"/>
           </w:r>
         </w:p>
@@ -271,6 +246,7 @@
           <w:ilvl w:val="0"/>
           <w:numId w:val="0"/>
         </w:numPr>
+        <w:spacing w:before="0" w:after="120"/>
         <w:ind w:hanging="0" w:start="0"/>
         <w:rPr/>
       </w:pPr>
@@ -292,7 +268,7 @@
       </w:pPr>
       <w:r>
         <w:rPr/>
-        <w:t>Servidor apache: servidor para poder ejecutar código php</w:t>
+        <w:t>Servidor Apache: servidor para poder ejecutar código PHP</w:t>
       </w:r>
     </w:p>
     <w:p>
@@ -334,26 +310,26 @@
       </w:pPr>
       <w:r>
         <w:rPr/>
-        <w:t>Carpeta con el SQL de la base de datos: carpeta con el SQL con la información que se quiere añadir, este SQL esta disponible en la carpeta sql del proyecto</w:t>
-      </w:r>
-    </w:p>
-    <w:p>
-      <w:pPr>
-        <w:pStyle w:val="Normal"/>
-        <w:rPr/>
-      </w:pPr>
-      <w:r>
-        <w:rPr/>
-      </w:r>
-    </w:p>
-    <w:p>
-      <w:pPr>
-        <w:pStyle w:val="Normal"/>
-        <w:rPr/>
-      </w:pPr>
-      <w:r>
-        <w:rPr/>
-        <w:t xml:space="preserve">Para este manual se va a utilizar XAMPP para el servidor y la base de datos y Visual Studio Code para editar los archivos, pero tal y como se ha descrito antes, se puede usar cualquier herramienta que tenga un servidor apache, una base de datos de MariaDB o MySQL y cualquier editor de texto (incluido el bloc de notas). El proyecto se encuenta en github en </w:t>
+        <w:t>Carpeta con el SQL de la base de datos: carpeta con el SQL con la información que se quiere añadir, este SQL esta disponible en la carpeta SQL del proyecto</w:t>
+      </w:r>
+    </w:p>
+    <w:p>
+      <w:pPr>
+        <w:pStyle w:val="Normal"/>
+        <w:rPr/>
+      </w:pPr>
+      <w:r>
+        <w:rPr/>
+      </w:r>
+    </w:p>
+    <w:p>
+      <w:pPr>
+        <w:pStyle w:val="Normal"/>
+        <w:rPr/>
+      </w:pPr>
+      <w:r>
+        <w:rPr/>
+        <w:t xml:space="preserve">Para este manual se va a utilizar XAMPP para el servidor y la base de datos y Visual Studio Code para editar los archivos, pero tal y como se ha descrito antes, se puede usar cualquier herramienta que tenga un servidor Apache, una base de datos de MariaDB o MySQL y cualquier editor de texto (incluido el bloc de notas). El proyecto se encuentra en Github en </w:t>
       </w:r>
       <w:hyperlink r:id="rId3">
         <w:r>
@@ -365,7 +341,7 @@
       </w:hyperlink>
       <w:r>
         <w:rPr/>
-        <w:t>. Se puede realizar git clone del repositorio o descargar el zip.</w:t>
+        <w:t>. Se puede realizar Git clone del repositorio o descargar el zip.</w:t>
       </w:r>
     </w:p>
     <w:p>
@@ -381,12 +357,7 @@
         </w:rPr>
       </w:pPr>
       <w:r>
-        <w:rPr>
-          <w:b w:val="false"/>
-          <w:bCs w:val="false"/>
-          <w:sz w:val="36"/>
-          <w:szCs w:val="36"/>
-        </w:rPr>
+        <w:rPr/>
         <w:drawing>
           <wp:inline distT="0" distB="0" distL="0" distR="0">
             <wp:extent cx="6120130" cy="2759710"/>
@@ -437,6 +408,7 @@
           <w:ilvl w:val="0"/>
           <w:numId w:val="0"/>
         </w:numPr>
+        <w:spacing w:before="0" w:after="120"/>
         <w:ind w:hanging="0" w:start="0"/>
         <w:rPr/>
       </w:pPr>
@@ -450,6 +422,10 @@
     <w:p>
       <w:pPr>
         <w:pStyle w:val="Heading2"/>
+        <w:numPr>
+          <w:ilvl w:val="1"/>
+          <w:numId w:val="1"/>
+        </w:numPr>
         <w:ind w:hanging="0" w:start="0"/>
         <w:rPr/>
       </w:pPr>
@@ -467,7 +443,7 @@
       </w:pPr>
       <w:r>
         <w:rPr/>
-        <w:t>Buscar en internet el instalador de XAMPP y ejecutarlo. Se abrirá la siguiente ventana y hay que pulsar Next &gt;.</w:t>
+        <w:t>Buscar en internet el instalador de XAMPP y ejecutarlo. Se abrirá la siguiente ventana y hay que pulsar “Next &gt;”.</w:t>
       </w:r>
     </w:p>
     <w:p>
@@ -532,11 +508,12 @@
     <w:p>
       <w:pPr>
         <w:pStyle w:val="Normal"/>
-        <w:rPr/>
-      </w:pPr>
-      <w:r>
-        <w:rPr/>
-        <w:t>En la siguiente pesataña asegurarse de que la opción de MySQL y la de Apache estan seleccionadas y pulsar Next &gt;.</w:t>
+        <w:spacing w:before="0" w:after="0"/>
+        <w:rPr/>
+      </w:pPr>
+      <w:r>
+        <w:rPr/>
+        <w:t>En la siguiente pestaña asegurarse de que la opción de MySQL y la de Apache están seleccionadas y pulsar “Next &gt;”.</w:t>
       </w:r>
     </w:p>
     <w:p>
@@ -611,7 +588,7 @@
       </w:pPr>
       <w:r>
         <w:rPr/>
-        <w:t>En la siguiente pesataña elegir el idioma de ingles y pulsar Next &gt;.</w:t>
+        <w:t>En la siguiente pestaña elegir el idioma de ingles y pulsar “Next &gt;”.</w:t>
       </w:r>
     </w:p>
     <w:p>
@@ -676,11 +653,12 @@
     <w:p>
       <w:pPr>
         <w:pStyle w:val="Normal"/>
-        <w:rPr/>
-      </w:pPr>
-      <w:r>
-        <w:rPr/>
-        <w:t>En la siguiente pesataña elegir la carpeta en la que se va a instalar XAMPP (tiene que ser una carpeta vacia) y pulsar Next &gt;.</w:t>
+        <w:spacing w:before="0" w:after="0"/>
+        <w:rPr/>
+      </w:pPr>
+      <w:r>
+        <w:rPr/>
+        <w:t>En la siguiente pestaña elegir la carpeta en la que se va a instalar XAMPP (tiene que ser una carpeta vacía) y pulsar “Next &gt;”.</w:t>
       </w:r>
     </w:p>
     <w:p>
@@ -755,7 +733,7 @@
       </w:pPr>
       <w:r>
         <w:rPr/>
-        <w:t>Tras esto empezará la descarga, y cuando finalice pulsar Next &gt;.</w:t>
+        <w:t>Tras esto empezará la descarga, y cuando finalice pulsar “Next &gt;”.</w:t>
       </w:r>
     </w:p>
     <w:p>
@@ -811,11 +789,12 @@
     <w:p>
       <w:pPr>
         <w:pStyle w:val="Normal"/>
-        <w:rPr/>
-      </w:pPr>
-      <w:r>
-        <w:rPr/>
-        <w:t>Cuando todo finalice, aparecera un check para ver si queremos iniciar XAMPP, dejar marcado y pulsar Finish.</w:t>
+        <w:spacing w:before="0" w:after="0"/>
+        <w:rPr/>
+      </w:pPr>
+      <w:r>
+        <w:rPr/>
+        <w:t>Cuando todo finalice, aparecerá un check para ver si queremos iniciar XAMPP, dejar marcado y pulsar “Finish”.</w:t>
       </w:r>
     </w:p>
     <w:p>
@@ -881,7 +860,7 @@
       </w:pPr>
       <w:r>
         <w:rPr/>
-        <w:t>Iniciamos el servidor de Apache y el de MySQL pulsando en los  Start. Si el MySQL da error comprobar que el puerto 3306 no se esta usando</w:t>
+        <w:t>Iniciamos el servidor de Apache y el de MySQL pulsando en los  “Start”. Si el MySQL da error comprobar que el puerto 3306 no se esta usando</w:t>
       </w:r>
     </w:p>
     <w:p>
@@ -963,6 +942,11 @@
     <w:p>
       <w:pPr>
         <w:pStyle w:val="Heading2"/>
+        <w:numPr>
+          <w:ilvl w:val="1"/>
+          <w:numId w:val="1"/>
+        </w:numPr>
+        <w:spacing w:before="0" w:after="120"/>
         <w:ind w:hanging="0" w:start="0"/>
         <w:rPr/>
       </w:pPr>
@@ -970,11 +954,7 @@
       <w:bookmarkEnd w:id="3"/>
       <w:r>
         <w:rPr/>
-        <w:t>C</w:t>
-      </w:r>
-      <w:r>
-        <w:rPr/>
-        <w:t>onfigurar la DB</w:t>
+        <w:t>Configurar la DB</w:t>
       </w:r>
     </w:p>
     <w:p>
@@ -1062,7 +1042,7 @@
       </w:pPr>
       <w:r>
         <w:rPr/>
-        <w:t>Le ponemos el nombre que queramos y pulsamos el boton de Crear.</w:t>
+        <w:t>Le ponemos el nombre que queramos y pulsamos el botón de “Crear”.</w:t>
       </w:r>
     </w:p>
     <w:p>
@@ -1127,11 +1107,12 @@
     <w:p>
       <w:pPr>
         <w:pStyle w:val="Normal"/>
-        <w:rPr/>
-      </w:pPr>
-      <w:r>
-        <w:rPr/>
-        <w:t>Ir a la pestaña de imports situada en la barra superior de phpMyAdmin.</w:t>
+        <w:spacing w:before="0" w:after="0"/>
+        <w:rPr/>
+      </w:pPr>
+      <w:r>
+        <w:rPr/>
+        <w:t>Ir a la pestaña de importar situada en la barra superior de phpMyAdmin.</w:t>
       </w:r>
     </w:p>
     <w:p>
@@ -1197,7 +1178,7 @@
       </w:pPr>
       <w:r>
         <w:rPr/>
-        <w:t>Seleccionar el SQL para importarlo, este SQL se encuentra dentro de la carpeta sql del proyecto.</w:t>
+        <w:t>Seleccionar el SQL para importarlo, este SQL se encuentra dentro de la carpeta SQL del proyecto.</w:t>
       </w:r>
     </w:p>
     <w:p>
@@ -1262,11 +1243,12 @@
     <w:p>
       <w:pPr>
         <w:pStyle w:val="Normal"/>
-        <w:rPr/>
-      </w:pPr>
-      <w:r>
-        <w:rPr/>
-        <w:t>Una vez seleccionado, bajar el scroll hasta abajo y pulsar el  Importar.</w:t>
+        <w:spacing w:before="0" w:after="0"/>
+        <w:rPr/>
+      </w:pPr>
+      <w:r>
+        <w:rPr/>
+        <w:t>Una vez seleccionado, bajar el scroll hasta abajo y pulsar el  “Importar”.</w:t>
       </w:r>
     </w:p>
     <w:p>
@@ -1388,6 +1370,11 @@
     <w:p>
       <w:pPr>
         <w:pStyle w:val="Heading2"/>
+        <w:numPr>
+          <w:ilvl w:val="1"/>
+          <w:numId w:val="1"/>
+        </w:numPr>
+        <w:spacing w:before="0" w:after="120"/>
         <w:ind w:hanging="0" w:start="0"/>
         <w:rPr/>
       </w:pPr>
@@ -1691,11 +1678,7 @@
       </w:pPr>
       <w:r>
         <w:rPr/>
-        <w:t>C</w:t>
-      </w:r>
-      <w:r>
-        <w:rPr/>
-        <w:t>ambiar los valores de las constantes dependiendo de tu base de datos, tu ruta, tu usuario y tu contraseña. Es importante poner el puerto (33066 en el ejemplo) si no es 3306 o el programa no encontrará la base de datos</w:t>
+        <w:t>Cambiar los valores de las constantes dependiendo de tu base de datos, tu ruta, tu usuario y tu contraseña. Es importante poner el puerto (33066 en el ejemplo) si no es 3306 o el programa no encontrará la base de datos</w:t>
       </w:r>
       <w:r>
         <w:br w:type="page"/>
@@ -1704,6 +1687,11 @@
     <w:p>
       <w:pPr>
         <w:pStyle w:val="Heading1"/>
+        <w:numPr>
+          <w:ilvl w:val="0"/>
+          <w:numId w:val="1"/>
+        </w:numPr>
+        <w:spacing w:before="0" w:after="120"/>
         <w:ind w:hanging="0" w:start="0"/>
         <w:rPr/>
       </w:pPr>
@@ -1719,7 +1707,7 @@
         <w:pStyle w:val="BodyText"/>
         <w:numPr>
           <w:ilvl w:val="0"/>
-          <w:numId w:val="4"/>
+          <w:numId w:val="3"/>
         </w:numPr>
         <w:tabs>
           <w:tab w:val="clear" w:pos="709"/>
@@ -1765,7 +1753,7 @@
         <w:pStyle w:val="BodyText"/>
         <w:numPr>
           <w:ilvl w:val="0"/>
-          <w:numId w:val="4"/>
+          <w:numId w:val="3"/>
         </w:numPr>
         <w:tabs>
           <w:tab w:val="clear" w:pos="709"/>
@@ -1817,11 +1805,12 @@
       </w:r>
     </w:p>
     <w:sectPr>
-      <w:headerReference w:type="default" r:id="rId24"/>
-      <w:headerReference w:type="first" r:id="rId25"/>
-      <w:footerReference w:type="even" r:id="rId26"/>
-      <w:footerReference w:type="default" r:id="rId27"/>
-      <w:footerReference w:type="first" r:id="rId28"/>
+      <w:headerReference w:type="even" r:id="rId24"/>
+      <w:headerReference w:type="default" r:id="rId25"/>
+      <w:headerReference w:type="first" r:id="rId26"/>
+      <w:footerReference w:type="even" r:id="rId27"/>
+      <w:footerReference w:type="default" r:id="rId28"/>
+      <w:footerReference w:type="first" r:id="rId29"/>
       <w:type w:val="nextPage"/>
       <w:pgSz w:w="11906" w:h="16838"/>
       <w:pgMar w:left="1134" w:right="1134" w:gutter="0" w:header="1134" w:top="1693" w:footer="1134" w:bottom="1693"/>
@@ -1890,7 +1879,15 @@
     </w:pPr>
     <w:r>
       <w:rPr/>
-      <w:t>08/04/2026</w:t>
+      <w:t>08/0</w:t>
+    </w:r>
+    <w:r>
+      <w:rPr/>
+      <w:t>5</w:t>
+    </w:r>
+    <w:r>
+      <w:rPr/>
+      <w:t>/2026</w:t>
       <w:tab/>
       <w:tab/>
       <w:t>Daniel Alvarez y Aketza González</w:t>
@@ -1910,7 +1907,15 @@
     </w:pPr>
     <w:r>
       <w:rPr/>
-      <w:t>08/04/2026</w:t>
+      <w:t>08/0</w:t>
+    </w:r>
+    <w:r>
+      <w:rPr/>
+      <w:t>5</w:t>
+    </w:r>
+    <w:r>
+      <w:rPr/>
+      <w:t>/2026</w:t>
       <w:tab/>
       <w:tab/>
       <w:t>Daniel Alvarez y Aketza González</w:t>
@@ -1928,8 +1933,22 @@
     </w:pPr>
     <w:r>
       <w:rPr/>
+    </w:r>
+  </w:p>
+</w:hdr>
+</file>
+
+<file path=word/header2.xml><?xml version="1.0" encoding="utf-8"?>
+<w:hdr xmlns:o="urn:schemas-microsoft-com:office:office" xmlns:r="http://schemas.openxmlformats.org/officeDocument/2006/relationships" xmlns:v="urn:schemas-microsoft-com:vml" xmlns:w="http://schemas.openxmlformats.org/wordprocessingml/2006/main" xmlns:w10="urn:schemas-microsoft-com:office:word" xmlns:wp="http://schemas.openxmlformats.org/drawingml/2006/wordprocessingDrawing" xmlns:pic="http://schemas.openxmlformats.org/drawingml/2006/picture" xmlns:wps="http://schemas.microsoft.com/office/word/2010/wordprocessingShape" xmlns:wpg="http://schemas.microsoft.com/office/word/2010/wordprocessingGroup" xmlns:mc="http://schemas.openxmlformats.org/markup-compatibility/2006" xmlns:wp14="http://schemas.microsoft.com/office/word/2010/wordprocessingDrawing" xmlns:w14="http://schemas.microsoft.com/office/word/2010/wordml" xmlns:w15="http://schemas.microsoft.com/office/word/2012/wordml" mc:Ignorable="w14 wp14 w15">
+  <w:p>
+    <w:pPr>
+      <w:pStyle w:val="Header"/>
+      <w:rPr/>
+    </w:pPr>
+    <w:r>
+      <w:rPr/>
       <w:drawing>
-        <wp:anchor distT="0" distB="0" distL="0" distR="0" simplePos="0" relativeHeight="23" behindDoc="0" locked="0" layoutInCell="0" allowOverlap="1">
+        <wp:anchor distT="0" distB="0" distL="0" distR="0" simplePos="0" relativeHeight="28" behindDoc="1" locked="0" layoutInCell="0" allowOverlap="1">
           <wp:simplePos x="0" y="0"/>
           <wp:positionH relativeFrom="column">
             <wp:posOffset>-720090</wp:posOffset>
@@ -1979,7 +1998,7 @@
 </w:hdr>
 </file>
 
-<file path=word/header2.xml><?xml version="1.0" encoding="utf-8"?>
+<file path=word/header3.xml><?xml version="1.0" encoding="utf-8"?>
 <w:hdr xmlns:o="urn:schemas-microsoft-com:office:office" xmlns:r="http://schemas.openxmlformats.org/officeDocument/2006/relationships" xmlns:v="urn:schemas-microsoft-com:vml" xmlns:w="http://schemas.openxmlformats.org/wordprocessingml/2006/main" xmlns:w10="urn:schemas-microsoft-com:office:word" xmlns:wp="http://schemas.openxmlformats.org/drawingml/2006/wordprocessingDrawing" xmlns:pic="http://schemas.openxmlformats.org/drawingml/2006/picture" xmlns:wps="http://schemas.microsoft.com/office/word/2010/wordprocessingShape" xmlns:wpg="http://schemas.microsoft.com/office/word/2010/wordprocessingGroup" xmlns:mc="http://schemas.openxmlformats.org/markup-compatibility/2006" xmlns:wp14="http://schemas.microsoft.com/office/word/2010/wordprocessingDrawing" xmlns:w14="http://schemas.microsoft.com/office/word/2010/wordml" xmlns:w15="http://schemas.microsoft.com/office/word/2012/wordml" mc:Ignorable="w14 wp14 w15">
   <w:p>
     <w:pPr>
@@ -1999,7 +2018,6 @@
     <w:lvl w:ilvl="0">
       <w:start w:val="1"/>
       <w:numFmt w:val="none"/>
-      <w:pStyle w:val="Heading1"/>
       <w:suff w:val="nothing"/>
       <w:lvlText w:val=""/>
       <w:lvlJc w:val="start"/>
@@ -2009,22 +2027,9 @@
         </w:tabs>
         <w:ind w:start="0" w:hanging="0"/>
       </w:pPr>
+      <w:rPr/>
     </w:lvl>
     <w:lvl w:ilvl="1">
-      <w:start w:val="1"/>
-      <w:numFmt w:val="none"/>
-      <w:pStyle w:val="Heading2"/>
-      <w:suff w:val="nothing"/>
-      <w:lvlText w:val=""/>
-      <w:lvlJc w:val="start"/>
-      <w:pPr>
-        <w:tabs>
-          <w:tab w:val="num" w:pos="0"/>
-        </w:tabs>
-        <w:ind w:start="0" w:hanging="0"/>
-      </w:pPr>
-    </w:lvl>
-    <w:lvl w:ilvl="2">
       <w:start w:val="1"/>
       <w:numFmt w:val="none"/>
       <w:suff w:val="nothing"/>
@@ -2036,8 +2041,9 @@
         </w:tabs>
         <w:ind w:start="0" w:hanging="0"/>
       </w:pPr>
-    </w:lvl>
-    <w:lvl w:ilvl="3">
+      <w:rPr/>
+    </w:lvl>
+    <w:lvl w:ilvl="2">
       <w:start w:val="1"/>
       <w:numFmt w:val="none"/>
       <w:suff w:val="nothing"/>
@@ -2049,8 +2055,9 @@
         </w:tabs>
         <w:ind w:start="0" w:hanging="0"/>
       </w:pPr>
-    </w:lvl>
-    <w:lvl w:ilvl="4">
+      <w:rPr/>
+    </w:lvl>
+    <w:lvl w:ilvl="3">
       <w:start w:val="1"/>
       <w:numFmt w:val="none"/>
       <w:suff w:val="nothing"/>
@@ -2062,8 +2069,9 @@
         </w:tabs>
         <w:ind w:start="0" w:hanging="0"/>
       </w:pPr>
-    </w:lvl>
-    <w:lvl w:ilvl="5">
+      <w:rPr/>
+    </w:lvl>
+    <w:lvl w:ilvl="4">
       <w:start w:val="1"/>
       <w:numFmt w:val="none"/>
       <w:suff w:val="nothing"/>
@@ -2075,8 +2083,9 @@
         </w:tabs>
         <w:ind w:start="0" w:hanging="0"/>
       </w:pPr>
-    </w:lvl>
-    <w:lvl w:ilvl="6">
+      <w:rPr/>
+    </w:lvl>
+    <w:lvl w:ilvl="5">
       <w:start w:val="1"/>
       <w:numFmt w:val="none"/>
       <w:suff w:val="nothing"/>
@@ -2088,8 +2097,9 @@
         </w:tabs>
         <w:ind w:start="0" w:hanging="0"/>
       </w:pPr>
-    </w:lvl>
-    <w:lvl w:ilvl="7">
+      <w:rPr/>
+    </w:lvl>
+    <w:lvl w:ilvl="6">
       <w:start w:val="1"/>
       <w:numFmt w:val="none"/>
       <w:suff w:val="nothing"/>
@@ -2101,8 +2111,9 @@
         </w:tabs>
         <w:ind w:start="0" w:hanging="0"/>
       </w:pPr>
-    </w:lvl>
-    <w:lvl w:ilvl="8">
+      <w:rPr/>
+    </w:lvl>
+    <w:lvl w:ilvl="7">
       <w:start w:val="1"/>
       <w:numFmt w:val="none"/>
       <w:suff w:val="nothing"/>
@@ -2114,6 +2125,21 @@
         </w:tabs>
         <w:ind w:start="0" w:hanging="0"/>
       </w:pPr>
+      <w:rPr/>
+    </w:lvl>
+    <w:lvl w:ilvl="8">
+      <w:start w:val="1"/>
+      <w:numFmt w:val="none"/>
+      <w:suff w:val="nothing"/>
+      <w:lvlText w:val=""/>
+      <w:lvlJc w:val="start"/>
+      <w:pPr>
+        <w:tabs>
+          <w:tab w:val="num" w:pos="0"/>
+        </w:tabs>
+        <w:ind w:start="0" w:hanging="0"/>
+      </w:pPr>
+      <w:rPr/>
     </w:lvl>
   </w:abstractNum>
   <w:abstractNum w:abstractNumId="2">
@@ -2261,9 +2287,9 @@
       <w:lvlJc w:val="start"/>
       <w:pPr>
         <w:tabs>
-          <w:tab w:val="num" w:pos="720"/>
-        </w:tabs>
-        <w:ind w:start="720" w:hanging="360"/>
+          <w:tab w:val="num" w:pos="709"/>
+        </w:tabs>
+        <w:ind w:start="709" w:hanging="283"/>
       </w:pPr>
       <w:rPr/>
     </w:lvl>
@@ -2274,9 +2300,9 @@
       <w:lvlJc w:val="start"/>
       <w:pPr>
         <w:tabs>
-          <w:tab w:val="num" w:pos="1080"/>
-        </w:tabs>
-        <w:ind w:start="1080" w:hanging="360"/>
+          <w:tab w:val="num" w:pos="1418"/>
+        </w:tabs>
+        <w:ind w:start="1418" w:hanging="283"/>
       </w:pPr>
       <w:rPr/>
     </w:lvl>
@@ -2287,9 +2313,9 @@
       <w:lvlJc w:val="start"/>
       <w:pPr>
         <w:tabs>
-          <w:tab w:val="num" w:pos="1440"/>
-        </w:tabs>
-        <w:ind w:start="1440" w:hanging="360"/>
+          <w:tab w:val="num" w:pos="2127"/>
+        </w:tabs>
+        <w:ind w:start="2127" w:hanging="283"/>
       </w:pPr>
       <w:rPr/>
     </w:lvl>
@@ -2300,9 +2326,9 @@
       <w:lvlJc w:val="start"/>
       <w:pPr>
         <w:tabs>
-          <w:tab w:val="num" w:pos="1800"/>
-        </w:tabs>
-        <w:ind w:start="1800" w:hanging="360"/>
+          <w:tab w:val="num" w:pos="2836"/>
+        </w:tabs>
+        <w:ind w:start="2836" w:hanging="283"/>
       </w:pPr>
       <w:rPr/>
     </w:lvl>
@@ -2313,9 +2339,9 @@
       <w:lvlJc w:val="start"/>
       <w:pPr>
         <w:tabs>
-          <w:tab w:val="num" w:pos="2160"/>
-        </w:tabs>
-        <w:ind w:start="2160" w:hanging="360"/>
+          <w:tab w:val="num" w:pos="3545"/>
+        </w:tabs>
+        <w:ind w:start="3545" w:hanging="283"/>
       </w:pPr>
       <w:rPr/>
     </w:lvl>
@@ -2326,9 +2352,9 @@
       <w:lvlJc w:val="start"/>
       <w:pPr>
         <w:tabs>
-          <w:tab w:val="num" w:pos="2520"/>
-        </w:tabs>
-        <w:ind w:start="2520" w:hanging="360"/>
+          <w:tab w:val="num" w:pos="4254"/>
+        </w:tabs>
+        <w:ind w:start="4254" w:hanging="283"/>
       </w:pPr>
       <w:rPr/>
     </w:lvl>
@@ -2339,9 +2365,9 @@
       <w:lvlJc w:val="start"/>
       <w:pPr>
         <w:tabs>
-          <w:tab w:val="num" w:pos="2880"/>
-        </w:tabs>
-        <w:ind w:start="2880" w:hanging="360"/>
+          <w:tab w:val="num" w:pos="4963"/>
+        </w:tabs>
+        <w:ind w:start="4963" w:hanging="283"/>
       </w:pPr>
       <w:rPr/>
     </w:lvl>
@@ -2352,9 +2378,9 @@
       <w:lvlJc w:val="start"/>
       <w:pPr>
         <w:tabs>
-          <w:tab w:val="num" w:pos="3240"/>
-        </w:tabs>
-        <w:ind w:start="3240" w:hanging="360"/>
+          <w:tab w:val="num" w:pos="5672"/>
+        </w:tabs>
+        <w:ind w:start="5672" w:hanging="283"/>
       </w:pPr>
       <w:rPr/>
     </w:lvl>
@@ -2365,9 +2391,9 @@
       <w:lvlJc w:val="start"/>
       <w:pPr>
         <w:tabs>
-          <w:tab w:val="num" w:pos="3600"/>
-        </w:tabs>
-        <w:ind w:start="3600" w:hanging="360"/>
+          <w:tab w:val="num" w:pos="6381"/>
+        </w:tabs>
+        <w:ind w:start="6381" w:hanging="283"/>
       </w:pPr>
       <w:rPr/>
     </w:lvl>
@@ -2375,120 +2401,120 @@
   <w:abstractNum w:abstractNumId="4">
     <w:lvl w:ilvl="0">
       <w:start w:val="1"/>
-      <w:numFmt w:val="decimal"/>
-      <w:lvlText w:val="%1."/>
-      <w:lvlJc w:val="start"/>
-      <w:pPr>
-        <w:tabs>
-          <w:tab w:val="num" w:pos="709"/>
-        </w:tabs>
-        <w:ind w:start="709" w:hanging="283"/>
-      </w:pPr>
-      <w:rPr/>
+      <w:numFmt w:val="none"/>
+      <w:suff w:val="nothing"/>
+      <w:lvlText w:val=""/>
+      <w:lvlJc w:val="start"/>
+      <w:pPr>
+        <w:tabs>
+          <w:tab w:val="num" w:pos="0"/>
+        </w:tabs>
+        <w:ind w:start="0" w:hanging="0"/>
+      </w:pPr>
     </w:lvl>
     <w:lvl w:ilvl="1">
       <w:start w:val="1"/>
-      <w:numFmt w:val="decimal"/>
-      <w:lvlText w:val="%2."/>
-      <w:lvlJc w:val="start"/>
-      <w:pPr>
-        <w:tabs>
-          <w:tab w:val="num" w:pos="1418"/>
-        </w:tabs>
-        <w:ind w:start="1418" w:hanging="283"/>
-      </w:pPr>
-      <w:rPr/>
+      <w:numFmt w:val="none"/>
+      <w:suff w:val="nothing"/>
+      <w:lvlText w:val=""/>
+      <w:lvlJc w:val="start"/>
+      <w:pPr>
+        <w:tabs>
+          <w:tab w:val="num" w:pos="0"/>
+        </w:tabs>
+        <w:ind w:start="0" w:hanging="0"/>
+      </w:pPr>
     </w:lvl>
     <w:lvl w:ilvl="2">
       <w:start w:val="1"/>
-      <w:numFmt w:val="decimal"/>
-      <w:lvlText w:val="%3."/>
-      <w:lvlJc w:val="start"/>
-      <w:pPr>
-        <w:tabs>
-          <w:tab w:val="num" w:pos="2127"/>
-        </w:tabs>
-        <w:ind w:start="2127" w:hanging="283"/>
-      </w:pPr>
-      <w:rPr/>
+      <w:numFmt w:val="none"/>
+      <w:suff w:val="nothing"/>
+      <w:lvlText w:val=""/>
+      <w:lvlJc w:val="start"/>
+      <w:pPr>
+        <w:tabs>
+          <w:tab w:val="num" w:pos="0"/>
+        </w:tabs>
+        <w:ind w:start="0" w:hanging="0"/>
+      </w:pPr>
     </w:lvl>
     <w:lvl w:ilvl="3">
       <w:start w:val="1"/>
-      <w:numFmt w:val="decimal"/>
-      <w:lvlText w:val="%4."/>
-      <w:lvlJc w:val="start"/>
-      <w:pPr>
-        <w:tabs>
-          <w:tab w:val="num" w:pos="2836"/>
-        </w:tabs>
-        <w:ind w:start="2836" w:hanging="283"/>
-      </w:pPr>
-      <w:rPr/>
+      <w:numFmt w:val="none"/>
+      <w:suff w:val="nothing"/>
+      <w:lvlText w:val=""/>
+      <w:lvlJc w:val="start"/>
+      <w:pPr>
+        <w:tabs>
+          <w:tab w:val="num" w:pos="0"/>
+        </w:tabs>
+        <w:ind w:start="0" w:hanging="0"/>
+      </w:pPr>
     </w:lvl>
     <w:lvl w:ilvl="4">
       <w:start w:val="1"/>
-      <w:numFmt w:val="decimal"/>
-      <w:lvlText w:val="%5."/>
-      <w:lvlJc w:val="start"/>
-      <w:pPr>
-        <w:tabs>
-          <w:tab w:val="num" w:pos="3545"/>
-        </w:tabs>
-        <w:ind w:start="3545" w:hanging="283"/>
-      </w:pPr>
-      <w:rPr/>
+      <w:numFmt w:val="none"/>
+      <w:suff w:val="nothing"/>
+      <w:lvlText w:val=""/>
+      <w:lvlJc w:val="start"/>
+      <w:pPr>
+        <w:tabs>
+          <w:tab w:val="num" w:pos="0"/>
+        </w:tabs>
+        <w:ind w:start="0" w:hanging="0"/>
+      </w:pPr>
     </w:lvl>
     <w:lvl w:ilvl="5">
       <w:start w:val="1"/>
-      <w:numFmt w:val="decimal"/>
-      <w:lvlText w:val="%6."/>
-      <w:lvlJc w:val="start"/>
-      <w:pPr>
-        <w:tabs>
-          <w:tab w:val="num" w:pos="4254"/>
-        </w:tabs>
-        <w:ind w:start="4254" w:hanging="283"/>
-      </w:pPr>
-      <w:rPr/>
+      <w:numFmt w:val="none"/>
+      <w:suff w:val="nothing"/>
+      <w:lvlText w:val=""/>
+      <w:lvlJc w:val="start"/>
+      <w:pPr>
+        <w:tabs>
+          <w:tab w:val="num" w:pos="0"/>
+        </w:tabs>
+        <w:ind w:start="0" w:hanging="0"/>
+      </w:pPr>
     </w:lvl>
     <w:lvl w:ilvl="6">
       <w:start w:val="1"/>
-      <w:numFmt w:val="decimal"/>
-      <w:lvlText w:val="%7."/>
-      <w:lvlJc w:val="start"/>
-      <w:pPr>
-        <w:tabs>
-          <w:tab w:val="num" w:pos="4963"/>
-        </w:tabs>
-        <w:ind w:start="4963" w:hanging="283"/>
-      </w:pPr>
-      <w:rPr/>
+      <w:numFmt w:val="none"/>
+      <w:suff w:val="nothing"/>
+      <w:lvlText w:val=""/>
+      <w:lvlJc w:val="start"/>
+      <w:pPr>
+        <w:tabs>
+          <w:tab w:val="num" w:pos="0"/>
+        </w:tabs>
+        <w:ind w:start="0" w:hanging="0"/>
+      </w:pPr>
     </w:lvl>
     <w:lvl w:ilvl="7">
       <w:start w:val="1"/>
-      <w:numFmt w:val="decimal"/>
-      <w:lvlText w:val="%8."/>
-      <w:lvlJc w:val="start"/>
-      <w:pPr>
-        <w:tabs>
-          <w:tab w:val="num" w:pos="5672"/>
-        </w:tabs>
-        <w:ind w:start="5672" w:hanging="283"/>
-      </w:pPr>
-      <w:rPr/>
+      <w:numFmt w:val="none"/>
+      <w:suff w:val="nothing"/>
+      <w:lvlText w:val=""/>
+      <w:lvlJc w:val="start"/>
+      <w:pPr>
+        <w:tabs>
+          <w:tab w:val="num" w:pos="0"/>
+        </w:tabs>
+        <w:ind w:start="0" w:hanging="0"/>
+      </w:pPr>
     </w:lvl>
     <w:lvl w:ilvl="8">
       <w:start w:val="1"/>
-      <w:numFmt w:val="decimal"/>
-      <w:lvlText w:val="%9."/>
-      <w:lvlJc w:val="start"/>
-      <w:pPr>
-        <w:tabs>
-          <w:tab w:val="num" w:pos="6381"/>
-        </w:tabs>
-        <w:ind w:start="6381" w:hanging="283"/>
-      </w:pPr>
-      <w:rPr/>
+      <w:numFmt w:val="none"/>
+      <w:suff w:val="nothing"/>
+      <w:lvlText w:val=""/>
+      <w:lvlJc w:val="start"/>
+      <w:pPr>
+        <w:tabs>
+          <w:tab w:val="num" w:pos="0"/>
+        </w:tabs>
+        <w:ind w:start="0" w:hanging="0"/>
+      </w:pPr>
     </w:lvl>
   </w:abstractNum>
   <w:num w:numId="1">
@@ -2624,6 +2650,11 @@
   </w:style>
   <w:style w:type="character" w:styleId="Enlacedelndice">
     <w:name w:val="Enlace del índice"/>
+    <w:qFormat/>
+    <w:rPr/>
+  </w:style>
+  <w:style w:type="character" w:styleId="Enlacedelndiceuser">
+    <w:name w:val="Enlace del índice (user)"/>
     <w:qFormat/>
     <w:rPr/>
   </w:style>
